--- a/Slot3/Lab 1.docx
+++ b/Slot3/Lab 1.docx
@@ -1,6 +1,6 @@
 
 <file path=word/document.xml><?xml version="1.0" encoding="utf-8"?>
-<w:document xmlns:wpc="http://schemas.microsoft.com/office/word/2010/wordprocessingCanvas" xmlns:cx="http://schemas.microsoft.com/office/drawing/2014/chartex" xmlns:mc="http://schemas.openxmlformats.org/markup-compatibility/2006" xmlns:o="urn:schemas-microsoft-com:office:office" xmlns:r="http://schemas.openxmlformats.org/officeDocument/2006/relationships" xmlns:m="http://schemas.openxmlformats.org/officeDocument/2006/math" xmlns:v="urn:schemas-microsoft-com:vml" xmlns:wp14="http://schemas.microsoft.com/office/word/2010/wordprocessingDrawing" xmlns:wp="http://schemas.openxmlformats.org/drawingml/2006/wordprocessingDrawing" xmlns:w10="urn:schemas-microsoft-com:office:word" xmlns:w="http://schemas.openxmlformats.org/wordprocessingml/2006/main" xmlns:w14="http://schemas.microsoft.com/office/word/2010/wordml" xmlns:w15="http://schemas.microsoft.com/office/word/2012/wordml" xmlns:w16se="http://schemas.microsoft.com/office/word/2015/wordml/symex" xmlns:wpg="http://schemas.microsoft.com/office/word/2010/wordprocessingGroup" xmlns:wpi="http://schemas.microsoft.com/office/word/2010/wordprocessingInk" xmlns:wne="http://schemas.microsoft.com/office/word/2006/wordml" xmlns:wps="http://schemas.microsoft.com/office/word/2010/wordprocessingShape" mc:Ignorable="w14 w15 w16se wp14">
+<w:document xmlns:wpc="http://schemas.microsoft.com/office/word/2010/wordprocessingCanvas" xmlns:cx="http://schemas.microsoft.com/office/drawing/2014/chartex" xmlns:cx1="http://schemas.microsoft.com/office/drawing/2015/9/8/chartex" xmlns:cx2="http://schemas.microsoft.com/office/drawing/2015/10/21/chartex" xmlns:cx3="http://schemas.microsoft.com/office/drawing/2016/5/9/chartex" xmlns:cx4="http://schemas.microsoft.com/office/drawing/2016/5/10/chartex" xmlns:cx5="http://schemas.microsoft.com/office/drawing/2016/5/11/chartex" xmlns:cx6="http://schemas.microsoft.com/office/drawing/2016/5/12/chartex" xmlns:cx7="http://schemas.microsoft.com/office/drawing/2016/5/13/chartex" xmlns:cx8="http://schemas.microsoft.com/office/drawing/2016/5/14/chartex" xmlns:mc="http://schemas.openxmlformats.org/markup-compatibility/2006" xmlns:aink="http://schemas.microsoft.com/office/drawing/2016/ink" xmlns:am3d="http://schemas.microsoft.com/office/drawing/2017/model3d" xmlns:o="urn:schemas-microsoft-com:office:office" xmlns:oel="http://schemas.microsoft.com/office/2019/extlst" xmlns:r="http://schemas.openxmlformats.org/officeDocument/2006/relationships" xmlns:m="http://schemas.openxmlformats.org/officeDocument/2006/math" xmlns:v="urn:schemas-microsoft-com:vml" xmlns:wp14="http://schemas.microsoft.com/office/word/2010/wordprocessingDrawing" xmlns:wp="http://schemas.openxmlformats.org/drawingml/2006/wordprocessingDrawing" xmlns:w10="urn:schemas-microsoft-com:office:word" xmlns:w="http://schemas.openxmlformats.org/wordprocessingml/2006/main" xmlns:w14="http://schemas.microsoft.com/office/word/2010/wordml" xmlns:w15="http://schemas.microsoft.com/office/word/2012/wordml" xmlns:w16cex="http://schemas.microsoft.com/office/word/2018/wordml/cex" xmlns:w16cid="http://schemas.microsoft.com/office/word/2016/wordml/cid" xmlns:w16="http://schemas.microsoft.com/office/word/2018/wordml" xmlns:w16du="http://schemas.microsoft.com/office/word/2023/wordml/word16du" xmlns:w16sdtdh="http://schemas.microsoft.com/office/word/2020/wordml/sdtdatahash" xmlns:w16sdtfl="http://schemas.microsoft.com/office/word/2024/wordml/sdtformatlock" xmlns:w16se="http://schemas.microsoft.com/office/word/2015/wordml/symex" xmlns:wpg="http://schemas.microsoft.com/office/word/2010/wordprocessingGroup" xmlns:wpi="http://schemas.microsoft.com/office/word/2010/wordprocessingInk" xmlns:wne="http://schemas.microsoft.com/office/word/2006/wordml" xmlns:wps="http://schemas.microsoft.com/office/word/2010/wordprocessingShape" mc:Ignorable="w14 w15 w16se w16cid w16 w16cex w16sdtdh w16sdtfl w16du wp14">
   <w:body>
     <w:p>
       <w:pPr>
@@ -107,8 +107,6 @@
         </w:rPr>
         <w:t xml:space="preserve"> and ES6 in React to complete all exercises 1. </w:t>
       </w:r>
-      <w:bookmarkStart w:id="0" w:name="_GoBack"/>
-      <w:bookmarkEnd w:id="0"/>
     </w:p>
     <w:p>
       <w:pPr>
@@ -255,23 +253,13 @@
           <w:szCs w:val="20"/>
         </w:rPr>
       </w:pPr>
-      <w:proofErr w:type="spellStart"/>
-      <w:r>
-        <w:rPr>
-          <w:rFonts w:ascii="Courier New" w:eastAsia="Times New Roman" w:hAnsi="Courier New" w:cs="Courier New"/>
-          <w:sz w:val="20"/>
-          <w:szCs w:val="20"/>
-        </w:rPr>
-        <w:t>const</w:t>
-      </w:r>
-      <w:proofErr w:type="spellEnd"/>
-      <w:r>
-        <w:rPr>
-          <w:rFonts w:ascii="Courier New" w:eastAsia="Times New Roman" w:hAnsi="Courier New" w:cs="Courier New"/>
-          <w:sz w:val="20"/>
-          <w:szCs w:val="20"/>
-        </w:rPr>
-        <w:t xml:space="preserve"> employee = </w:t>
+      <w:r>
+        <w:rPr>
+          <w:rFonts w:ascii="Courier New" w:eastAsia="Times New Roman" w:hAnsi="Courier New" w:cs="Courier New"/>
+          <w:sz w:val="20"/>
+          <w:szCs w:val="20"/>
+        </w:rPr>
+        <w:t xml:space="preserve">const employee = </w:t>
       </w:r>
       <w:proofErr w:type="gramStart"/>
       <w:r>
@@ -289,7 +277,25 @@
           <w:sz w:val="20"/>
           <w:szCs w:val="20"/>
         </w:rPr>
-        <w:t>: "John Doe", age: 30, department: "IT" };</w:t>
+        <w:t>: "John Doe", age: 30, department: "IT</w:t>
+      </w:r>
+      <w:proofErr w:type="gramStart"/>
+      <w:r>
+        <w:rPr>
+          <w:rFonts w:ascii="Courier New" w:eastAsia="Times New Roman" w:hAnsi="Courier New" w:cs="Courier New"/>
+          <w:sz w:val="20"/>
+          <w:szCs w:val="20"/>
+        </w:rPr>
+        <w:t>" }</w:t>
+      </w:r>
+      <w:proofErr w:type="gramEnd"/>
+      <w:r>
+        <w:rPr>
+          <w:rFonts w:ascii="Courier New" w:eastAsia="Times New Roman" w:hAnsi="Courier New" w:cs="Courier New"/>
+          <w:sz w:val="20"/>
+          <w:szCs w:val="20"/>
+        </w:rPr>
+        <w:t>;</w:t>
       </w:r>
     </w:p>
     <w:p>
@@ -363,6 +369,418 @@
     </w:p>
     <w:p>
       <w:pPr>
+        <w:spacing w:before="100" w:beforeAutospacing="1" w:after="100" w:afterAutospacing="1" w:line="240" w:lineRule="auto"/>
+        <w:rPr>
+          <w:rFonts w:eastAsia="Times New Roman" w:cs="Times New Roman"/>
+          <w:sz w:val="24"/>
+          <w:szCs w:val="24"/>
+        </w:rPr>
+      </w:pPr>
+      <w:r>
+        <w:rPr>
+          <w:rFonts w:eastAsia="Times New Roman" w:cs="Times New Roman"/>
+          <w:sz w:val="24"/>
+          <w:szCs w:val="24"/>
+        </w:rPr>
+        <w:t>import React from 'react</w:t>
+      </w:r>
+      <w:proofErr w:type="gramStart"/>
+      <w:r>
+        <w:rPr>
+          <w:rFonts w:eastAsia="Times New Roman" w:cs="Times New Roman"/>
+          <w:sz w:val="24"/>
+          <w:szCs w:val="24"/>
+        </w:rPr>
+        <w:t>';</w:t>
+      </w:r>
+      <w:proofErr w:type="gramEnd"/>
+    </w:p>
+    <w:p>
+      <w:pPr>
+        <w:spacing w:before="100" w:beforeAutospacing="1" w:after="100" w:afterAutospacing="1" w:line="240" w:lineRule="auto"/>
+        <w:rPr>
+          <w:rFonts w:eastAsia="Times New Roman" w:cs="Times New Roman"/>
+          <w:sz w:val="24"/>
+          <w:szCs w:val="24"/>
+        </w:rPr>
+      </w:pPr>
+    </w:p>
+    <w:p>
+      <w:pPr>
+        <w:spacing w:before="100" w:beforeAutospacing="1" w:after="100" w:afterAutospacing="1" w:line="240" w:lineRule="auto"/>
+        <w:rPr>
+          <w:rFonts w:eastAsia="Times New Roman" w:cs="Times New Roman"/>
+          <w:sz w:val="24"/>
+          <w:szCs w:val="24"/>
+        </w:rPr>
+      </w:pPr>
+      <w:r>
+        <w:rPr>
+          <w:rFonts w:eastAsia="Times New Roman" w:cs="Times New Roman"/>
+          <w:sz w:val="24"/>
+          <w:szCs w:val="24"/>
+        </w:rPr>
+        <w:t>const Exercise1 = () =&gt; {</w:t>
+      </w:r>
+    </w:p>
+    <w:p>
+      <w:pPr>
+        <w:spacing w:before="100" w:beforeAutospacing="1" w:after="100" w:afterAutospacing="1" w:line="240" w:lineRule="auto"/>
+        <w:rPr>
+          <w:rFonts w:eastAsia="Times New Roman" w:cs="Times New Roman"/>
+          <w:sz w:val="24"/>
+          <w:szCs w:val="24"/>
+        </w:rPr>
+      </w:pPr>
+      <w:r>
+        <w:rPr>
+          <w:rFonts w:eastAsia="Times New Roman" w:cs="Times New Roman"/>
+          <w:sz w:val="24"/>
+          <w:szCs w:val="24"/>
+        </w:rPr>
+        <w:t xml:space="preserve">  const employee = </w:t>
+      </w:r>
+      <w:proofErr w:type="gramStart"/>
+      <w:r>
+        <w:rPr>
+          <w:rFonts w:eastAsia="Times New Roman" w:cs="Times New Roman"/>
+          <w:sz w:val="24"/>
+          <w:szCs w:val="24"/>
+        </w:rPr>
+        <w:t>{ name</w:t>
+      </w:r>
+      <w:proofErr w:type="gramEnd"/>
+      <w:r>
+        <w:rPr>
+          <w:rFonts w:eastAsia="Times New Roman" w:cs="Times New Roman"/>
+          <w:sz w:val="24"/>
+          <w:szCs w:val="24"/>
+        </w:rPr>
+        <w:t>: "John Doe", age: 30, department: "IT</w:t>
+      </w:r>
+      <w:proofErr w:type="gramStart"/>
+      <w:r>
+        <w:rPr>
+          <w:rFonts w:eastAsia="Times New Roman" w:cs="Times New Roman"/>
+          <w:sz w:val="24"/>
+          <w:szCs w:val="24"/>
+        </w:rPr>
+        <w:t>" }</w:t>
+      </w:r>
+      <w:proofErr w:type="gramEnd"/>
+      <w:r>
+        <w:rPr>
+          <w:rFonts w:eastAsia="Times New Roman" w:cs="Times New Roman"/>
+          <w:sz w:val="24"/>
+          <w:szCs w:val="24"/>
+        </w:rPr>
+        <w:t>;</w:t>
+      </w:r>
+    </w:p>
+    <w:p>
+      <w:pPr>
+        <w:spacing w:before="100" w:beforeAutospacing="1" w:after="100" w:afterAutospacing="1" w:line="240" w:lineRule="auto"/>
+        <w:rPr>
+          <w:rFonts w:eastAsia="Times New Roman" w:cs="Times New Roman"/>
+          <w:sz w:val="24"/>
+          <w:szCs w:val="24"/>
+        </w:rPr>
+      </w:pPr>
+      <w:r>
+        <w:rPr>
+          <w:rFonts w:eastAsia="Times New Roman" w:cs="Times New Roman"/>
+          <w:sz w:val="24"/>
+          <w:szCs w:val="24"/>
+        </w:rPr>
+        <w:t xml:space="preserve">  const </w:t>
+      </w:r>
+      <w:proofErr w:type="gramStart"/>
+      <w:r>
+        <w:rPr>
+          <w:rFonts w:eastAsia="Times New Roman" w:cs="Times New Roman"/>
+          <w:sz w:val="24"/>
+          <w:szCs w:val="24"/>
+        </w:rPr>
+        <w:t>{ name</w:t>
+      </w:r>
+      <w:proofErr w:type="gramEnd"/>
+      <w:r>
+        <w:rPr>
+          <w:rFonts w:eastAsia="Times New Roman" w:cs="Times New Roman"/>
+          <w:sz w:val="24"/>
+          <w:szCs w:val="24"/>
+        </w:rPr>
+        <w:t xml:space="preserve">, age, </w:t>
+      </w:r>
+      <w:proofErr w:type="gramStart"/>
+      <w:r>
+        <w:rPr>
+          <w:rFonts w:eastAsia="Times New Roman" w:cs="Times New Roman"/>
+          <w:sz w:val="24"/>
+          <w:szCs w:val="24"/>
+        </w:rPr>
+        <w:t>department }</w:t>
+      </w:r>
+      <w:proofErr w:type="gramEnd"/>
+      <w:r>
+        <w:rPr>
+          <w:rFonts w:eastAsia="Times New Roman" w:cs="Times New Roman"/>
+          <w:sz w:val="24"/>
+          <w:szCs w:val="24"/>
+        </w:rPr>
+        <w:t xml:space="preserve"> = </w:t>
+      </w:r>
+      <w:proofErr w:type="gramStart"/>
+      <w:r>
+        <w:rPr>
+          <w:rFonts w:eastAsia="Times New Roman" w:cs="Times New Roman"/>
+          <w:sz w:val="24"/>
+          <w:szCs w:val="24"/>
+        </w:rPr>
+        <w:t>employee;</w:t>
+      </w:r>
+      <w:proofErr w:type="gramEnd"/>
+    </w:p>
+    <w:p>
+      <w:pPr>
+        <w:spacing w:before="100" w:beforeAutospacing="1" w:after="100" w:afterAutospacing="1" w:line="240" w:lineRule="auto"/>
+        <w:rPr>
+          <w:rFonts w:eastAsia="Times New Roman" w:cs="Times New Roman"/>
+          <w:sz w:val="24"/>
+          <w:szCs w:val="24"/>
+        </w:rPr>
+      </w:pPr>
+    </w:p>
+    <w:p>
+      <w:pPr>
+        <w:spacing w:before="100" w:beforeAutospacing="1" w:after="100" w:afterAutospacing="1" w:line="240" w:lineRule="auto"/>
+        <w:rPr>
+          <w:rFonts w:eastAsia="Times New Roman" w:cs="Times New Roman"/>
+          <w:sz w:val="24"/>
+          <w:szCs w:val="24"/>
+        </w:rPr>
+      </w:pPr>
+      <w:r>
+        <w:rPr>
+          <w:rFonts w:eastAsia="Times New Roman" w:cs="Times New Roman"/>
+          <w:sz w:val="24"/>
+          <w:szCs w:val="24"/>
+        </w:rPr>
+        <w:t>  return (</w:t>
+      </w:r>
+    </w:p>
+    <w:p>
+      <w:pPr>
+        <w:spacing w:before="100" w:beforeAutospacing="1" w:after="100" w:afterAutospacing="1" w:line="240" w:lineRule="auto"/>
+        <w:rPr>
+          <w:rFonts w:eastAsia="Times New Roman" w:cs="Times New Roman"/>
+          <w:sz w:val="24"/>
+          <w:szCs w:val="24"/>
+        </w:rPr>
+      </w:pPr>
+      <w:r>
+        <w:rPr>
+          <w:rFonts w:eastAsia="Times New Roman" w:cs="Times New Roman"/>
+          <w:sz w:val="24"/>
+          <w:szCs w:val="24"/>
+        </w:rPr>
+        <w:t>    &lt;div&gt;</w:t>
+      </w:r>
+    </w:p>
+    <w:p>
+      <w:pPr>
+        <w:spacing w:before="100" w:beforeAutospacing="1" w:after="100" w:afterAutospacing="1" w:line="240" w:lineRule="auto"/>
+        <w:rPr>
+          <w:rFonts w:eastAsia="Times New Roman" w:cs="Times New Roman"/>
+          <w:sz w:val="24"/>
+          <w:szCs w:val="24"/>
+        </w:rPr>
+      </w:pPr>
+      <w:r>
+        <w:rPr>
+          <w:rFonts w:eastAsia="Times New Roman" w:cs="Times New Roman"/>
+          <w:sz w:val="24"/>
+          <w:szCs w:val="24"/>
+        </w:rPr>
+        <w:t>      &lt;h1&gt;{name}&lt;/h1&gt;</w:t>
+      </w:r>
+    </w:p>
+    <w:p>
+      <w:pPr>
+        <w:spacing w:before="100" w:beforeAutospacing="1" w:after="100" w:afterAutospacing="1" w:line="240" w:lineRule="auto"/>
+        <w:rPr>
+          <w:rFonts w:eastAsia="Times New Roman" w:cs="Times New Roman"/>
+          <w:sz w:val="24"/>
+          <w:szCs w:val="24"/>
+        </w:rPr>
+      </w:pPr>
+      <w:r>
+        <w:rPr>
+          <w:rFonts w:eastAsia="Times New Roman" w:cs="Times New Roman"/>
+          <w:sz w:val="24"/>
+          <w:szCs w:val="24"/>
+        </w:rPr>
+        <w:t>      &lt;p&gt;</w:t>
+      </w:r>
+      <w:proofErr w:type="gramStart"/>
+      <w:r>
+        <w:rPr>
+          <w:rFonts w:eastAsia="Times New Roman" w:cs="Times New Roman"/>
+          <w:sz w:val="24"/>
+          <w:szCs w:val="24"/>
+        </w:rPr>
+        <w:t>Age: {</w:t>
+      </w:r>
+      <w:proofErr w:type="gramEnd"/>
+      <w:r>
+        <w:rPr>
+          <w:rFonts w:eastAsia="Times New Roman" w:cs="Times New Roman"/>
+          <w:sz w:val="24"/>
+          <w:szCs w:val="24"/>
+        </w:rPr>
+        <w:t>age}&lt;/p&gt;</w:t>
+      </w:r>
+    </w:p>
+    <w:p>
+      <w:pPr>
+        <w:spacing w:before="100" w:beforeAutospacing="1" w:after="100" w:afterAutospacing="1" w:line="240" w:lineRule="auto"/>
+        <w:rPr>
+          <w:rFonts w:eastAsia="Times New Roman" w:cs="Times New Roman"/>
+          <w:sz w:val="24"/>
+          <w:szCs w:val="24"/>
+        </w:rPr>
+      </w:pPr>
+      <w:r>
+        <w:rPr>
+          <w:rFonts w:eastAsia="Times New Roman" w:cs="Times New Roman"/>
+          <w:sz w:val="24"/>
+          <w:szCs w:val="24"/>
+        </w:rPr>
+        <w:t>      &lt;p&gt;</w:t>
+      </w:r>
+      <w:proofErr w:type="gramStart"/>
+      <w:r>
+        <w:rPr>
+          <w:rFonts w:eastAsia="Times New Roman" w:cs="Times New Roman"/>
+          <w:sz w:val="24"/>
+          <w:szCs w:val="24"/>
+        </w:rPr>
+        <w:t>Department: {</w:t>
+      </w:r>
+      <w:proofErr w:type="gramEnd"/>
+      <w:r>
+        <w:rPr>
+          <w:rFonts w:eastAsia="Times New Roman" w:cs="Times New Roman"/>
+          <w:sz w:val="24"/>
+          <w:szCs w:val="24"/>
+        </w:rPr>
+        <w:t>department}&lt;/p&gt;</w:t>
+      </w:r>
+    </w:p>
+    <w:p>
+      <w:pPr>
+        <w:spacing w:before="100" w:beforeAutospacing="1" w:after="100" w:afterAutospacing="1" w:line="240" w:lineRule="auto"/>
+        <w:rPr>
+          <w:rFonts w:eastAsia="Times New Roman" w:cs="Times New Roman"/>
+          <w:sz w:val="24"/>
+          <w:szCs w:val="24"/>
+        </w:rPr>
+      </w:pPr>
+      <w:r>
+        <w:rPr>
+          <w:rFonts w:eastAsia="Times New Roman" w:cs="Times New Roman"/>
+          <w:sz w:val="24"/>
+          <w:szCs w:val="24"/>
+        </w:rPr>
+        <w:t>    &lt;/div&gt;</w:t>
+      </w:r>
+    </w:p>
+    <w:p>
+      <w:pPr>
+        <w:spacing w:before="100" w:beforeAutospacing="1" w:after="100" w:afterAutospacing="1" w:line="240" w:lineRule="auto"/>
+        <w:rPr>
+          <w:rFonts w:eastAsia="Times New Roman" w:cs="Times New Roman"/>
+          <w:sz w:val="24"/>
+          <w:szCs w:val="24"/>
+        </w:rPr>
+      </w:pPr>
+      <w:r>
+        <w:rPr>
+          <w:rFonts w:eastAsia="Times New Roman" w:cs="Times New Roman"/>
+          <w:sz w:val="24"/>
+          <w:szCs w:val="24"/>
+        </w:rPr>
+        <w:t>  );</w:t>
+      </w:r>
+    </w:p>
+    <w:p>
+      <w:pPr>
+        <w:spacing w:before="100" w:beforeAutospacing="1" w:after="100" w:afterAutospacing="1" w:line="240" w:lineRule="auto"/>
+        <w:rPr>
+          <w:rFonts w:eastAsia="Times New Roman" w:cs="Times New Roman"/>
+          <w:sz w:val="24"/>
+          <w:szCs w:val="24"/>
+        </w:rPr>
+      </w:pPr>
+      <w:r>
+        <w:rPr>
+          <w:rFonts w:eastAsia="Times New Roman" w:cs="Times New Roman"/>
+          <w:sz w:val="24"/>
+          <w:szCs w:val="24"/>
+        </w:rPr>
+        <w:t>};</w:t>
+      </w:r>
+    </w:p>
+    <w:p>
+      <w:pPr>
+        <w:spacing w:before="100" w:beforeAutospacing="1" w:after="100" w:afterAutospacing="1" w:line="240" w:lineRule="auto"/>
+        <w:rPr>
+          <w:rFonts w:eastAsia="Times New Roman" w:cs="Times New Roman"/>
+          <w:sz w:val="24"/>
+          <w:szCs w:val="24"/>
+        </w:rPr>
+      </w:pPr>
+    </w:p>
+    <w:p>
+      <w:pPr>
+        <w:spacing w:before="100" w:beforeAutospacing="1" w:after="100" w:afterAutospacing="1" w:line="240" w:lineRule="auto"/>
+        <w:rPr>
+          <w:rFonts w:eastAsia="Times New Roman" w:cs="Times New Roman"/>
+          <w:sz w:val="24"/>
+          <w:szCs w:val="24"/>
+        </w:rPr>
+      </w:pPr>
+      <w:r>
+        <w:rPr>
+          <w:rFonts w:eastAsia="Times New Roman" w:cs="Times New Roman"/>
+          <w:sz w:val="24"/>
+          <w:szCs w:val="24"/>
+        </w:rPr>
+        <w:t xml:space="preserve">export default </w:t>
+      </w:r>
+      <w:proofErr w:type="gramStart"/>
+      <w:r>
+        <w:rPr>
+          <w:rFonts w:eastAsia="Times New Roman" w:cs="Times New Roman"/>
+          <w:sz w:val="24"/>
+          <w:szCs w:val="24"/>
+        </w:rPr>
+        <w:t>Exercise1;</w:t>
+      </w:r>
+      <w:proofErr w:type="gramEnd"/>
+    </w:p>
+    <w:p>
+      <w:pPr>
+        <w:spacing w:before="100" w:beforeAutospacing="1" w:after="100" w:afterAutospacing="1" w:line="240" w:lineRule="auto"/>
+        <w:rPr>
+          <w:rFonts w:eastAsia="Times New Roman" w:cs="Times New Roman"/>
+          <w:sz w:val="24"/>
+          <w:szCs w:val="24"/>
+        </w:rPr>
+      </w:pPr>
+    </w:p>
+    <w:p>
+      <w:pPr>
         <w:spacing w:line="240" w:lineRule="auto"/>
         <w:rPr>
           <w:rFonts w:eastAsia="Times New Roman" w:cs="Times New Roman"/>
@@ -376,7 +794,8 @@
           <w:sz w:val="24"/>
           <w:szCs w:val="24"/>
         </w:rPr>
-        <w:pict>
+        <w:lastRenderedPageBreak/>
+        <w:pict w14:anchorId="46555257">
           <v:rect id="_x0000_i1025" style="width:0;height:1.5pt" o:hralign="center" o:hrstd="t" o:hr="t" fillcolor="#a0a0a0" stroked="f"/>
         </w:pict>
       </w:r>
@@ -494,25 +913,7 @@
           <w:sz w:val="20"/>
           <w:szCs w:val="20"/>
         </w:rPr>
-        <w:t>&lt;</w:t>
-      </w:r>
-      <w:proofErr w:type="spellStart"/>
-      <w:r>
-        <w:rPr>
-          <w:rFonts w:ascii="Courier New" w:eastAsia="Times New Roman" w:hAnsi="Courier New" w:cs="Courier New"/>
-          <w:sz w:val="20"/>
-          <w:szCs w:val="20"/>
-        </w:rPr>
-        <w:t>ul</w:t>
-      </w:r>
-      <w:proofErr w:type="spellEnd"/>
-      <w:r>
-        <w:rPr>
-          <w:rFonts w:ascii="Courier New" w:eastAsia="Times New Roman" w:hAnsi="Courier New" w:cs="Courier New"/>
-          <w:sz w:val="20"/>
-          <w:szCs w:val="20"/>
-        </w:rPr>
-        <w:t>&gt;</w:t>
+        <w:t>&lt;ul&gt;</w:t>
       </w:r>
       <w:r>
         <w:rPr>
@@ -594,23 +995,13 @@
           <w:szCs w:val="20"/>
         </w:rPr>
       </w:pPr>
-      <w:proofErr w:type="spellStart"/>
-      <w:r>
-        <w:rPr>
-          <w:rFonts w:ascii="Courier New" w:eastAsia="Times New Roman" w:hAnsi="Courier New" w:cs="Courier New"/>
-          <w:sz w:val="20"/>
-          <w:szCs w:val="20"/>
-        </w:rPr>
-        <w:t>const</w:t>
-      </w:r>
-      <w:proofErr w:type="spellEnd"/>
-      <w:r>
-        <w:rPr>
-          <w:rFonts w:ascii="Courier New" w:eastAsia="Times New Roman" w:hAnsi="Courier New" w:cs="Courier New"/>
-          <w:sz w:val="20"/>
-          <w:szCs w:val="20"/>
-        </w:rPr>
-        <w:t xml:space="preserve"> employees = [</w:t>
+      <w:r>
+        <w:rPr>
+          <w:rFonts w:ascii="Courier New" w:eastAsia="Times New Roman" w:hAnsi="Courier New" w:cs="Courier New"/>
+          <w:sz w:val="20"/>
+          <w:szCs w:val="20"/>
+        </w:rPr>
+        <w:t>const employees = [</w:t>
       </w:r>
     </w:p>
     <w:p>
@@ -664,7 +1055,25 @@
           <w:sz w:val="20"/>
           <w:szCs w:val="20"/>
         </w:rPr>
-        <w:t>: 1, name: "Anna", department: "HR", age: 50 },</w:t>
+        <w:t xml:space="preserve">: 1, name: "Anna", department: "HR", age: </w:t>
+      </w:r>
+      <w:proofErr w:type="gramStart"/>
+      <w:r>
+        <w:rPr>
+          <w:rFonts w:ascii="Courier New" w:eastAsia="Times New Roman" w:hAnsi="Courier New" w:cs="Courier New"/>
+          <w:sz w:val="20"/>
+          <w:szCs w:val="20"/>
+        </w:rPr>
+        <w:t>50 }</w:t>
+      </w:r>
+      <w:proofErr w:type="gramEnd"/>
+      <w:r>
+        <w:rPr>
+          <w:rFonts w:ascii="Courier New" w:eastAsia="Times New Roman" w:hAnsi="Courier New" w:cs="Courier New"/>
+          <w:sz w:val="20"/>
+          <w:szCs w:val="20"/>
+        </w:rPr>
+        <w:t>,</w:t>
       </w:r>
     </w:p>
     <w:p>
@@ -718,7 +1127,25 @@
           <w:sz w:val="20"/>
           <w:szCs w:val="20"/>
         </w:rPr>
-        <w:t>: 2, name: "Brian", department: "IT", age: 40 },</w:t>
+        <w:t xml:space="preserve">: 2, name: "Brian", department: "IT", age: </w:t>
+      </w:r>
+      <w:proofErr w:type="gramStart"/>
+      <w:r>
+        <w:rPr>
+          <w:rFonts w:ascii="Courier New" w:eastAsia="Times New Roman" w:hAnsi="Courier New" w:cs="Courier New"/>
+          <w:sz w:val="20"/>
+          <w:szCs w:val="20"/>
+        </w:rPr>
+        <w:t>40 }</w:t>
+      </w:r>
+      <w:proofErr w:type="gramEnd"/>
+      <w:r>
+        <w:rPr>
+          <w:rFonts w:ascii="Courier New" w:eastAsia="Times New Roman" w:hAnsi="Courier New" w:cs="Courier New"/>
+          <w:sz w:val="20"/>
+          <w:szCs w:val="20"/>
+        </w:rPr>
+        <w:t>,</w:t>
       </w:r>
     </w:p>
     <w:p>
@@ -772,7 +1199,25 @@
           <w:sz w:val="20"/>
           <w:szCs w:val="20"/>
         </w:rPr>
-        <w:t>: 3, name: "Clara", department: "Finance", age: 19 },</w:t>
+        <w:t xml:space="preserve">: 3, name: "Clara", department: "Finance", age: </w:t>
+      </w:r>
+      <w:proofErr w:type="gramStart"/>
+      <w:r>
+        <w:rPr>
+          <w:rFonts w:ascii="Courier New" w:eastAsia="Times New Roman" w:hAnsi="Courier New" w:cs="Courier New"/>
+          <w:sz w:val="20"/>
+          <w:szCs w:val="20"/>
+        </w:rPr>
+        <w:t>19 }</w:t>
+      </w:r>
+      <w:proofErr w:type="gramEnd"/>
+      <w:r>
+        <w:rPr>
+          <w:rFonts w:ascii="Courier New" w:eastAsia="Times New Roman" w:hAnsi="Courier New" w:cs="Courier New"/>
+          <w:sz w:val="20"/>
+          <w:szCs w:val="20"/>
+        </w:rPr>
+        <w:t>,</w:t>
       </w:r>
     </w:p>
     <w:p>
@@ -826,7 +1271,25 @@
           <w:sz w:val="20"/>
           <w:szCs w:val="20"/>
         </w:rPr>
-        <w:t>: "Ann", department: "Finance", age: 22 },</w:t>
+        <w:t xml:space="preserve">: "Ann", department: "Finance", age: </w:t>
+      </w:r>
+      <w:proofErr w:type="gramStart"/>
+      <w:r>
+        <w:rPr>
+          <w:rFonts w:ascii="Courier New" w:eastAsia="Times New Roman" w:hAnsi="Courier New" w:cs="Courier New"/>
+          <w:sz w:val="20"/>
+          <w:szCs w:val="20"/>
+        </w:rPr>
+        <w:t>22 }</w:t>
+      </w:r>
+      <w:proofErr w:type="gramEnd"/>
+      <w:r>
+        <w:rPr>
+          <w:rFonts w:ascii="Courier New" w:eastAsia="Times New Roman" w:hAnsi="Courier New" w:cs="Courier New"/>
+          <w:sz w:val="20"/>
+          <w:szCs w:val="20"/>
+        </w:rPr>
+        <w:t>,</w:t>
       </w:r>
     </w:p>
     <w:p>
@@ -880,8 +1343,18 @@
           <w:sz w:val="20"/>
           <w:szCs w:val="20"/>
         </w:rPr>
-        <w:t>: "Elisabeth", department: "HR", age: 16 }</w:t>
-      </w:r>
+        <w:t xml:space="preserve">: "Elisabeth", department: "HR", age: </w:t>
+      </w:r>
+      <w:proofErr w:type="gramStart"/>
+      <w:r>
+        <w:rPr>
+          <w:rFonts w:ascii="Courier New" w:eastAsia="Times New Roman" w:hAnsi="Courier New" w:cs="Courier New"/>
+          <w:sz w:val="20"/>
+          <w:szCs w:val="20"/>
+        </w:rPr>
+        <w:t>16 }</w:t>
+      </w:r>
+      <w:proofErr w:type="gramEnd"/>
     </w:p>
     <w:p>
       <w:pPr>
@@ -961,98 +1434,713 @@
           <w:sz w:val="20"/>
           <w:szCs w:val="20"/>
         </w:rPr>
-        <w:t>&lt;</w:t>
+        <w:t>&lt;ul&gt;</w:t>
+      </w:r>
+      <w:r>
+        <w:rPr>
+          <w:rFonts w:eastAsia="Times New Roman" w:cs="Times New Roman"/>
+          <w:sz w:val="24"/>
+          <w:szCs w:val="24"/>
+        </w:rPr>
+        <w:t xml:space="preserve"> and </w:t>
+      </w:r>
+      <w:r>
+        <w:rPr>
+          <w:rFonts w:ascii="Courier New" w:eastAsia="Times New Roman" w:hAnsi="Courier New" w:cs="Courier New"/>
+          <w:sz w:val="20"/>
+          <w:szCs w:val="20"/>
+        </w:rPr>
+        <w:t>&lt;li&gt;</w:t>
+      </w:r>
+      <w:r>
+        <w:rPr>
+          <w:rFonts w:eastAsia="Times New Roman" w:cs="Times New Roman"/>
+          <w:sz w:val="24"/>
+          <w:szCs w:val="24"/>
+        </w:rPr>
+        <w:t xml:space="preserve">. Use </w:t>
+      </w:r>
+      <w:r>
+        <w:rPr>
+          <w:rFonts w:ascii="Courier New" w:eastAsia="Times New Roman" w:hAnsi="Courier New" w:cs="Courier New"/>
+          <w:sz w:val="20"/>
+          <w:szCs w:val="20"/>
+        </w:rPr>
+        <w:t>index</w:t>
+      </w:r>
+      <w:r>
+        <w:rPr>
+          <w:rFonts w:eastAsia="Times New Roman" w:cs="Times New Roman"/>
+          <w:sz w:val="24"/>
+          <w:szCs w:val="24"/>
+        </w:rPr>
+        <w:t xml:space="preserve"> or </w:t>
+      </w:r>
+      <w:r>
+        <w:rPr>
+          <w:rFonts w:ascii="Courier New" w:eastAsia="Times New Roman" w:hAnsi="Courier New" w:cs="Courier New"/>
+          <w:sz w:val="20"/>
+          <w:szCs w:val="20"/>
+        </w:rPr>
+        <w:t>id</w:t>
+      </w:r>
+      <w:r>
+        <w:rPr>
+          <w:rFonts w:eastAsia="Times New Roman" w:cs="Times New Roman"/>
+          <w:sz w:val="24"/>
+          <w:szCs w:val="24"/>
+        </w:rPr>
+        <w:t xml:space="preserve"> as the </w:t>
+      </w:r>
+      <w:r>
+        <w:rPr>
+          <w:rFonts w:ascii="Courier New" w:eastAsia="Times New Roman" w:hAnsi="Courier New" w:cs="Courier New"/>
+          <w:sz w:val="20"/>
+          <w:szCs w:val="20"/>
+        </w:rPr>
+        <w:t>key</w:t>
+      </w:r>
+      <w:r>
+        <w:rPr>
+          <w:rFonts w:eastAsia="Times New Roman" w:cs="Times New Roman"/>
+          <w:sz w:val="24"/>
+          <w:szCs w:val="24"/>
+        </w:rPr>
+        <w:t>.</w:t>
+      </w:r>
+    </w:p>
+    <w:p>
+      <w:pPr>
+        <w:spacing w:before="100" w:beforeAutospacing="1" w:after="100" w:afterAutospacing="1" w:line="240" w:lineRule="auto"/>
+        <w:rPr>
+          <w:rFonts w:eastAsia="Times New Roman" w:cs="Times New Roman"/>
+          <w:sz w:val="24"/>
+          <w:szCs w:val="24"/>
+        </w:rPr>
+      </w:pPr>
+      <w:r>
+        <w:rPr>
+          <w:rFonts w:eastAsia="Times New Roman" w:cs="Times New Roman"/>
+          <w:sz w:val="24"/>
+          <w:szCs w:val="24"/>
+        </w:rPr>
+        <w:t>import React from 'react</w:t>
+      </w:r>
+      <w:proofErr w:type="gramStart"/>
+      <w:r>
+        <w:rPr>
+          <w:rFonts w:eastAsia="Times New Roman" w:cs="Times New Roman"/>
+          <w:sz w:val="24"/>
+          <w:szCs w:val="24"/>
+        </w:rPr>
+        <w:t>';</w:t>
+      </w:r>
+      <w:proofErr w:type="gramEnd"/>
+    </w:p>
+    <w:p>
+      <w:pPr>
+        <w:spacing w:before="100" w:beforeAutospacing="1" w:after="100" w:afterAutospacing="1" w:line="240" w:lineRule="auto"/>
+        <w:rPr>
+          <w:rFonts w:eastAsia="Times New Roman" w:cs="Times New Roman"/>
+          <w:sz w:val="24"/>
+          <w:szCs w:val="24"/>
+        </w:rPr>
+      </w:pPr>
+    </w:p>
+    <w:p>
+      <w:pPr>
+        <w:spacing w:before="100" w:beforeAutospacing="1" w:after="100" w:afterAutospacing="1" w:line="240" w:lineRule="auto"/>
+        <w:rPr>
+          <w:rFonts w:eastAsia="Times New Roman" w:cs="Times New Roman"/>
+          <w:sz w:val="24"/>
+          <w:szCs w:val="24"/>
+        </w:rPr>
+      </w:pPr>
+      <w:r>
+        <w:rPr>
+          <w:rFonts w:eastAsia="Times New Roman" w:cs="Times New Roman"/>
+          <w:sz w:val="24"/>
+          <w:szCs w:val="24"/>
+        </w:rPr>
+        <w:t>const Exercise2 = () =&gt; {</w:t>
+      </w:r>
+    </w:p>
+    <w:p>
+      <w:pPr>
+        <w:spacing w:before="100" w:beforeAutospacing="1" w:after="100" w:afterAutospacing="1" w:line="240" w:lineRule="auto"/>
+        <w:rPr>
+          <w:rFonts w:eastAsia="Times New Roman" w:cs="Times New Roman"/>
+          <w:sz w:val="24"/>
+          <w:szCs w:val="24"/>
+        </w:rPr>
+      </w:pPr>
+      <w:r>
+        <w:rPr>
+          <w:rFonts w:eastAsia="Times New Roman" w:cs="Times New Roman"/>
+          <w:sz w:val="24"/>
+          <w:szCs w:val="24"/>
+        </w:rPr>
+        <w:t>  const employees = [</w:t>
+      </w:r>
+    </w:p>
+    <w:p>
+      <w:pPr>
+        <w:spacing w:before="100" w:beforeAutospacing="1" w:after="100" w:afterAutospacing="1" w:line="240" w:lineRule="auto"/>
+        <w:rPr>
+          <w:rFonts w:eastAsia="Times New Roman" w:cs="Times New Roman"/>
+          <w:sz w:val="24"/>
+          <w:szCs w:val="24"/>
+        </w:rPr>
+      </w:pPr>
+      <w:r>
+        <w:rPr>
+          <w:rFonts w:eastAsia="Times New Roman" w:cs="Times New Roman"/>
+          <w:sz w:val="24"/>
+          <w:szCs w:val="24"/>
+        </w:rPr>
+        <w:t xml:space="preserve">    </w:t>
+      </w:r>
+      <w:proofErr w:type="gramStart"/>
+      <w:r>
+        <w:rPr>
+          <w:rFonts w:eastAsia="Times New Roman" w:cs="Times New Roman"/>
+          <w:sz w:val="24"/>
+          <w:szCs w:val="24"/>
+        </w:rPr>
+        <w:t>{ id</w:t>
+      </w:r>
+      <w:proofErr w:type="gramEnd"/>
+      <w:r>
+        <w:rPr>
+          <w:rFonts w:eastAsia="Times New Roman" w:cs="Times New Roman"/>
+          <w:sz w:val="24"/>
+          <w:szCs w:val="24"/>
+        </w:rPr>
+        <w:t xml:space="preserve">: 1, name: "Anna", department: "HR", age: </w:t>
+      </w:r>
+      <w:proofErr w:type="gramStart"/>
+      <w:r>
+        <w:rPr>
+          <w:rFonts w:eastAsia="Times New Roman" w:cs="Times New Roman"/>
+          <w:sz w:val="24"/>
+          <w:szCs w:val="24"/>
+        </w:rPr>
+        <w:t>50 }</w:t>
+      </w:r>
+      <w:proofErr w:type="gramEnd"/>
+      <w:r>
+        <w:rPr>
+          <w:rFonts w:eastAsia="Times New Roman" w:cs="Times New Roman"/>
+          <w:sz w:val="24"/>
+          <w:szCs w:val="24"/>
+        </w:rPr>
+        <w:t>,</w:t>
+      </w:r>
+    </w:p>
+    <w:p>
+      <w:pPr>
+        <w:spacing w:before="100" w:beforeAutospacing="1" w:after="100" w:afterAutospacing="1" w:line="240" w:lineRule="auto"/>
+        <w:rPr>
+          <w:rFonts w:eastAsia="Times New Roman" w:cs="Times New Roman"/>
+          <w:sz w:val="24"/>
+          <w:szCs w:val="24"/>
+        </w:rPr>
+      </w:pPr>
+      <w:r>
+        <w:rPr>
+          <w:rFonts w:eastAsia="Times New Roman" w:cs="Times New Roman"/>
+          <w:sz w:val="24"/>
+          <w:szCs w:val="24"/>
+        </w:rPr>
+        <w:t xml:space="preserve">    </w:t>
+      </w:r>
+      <w:proofErr w:type="gramStart"/>
+      <w:r>
+        <w:rPr>
+          <w:rFonts w:eastAsia="Times New Roman" w:cs="Times New Roman"/>
+          <w:sz w:val="24"/>
+          <w:szCs w:val="24"/>
+        </w:rPr>
+        <w:t>{ id</w:t>
+      </w:r>
+      <w:proofErr w:type="gramEnd"/>
+      <w:r>
+        <w:rPr>
+          <w:rFonts w:eastAsia="Times New Roman" w:cs="Times New Roman"/>
+          <w:sz w:val="24"/>
+          <w:szCs w:val="24"/>
+        </w:rPr>
+        <w:t xml:space="preserve">: 2, name: "Brian", department: "IT", age: </w:t>
+      </w:r>
+      <w:proofErr w:type="gramStart"/>
+      <w:r>
+        <w:rPr>
+          <w:rFonts w:eastAsia="Times New Roman" w:cs="Times New Roman"/>
+          <w:sz w:val="24"/>
+          <w:szCs w:val="24"/>
+        </w:rPr>
+        <w:t>40 }</w:t>
+      </w:r>
+      <w:proofErr w:type="gramEnd"/>
+      <w:r>
+        <w:rPr>
+          <w:rFonts w:eastAsia="Times New Roman" w:cs="Times New Roman"/>
+          <w:sz w:val="24"/>
+          <w:szCs w:val="24"/>
+        </w:rPr>
+        <w:t>,</w:t>
+      </w:r>
+    </w:p>
+    <w:p>
+      <w:pPr>
+        <w:spacing w:before="100" w:beforeAutospacing="1" w:after="100" w:afterAutospacing="1" w:line="240" w:lineRule="auto"/>
+        <w:rPr>
+          <w:rFonts w:eastAsia="Times New Roman" w:cs="Times New Roman"/>
+          <w:sz w:val="24"/>
+          <w:szCs w:val="24"/>
+        </w:rPr>
+      </w:pPr>
+      <w:r>
+        <w:rPr>
+          <w:rFonts w:eastAsia="Times New Roman" w:cs="Times New Roman"/>
+          <w:sz w:val="24"/>
+          <w:szCs w:val="24"/>
+        </w:rPr>
+        <w:t xml:space="preserve">    </w:t>
+      </w:r>
+      <w:proofErr w:type="gramStart"/>
+      <w:r>
+        <w:rPr>
+          <w:rFonts w:eastAsia="Times New Roman" w:cs="Times New Roman"/>
+          <w:sz w:val="24"/>
+          <w:szCs w:val="24"/>
+        </w:rPr>
+        <w:t>{ id</w:t>
+      </w:r>
+      <w:proofErr w:type="gramEnd"/>
+      <w:r>
+        <w:rPr>
+          <w:rFonts w:eastAsia="Times New Roman" w:cs="Times New Roman"/>
+          <w:sz w:val="24"/>
+          <w:szCs w:val="24"/>
+        </w:rPr>
+        <w:t xml:space="preserve">: 3, name: "Clara", department: "Finance", age: </w:t>
+      </w:r>
+      <w:proofErr w:type="gramStart"/>
+      <w:r>
+        <w:rPr>
+          <w:rFonts w:eastAsia="Times New Roman" w:cs="Times New Roman"/>
+          <w:sz w:val="24"/>
+          <w:szCs w:val="24"/>
+        </w:rPr>
+        <w:t>19 }</w:t>
+      </w:r>
+      <w:proofErr w:type="gramEnd"/>
+      <w:r>
+        <w:rPr>
+          <w:rFonts w:eastAsia="Times New Roman" w:cs="Times New Roman"/>
+          <w:sz w:val="24"/>
+          <w:szCs w:val="24"/>
+        </w:rPr>
+        <w:t>,</w:t>
+      </w:r>
+    </w:p>
+    <w:p>
+      <w:pPr>
+        <w:spacing w:before="100" w:beforeAutospacing="1" w:after="100" w:afterAutospacing="1" w:line="240" w:lineRule="auto"/>
+        <w:rPr>
+          <w:rFonts w:eastAsia="Times New Roman" w:cs="Times New Roman"/>
+          <w:sz w:val="24"/>
+          <w:szCs w:val="24"/>
+        </w:rPr>
+      </w:pPr>
+      <w:r>
+        <w:rPr>
+          <w:rFonts w:eastAsia="Times New Roman" w:cs="Times New Roman"/>
+          <w:sz w:val="24"/>
+          <w:szCs w:val="24"/>
+        </w:rPr>
+        <w:t xml:space="preserve">    </w:t>
+      </w:r>
+      <w:proofErr w:type="gramStart"/>
+      <w:r>
+        <w:rPr>
+          <w:rFonts w:eastAsia="Times New Roman" w:cs="Times New Roman"/>
+          <w:sz w:val="24"/>
+          <w:szCs w:val="24"/>
+        </w:rPr>
+        <w:t>{ name</w:t>
+      </w:r>
+      <w:proofErr w:type="gramEnd"/>
+      <w:r>
+        <w:rPr>
+          <w:rFonts w:eastAsia="Times New Roman" w:cs="Times New Roman"/>
+          <w:sz w:val="24"/>
+          <w:szCs w:val="24"/>
+        </w:rPr>
+        <w:t xml:space="preserve">: "Ann", department: "Finance", age: </w:t>
+      </w:r>
+      <w:proofErr w:type="gramStart"/>
+      <w:r>
+        <w:rPr>
+          <w:rFonts w:eastAsia="Times New Roman" w:cs="Times New Roman"/>
+          <w:sz w:val="24"/>
+          <w:szCs w:val="24"/>
+        </w:rPr>
+        <w:t>22 }</w:t>
+      </w:r>
+      <w:proofErr w:type="gramEnd"/>
+      <w:r>
+        <w:rPr>
+          <w:rFonts w:eastAsia="Times New Roman" w:cs="Times New Roman"/>
+          <w:sz w:val="24"/>
+          <w:szCs w:val="24"/>
+        </w:rPr>
+        <w:t>,</w:t>
+      </w:r>
+    </w:p>
+    <w:p>
+      <w:pPr>
+        <w:spacing w:before="100" w:beforeAutospacing="1" w:after="100" w:afterAutospacing="1" w:line="240" w:lineRule="auto"/>
+        <w:rPr>
+          <w:rFonts w:eastAsia="Times New Roman" w:cs="Times New Roman"/>
+          <w:sz w:val="24"/>
+          <w:szCs w:val="24"/>
+        </w:rPr>
+      </w:pPr>
+      <w:r>
+        <w:rPr>
+          <w:rFonts w:eastAsia="Times New Roman" w:cs="Times New Roman"/>
+          <w:sz w:val="24"/>
+          <w:szCs w:val="24"/>
+        </w:rPr>
+        <w:t xml:space="preserve">    </w:t>
+      </w:r>
+      <w:proofErr w:type="gramStart"/>
+      <w:r>
+        <w:rPr>
+          <w:rFonts w:eastAsia="Times New Roman" w:cs="Times New Roman"/>
+          <w:sz w:val="24"/>
+          <w:szCs w:val="24"/>
+        </w:rPr>
+        <w:t>{ name</w:t>
+      </w:r>
+      <w:proofErr w:type="gramEnd"/>
+      <w:r>
+        <w:rPr>
+          <w:rFonts w:eastAsia="Times New Roman" w:cs="Times New Roman"/>
+          <w:sz w:val="24"/>
+          <w:szCs w:val="24"/>
+        </w:rPr>
+        <w:t xml:space="preserve">: "Elisabeth", department: "HR", age: </w:t>
+      </w:r>
+      <w:proofErr w:type="gramStart"/>
+      <w:r>
+        <w:rPr>
+          <w:rFonts w:eastAsia="Times New Roman" w:cs="Times New Roman"/>
+          <w:sz w:val="24"/>
+          <w:szCs w:val="24"/>
+        </w:rPr>
+        <w:t>16 }</w:t>
+      </w:r>
+      <w:proofErr w:type="gramEnd"/>
+    </w:p>
+    <w:p>
+      <w:pPr>
+        <w:spacing w:before="100" w:beforeAutospacing="1" w:after="100" w:afterAutospacing="1" w:line="240" w:lineRule="auto"/>
+        <w:rPr>
+          <w:rFonts w:eastAsia="Times New Roman" w:cs="Times New Roman"/>
+          <w:sz w:val="24"/>
+          <w:szCs w:val="24"/>
+        </w:rPr>
+      </w:pPr>
+      <w:r>
+        <w:rPr>
+          <w:rFonts w:eastAsia="Times New Roman" w:cs="Times New Roman"/>
+          <w:sz w:val="24"/>
+          <w:szCs w:val="24"/>
+        </w:rPr>
+        <w:t>  ];</w:t>
+      </w:r>
+    </w:p>
+    <w:p>
+      <w:pPr>
+        <w:spacing w:before="100" w:beforeAutospacing="1" w:after="100" w:afterAutospacing="1" w:line="240" w:lineRule="auto"/>
+        <w:rPr>
+          <w:rFonts w:eastAsia="Times New Roman" w:cs="Times New Roman"/>
+          <w:sz w:val="24"/>
+          <w:szCs w:val="24"/>
+        </w:rPr>
+      </w:pPr>
+    </w:p>
+    <w:p>
+      <w:pPr>
+        <w:spacing w:before="100" w:beforeAutospacing="1" w:after="100" w:afterAutospacing="1" w:line="240" w:lineRule="auto"/>
+        <w:rPr>
+          <w:rFonts w:eastAsia="Times New Roman" w:cs="Times New Roman"/>
+          <w:sz w:val="24"/>
+          <w:szCs w:val="24"/>
+        </w:rPr>
+      </w:pPr>
+      <w:r>
+        <w:rPr>
+          <w:rFonts w:eastAsia="Times New Roman" w:cs="Times New Roman"/>
+          <w:sz w:val="24"/>
+          <w:szCs w:val="24"/>
+        </w:rPr>
+        <w:t>  return (</w:t>
+      </w:r>
+    </w:p>
+    <w:p>
+      <w:pPr>
+        <w:spacing w:before="100" w:beforeAutospacing="1" w:after="100" w:afterAutospacing="1" w:line="240" w:lineRule="auto"/>
+        <w:rPr>
+          <w:rFonts w:eastAsia="Times New Roman" w:cs="Times New Roman"/>
+          <w:sz w:val="24"/>
+          <w:szCs w:val="24"/>
+        </w:rPr>
+      </w:pPr>
+      <w:r>
+        <w:rPr>
+          <w:rFonts w:eastAsia="Times New Roman" w:cs="Times New Roman"/>
+          <w:sz w:val="24"/>
+          <w:szCs w:val="24"/>
+        </w:rPr>
+        <w:t>    &lt;ul&gt;</w:t>
+      </w:r>
+    </w:p>
+    <w:p>
+      <w:pPr>
+        <w:spacing w:before="100" w:beforeAutospacing="1" w:after="100" w:afterAutospacing="1" w:line="240" w:lineRule="auto"/>
+        <w:rPr>
+          <w:rFonts w:eastAsia="Times New Roman" w:cs="Times New Roman"/>
+          <w:sz w:val="24"/>
+          <w:szCs w:val="24"/>
+        </w:rPr>
+      </w:pPr>
+      <w:r>
+        <w:rPr>
+          <w:rFonts w:eastAsia="Times New Roman" w:cs="Times New Roman"/>
+          <w:sz w:val="24"/>
+          <w:szCs w:val="24"/>
+        </w:rPr>
+        <w:t>      {</w:t>
       </w:r>
       <w:proofErr w:type="spellStart"/>
-      <w:r>
-        <w:rPr>
-          <w:rFonts w:ascii="Courier New" w:eastAsia="Times New Roman" w:hAnsi="Courier New" w:cs="Courier New"/>
-          <w:sz w:val="20"/>
-          <w:szCs w:val="20"/>
-        </w:rPr>
-        <w:t>ul</w:t>
+      <w:proofErr w:type="gramStart"/>
+      <w:r>
+        <w:rPr>
+          <w:rFonts w:eastAsia="Times New Roman" w:cs="Times New Roman"/>
+          <w:sz w:val="24"/>
+          <w:szCs w:val="24"/>
+        </w:rPr>
+        <w:t>employees.map</w:t>
       </w:r>
       <w:proofErr w:type="spellEnd"/>
       <w:r>
         <w:rPr>
-          <w:rFonts w:ascii="Courier New" w:eastAsia="Times New Roman" w:hAnsi="Courier New" w:cs="Courier New"/>
-          <w:sz w:val="20"/>
-          <w:szCs w:val="20"/>
-        </w:rPr>
-        <w:t>&gt;</w:t>
-      </w:r>
-      <w:r>
-        <w:rPr>
-          <w:rFonts w:eastAsia="Times New Roman" w:cs="Times New Roman"/>
-          <w:sz w:val="24"/>
-          <w:szCs w:val="24"/>
-        </w:rPr>
-        <w:t xml:space="preserve"> and </w:t>
-      </w:r>
-      <w:r>
-        <w:rPr>
-          <w:rFonts w:ascii="Courier New" w:eastAsia="Times New Roman" w:hAnsi="Courier New" w:cs="Courier New"/>
-          <w:sz w:val="20"/>
-          <w:szCs w:val="20"/>
-        </w:rPr>
-        <w:t>&lt;li&gt;</w:t>
-      </w:r>
-      <w:r>
-        <w:rPr>
-          <w:rFonts w:eastAsia="Times New Roman" w:cs="Times New Roman"/>
-          <w:sz w:val="24"/>
-          <w:szCs w:val="24"/>
-        </w:rPr>
-        <w:t xml:space="preserve">. Use </w:t>
-      </w:r>
-      <w:r>
-        <w:rPr>
-          <w:rFonts w:ascii="Courier New" w:eastAsia="Times New Roman" w:hAnsi="Courier New" w:cs="Courier New"/>
-          <w:sz w:val="20"/>
-          <w:szCs w:val="20"/>
-        </w:rPr>
-        <w:t>index</w:t>
-      </w:r>
-      <w:r>
-        <w:rPr>
-          <w:rFonts w:eastAsia="Times New Roman" w:cs="Times New Roman"/>
-          <w:sz w:val="24"/>
-          <w:szCs w:val="24"/>
-        </w:rPr>
-        <w:t xml:space="preserve"> or </w:t>
-      </w:r>
-      <w:r>
-        <w:rPr>
-          <w:rFonts w:ascii="Courier New" w:eastAsia="Times New Roman" w:hAnsi="Courier New" w:cs="Courier New"/>
-          <w:sz w:val="20"/>
-          <w:szCs w:val="20"/>
-        </w:rPr>
-        <w:t>id</w:t>
-      </w:r>
-      <w:r>
-        <w:rPr>
-          <w:rFonts w:eastAsia="Times New Roman" w:cs="Times New Roman"/>
-          <w:sz w:val="24"/>
-          <w:szCs w:val="24"/>
-        </w:rPr>
-        <w:t xml:space="preserve"> as the </w:t>
-      </w:r>
-      <w:r>
-        <w:rPr>
-          <w:rFonts w:ascii="Courier New" w:eastAsia="Times New Roman" w:hAnsi="Courier New" w:cs="Courier New"/>
-          <w:sz w:val="20"/>
-          <w:szCs w:val="20"/>
-        </w:rPr>
-        <w:t>key</w:t>
-      </w:r>
-      <w:r>
-        <w:rPr>
-          <w:rFonts w:eastAsia="Times New Roman" w:cs="Times New Roman"/>
-          <w:sz w:val="24"/>
-          <w:szCs w:val="24"/>
-        </w:rPr>
-        <w:t>.</w:t>
-      </w:r>
+          <w:rFonts w:eastAsia="Times New Roman" w:cs="Times New Roman"/>
+          <w:sz w:val="24"/>
+          <w:szCs w:val="24"/>
+        </w:rPr>
+        <w:t>(</w:t>
+      </w:r>
+      <w:proofErr w:type="gramEnd"/>
+      <w:r>
+        <w:rPr>
+          <w:rFonts w:eastAsia="Times New Roman" w:cs="Times New Roman"/>
+          <w:sz w:val="24"/>
+          <w:szCs w:val="24"/>
+        </w:rPr>
+        <w:t>(e, index) =&gt; (</w:t>
+      </w:r>
+    </w:p>
+    <w:p>
+      <w:pPr>
+        <w:spacing w:before="100" w:beforeAutospacing="1" w:after="100" w:afterAutospacing="1" w:line="240" w:lineRule="auto"/>
+        <w:rPr>
+          <w:rFonts w:eastAsia="Times New Roman" w:cs="Times New Roman"/>
+          <w:sz w:val="24"/>
+          <w:szCs w:val="24"/>
+        </w:rPr>
+      </w:pPr>
+      <w:r>
+        <w:rPr>
+          <w:rFonts w:eastAsia="Times New Roman" w:cs="Times New Roman"/>
+          <w:sz w:val="24"/>
+          <w:szCs w:val="24"/>
+        </w:rPr>
+        <w:t>        &lt;li key</w:t>
+      </w:r>
+      <w:proofErr w:type="gramStart"/>
+      <w:r>
+        <w:rPr>
+          <w:rFonts w:eastAsia="Times New Roman" w:cs="Times New Roman"/>
+          <w:sz w:val="24"/>
+          <w:szCs w:val="24"/>
+        </w:rPr>
+        <w:t>={</w:t>
+      </w:r>
+      <w:proofErr w:type="gramEnd"/>
+      <w:r>
+        <w:rPr>
+          <w:rFonts w:eastAsia="Times New Roman" w:cs="Times New Roman"/>
+          <w:sz w:val="24"/>
+          <w:szCs w:val="24"/>
+        </w:rPr>
+        <w:t>e.id || index}&gt;{e.name} - {</w:t>
+      </w:r>
+      <w:proofErr w:type="spellStart"/>
+      <w:proofErr w:type="gramStart"/>
+      <w:r>
+        <w:rPr>
+          <w:rFonts w:eastAsia="Times New Roman" w:cs="Times New Roman"/>
+          <w:sz w:val="24"/>
+          <w:szCs w:val="24"/>
+        </w:rPr>
+        <w:t>e.department</w:t>
+      </w:r>
+      <w:proofErr w:type="spellEnd"/>
+      <w:proofErr w:type="gramEnd"/>
+      <w:r>
+        <w:rPr>
+          <w:rFonts w:eastAsia="Times New Roman" w:cs="Times New Roman"/>
+          <w:sz w:val="24"/>
+          <w:szCs w:val="24"/>
+        </w:rPr>
+        <w:t>}&lt;/li&gt;</w:t>
+      </w:r>
+    </w:p>
+    <w:p>
+      <w:pPr>
+        <w:spacing w:before="100" w:beforeAutospacing="1" w:after="100" w:afterAutospacing="1" w:line="240" w:lineRule="auto"/>
+        <w:rPr>
+          <w:rFonts w:eastAsia="Times New Roman" w:cs="Times New Roman"/>
+          <w:sz w:val="24"/>
+          <w:szCs w:val="24"/>
+        </w:rPr>
+      </w:pPr>
+      <w:r>
+        <w:rPr>
+          <w:rFonts w:eastAsia="Times New Roman" w:cs="Times New Roman"/>
+          <w:sz w:val="24"/>
+          <w:szCs w:val="24"/>
+        </w:rPr>
+        <w:t xml:space="preserve">      </w:t>
+      </w:r>
+      <w:proofErr w:type="gramStart"/>
+      <w:r>
+        <w:rPr>
+          <w:rFonts w:eastAsia="Times New Roman" w:cs="Times New Roman"/>
+          <w:sz w:val="24"/>
+          <w:szCs w:val="24"/>
+        </w:rPr>
+        <w:t>))}</w:t>
+      </w:r>
+      <w:proofErr w:type="gramEnd"/>
+    </w:p>
+    <w:p>
+      <w:pPr>
+        <w:spacing w:before="100" w:beforeAutospacing="1" w:after="100" w:afterAutospacing="1" w:line="240" w:lineRule="auto"/>
+        <w:rPr>
+          <w:rFonts w:eastAsia="Times New Roman" w:cs="Times New Roman"/>
+          <w:sz w:val="24"/>
+          <w:szCs w:val="24"/>
+        </w:rPr>
+      </w:pPr>
+      <w:r>
+        <w:rPr>
+          <w:rFonts w:eastAsia="Times New Roman" w:cs="Times New Roman"/>
+          <w:sz w:val="24"/>
+          <w:szCs w:val="24"/>
+        </w:rPr>
+        <w:t>    &lt;/ul&gt;</w:t>
+      </w:r>
+    </w:p>
+    <w:p>
+      <w:pPr>
+        <w:spacing w:before="100" w:beforeAutospacing="1" w:after="100" w:afterAutospacing="1" w:line="240" w:lineRule="auto"/>
+        <w:rPr>
+          <w:rFonts w:eastAsia="Times New Roman" w:cs="Times New Roman"/>
+          <w:sz w:val="24"/>
+          <w:szCs w:val="24"/>
+        </w:rPr>
+      </w:pPr>
+      <w:r>
+        <w:rPr>
+          <w:rFonts w:eastAsia="Times New Roman" w:cs="Times New Roman"/>
+          <w:sz w:val="24"/>
+          <w:szCs w:val="24"/>
+        </w:rPr>
+        <w:lastRenderedPageBreak/>
+        <w:t>  );</w:t>
+      </w:r>
+    </w:p>
+    <w:p>
+      <w:pPr>
+        <w:spacing w:before="100" w:beforeAutospacing="1" w:after="100" w:afterAutospacing="1" w:line="240" w:lineRule="auto"/>
+        <w:rPr>
+          <w:rFonts w:eastAsia="Times New Roman" w:cs="Times New Roman"/>
+          <w:sz w:val="24"/>
+          <w:szCs w:val="24"/>
+        </w:rPr>
+      </w:pPr>
+      <w:r>
+        <w:rPr>
+          <w:rFonts w:eastAsia="Times New Roman" w:cs="Times New Roman"/>
+          <w:sz w:val="24"/>
+          <w:szCs w:val="24"/>
+        </w:rPr>
+        <w:t>};</w:t>
+      </w:r>
+    </w:p>
+    <w:p>
+      <w:pPr>
+        <w:spacing w:before="100" w:beforeAutospacing="1" w:after="100" w:afterAutospacing="1" w:line="240" w:lineRule="auto"/>
+        <w:rPr>
+          <w:rFonts w:eastAsia="Times New Roman" w:cs="Times New Roman"/>
+          <w:sz w:val="24"/>
+          <w:szCs w:val="24"/>
+        </w:rPr>
+      </w:pPr>
+    </w:p>
+    <w:p>
+      <w:pPr>
+        <w:spacing w:before="100" w:beforeAutospacing="1" w:after="100" w:afterAutospacing="1" w:line="240" w:lineRule="auto"/>
+        <w:rPr>
+          <w:rFonts w:eastAsia="Times New Roman" w:cs="Times New Roman"/>
+          <w:sz w:val="24"/>
+          <w:szCs w:val="24"/>
+        </w:rPr>
+      </w:pPr>
+      <w:r>
+        <w:rPr>
+          <w:rFonts w:eastAsia="Times New Roman" w:cs="Times New Roman"/>
+          <w:sz w:val="24"/>
+          <w:szCs w:val="24"/>
+        </w:rPr>
+        <w:t xml:space="preserve">export default </w:t>
+      </w:r>
+      <w:proofErr w:type="gramStart"/>
+      <w:r>
+        <w:rPr>
+          <w:rFonts w:eastAsia="Times New Roman" w:cs="Times New Roman"/>
+          <w:sz w:val="24"/>
+          <w:szCs w:val="24"/>
+        </w:rPr>
+        <w:t>Exercise2;</w:t>
+      </w:r>
+      <w:proofErr w:type="gramEnd"/>
+    </w:p>
+    <w:p>
+      <w:pPr>
+        <w:spacing w:before="100" w:beforeAutospacing="1" w:after="100" w:afterAutospacing="1" w:line="240" w:lineRule="auto"/>
+        <w:rPr>
+          <w:rFonts w:eastAsia="Times New Roman" w:cs="Times New Roman"/>
+          <w:sz w:val="24"/>
+          <w:szCs w:val="24"/>
+        </w:rPr>
+      </w:pPr>
     </w:p>
     <w:p>
       <w:pPr>
@@ -1069,7 +2157,7 @@
           <w:sz w:val="24"/>
           <w:szCs w:val="24"/>
         </w:rPr>
-        <w:pict>
+        <w:pict w14:anchorId="5244B9A8">
           <v:rect id="_x0000_i1026" style="width:0;height:1.5pt" o:hralign="center" o:hrstd="t" o:hr="t" fillcolor="#a0a0a0" stroked="f"/>
         </w:pict>
       </w:r>
@@ -1151,7 +2239,6 @@
           <w:sz w:val="24"/>
           <w:szCs w:val="24"/>
         </w:rPr>
-        <w:lastRenderedPageBreak/>
         <w:t>Task</w:t>
       </w:r>
       <w:r>
@@ -1258,6 +2345,1107 @@
     </w:p>
     <w:p>
       <w:pPr>
+        <w:spacing w:before="100" w:beforeAutospacing="1" w:after="100" w:afterAutospacing="1" w:line="240" w:lineRule="auto"/>
+        <w:rPr>
+          <w:rFonts w:eastAsia="Times New Roman" w:cs="Times New Roman"/>
+          <w:sz w:val="24"/>
+          <w:szCs w:val="24"/>
+        </w:rPr>
+      </w:pPr>
+      <w:r>
+        <w:rPr>
+          <w:rFonts w:eastAsia="Times New Roman" w:cs="Times New Roman"/>
+          <w:sz w:val="24"/>
+          <w:szCs w:val="24"/>
+        </w:rPr>
+        <w:t>import React from 'react</w:t>
+      </w:r>
+      <w:proofErr w:type="gramStart"/>
+      <w:r>
+        <w:rPr>
+          <w:rFonts w:eastAsia="Times New Roman" w:cs="Times New Roman"/>
+          <w:sz w:val="24"/>
+          <w:szCs w:val="24"/>
+        </w:rPr>
+        <w:t>';</w:t>
+      </w:r>
+      <w:proofErr w:type="gramEnd"/>
+    </w:p>
+    <w:p>
+      <w:pPr>
+        <w:spacing w:before="100" w:beforeAutospacing="1" w:after="100" w:afterAutospacing="1" w:line="240" w:lineRule="auto"/>
+        <w:rPr>
+          <w:rFonts w:eastAsia="Times New Roman" w:cs="Times New Roman"/>
+          <w:sz w:val="24"/>
+          <w:szCs w:val="24"/>
+        </w:rPr>
+      </w:pPr>
+    </w:p>
+    <w:p>
+      <w:pPr>
+        <w:spacing w:before="100" w:beforeAutospacing="1" w:after="100" w:afterAutospacing="1" w:line="240" w:lineRule="auto"/>
+        <w:rPr>
+          <w:rFonts w:eastAsia="Times New Roman" w:cs="Times New Roman"/>
+          <w:sz w:val="24"/>
+          <w:szCs w:val="24"/>
+        </w:rPr>
+      </w:pPr>
+      <w:r>
+        <w:rPr>
+          <w:rFonts w:eastAsia="Times New Roman" w:cs="Times New Roman"/>
+          <w:sz w:val="24"/>
+          <w:szCs w:val="24"/>
+        </w:rPr>
+        <w:t>const Exercise3 = () =&gt; {</w:t>
+      </w:r>
+    </w:p>
+    <w:p>
+      <w:pPr>
+        <w:spacing w:before="100" w:beforeAutospacing="1" w:after="100" w:afterAutospacing="1" w:line="240" w:lineRule="auto"/>
+        <w:rPr>
+          <w:rFonts w:eastAsia="Times New Roman" w:cs="Times New Roman"/>
+          <w:sz w:val="24"/>
+          <w:szCs w:val="24"/>
+        </w:rPr>
+      </w:pPr>
+      <w:r>
+        <w:rPr>
+          <w:rFonts w:eastAsia="Times New Roman" w:cs="Times New Roman"/>
+          <w:sz w:val="24"/>
+          <w:szCs w:val="24"/>
+        </w:rPr>
+        <w:t>  const employees = [</w:t>
+      </w:r>
+    </w:p>
+    <w:p>
+      <w:pPr>
+        <w:spacing w:before="100" w:beforeAutospacing="1" w:after="100" w:afterAutospacing="1" w:line="240" w:lineRule="auto"/>
+        <w:rPr>
+          <w:rFonts w:eastAsia="Times New Roman" w:cs="Times New Roman"/>
+          <w:sz w:val="24"/>
+          <w:szCs w:val="24"/>
+        </w:rPr>
+      </w:pPr>
+      <w:r>
+        <w:rPr>
+          <w:rFonts w:eastAsia="Times New Roman" w:cs="Times New Roman"/>
+          <w:sz w:val="24"/>
+          <w:szCs w:val="24"/>
+        </w:rPr>
+        <w:t xml:space="preserve">    </w:t>
+      </w:r>
+      <w:proofErr w:type="gramStart"/>
+      <w:r>
+        <w:rPr>
+          <w:rFonts w:eastAsia="Times New Roman" w:cs="Times New Roman"/>
+          <w:sz w:val="24"/>
+          <w:szCs w:val="24"/>
+        </w:rPr>
+        <w:t>{ id</w:t>
+      </w:r>
+      <w:proofErr w:type="gramEnd"/>
+      <w:r>
+        <w:rPr>
+          <w:rFonts w:eastAsia="Times New Roman" w:cs="Times New Roman"/>
+          <w:sz w:val="24"/>
+          <w:szCs w:val="24"/>
+        </w:rPr>
+        <w:t>: 1, name: "Anna", department: "HR</w:t>
+      </w:r>
+      <w:proofErr w:type="gramStart"/>
+      <w:r>
+        <w:rPr>
+          <w:rFonts w:eastAsia="Times New Roman" w:cs="Times New Roman"/>
+          <w:sz w:val="24"/>
+          <w:szCs w:val="24"/>
+        </w:rPr>
+        <w:t>" }</w:t>
+      </w:r>
+      <w:proofErr w:type="gramEnd"/>
+      <w:r>
+        <w:rPr>
+          <w:rFonts w:eastAsia="Times New Roman" w:cs="Times New Roman"/>
+          <w:sz w:val="24"/>
+          <w:szCs w:val="24"/>
+        </w:rPr>
+        <w:t>,</w:t>
+      </w:r>
+    </w:p>
+    <w:p>
+      <w:pPr>
+        <w:spacing w:before="100" w:beforeAutospacing="1" w:after="100" w:afterAutospacing="1" w:line="240" w:lineRule="auto"/>
+        <w:rPr>
+          <w:rFonts w:eastAsia="Times New Roman" w:cs="Times New Roman"/>
+          <w:sz w:val="24"/>
+          <w:szCs w:val="24"/>
+        </w:rPr>
+      </w:pPr>
+      <w:r>
+        <w:rPr>
+          <w:rFonts w:eastAsia="Times New Roman" w:cs="Times New Roman"/>
+          <w:sz w:val="24"/>
+          <w:szCs w:val="24"/>
+        </w:rPr>
+        <w:t xml:space="preserve">    </w:t>
+      </w:r>
+      <w:proofErr w:type="gramStart"/>
+      <w:r>
+        <w:rPr>
+          <w:rFonts w:eastAsia="Times New Roman" w:cs="Times New Roman"/>
+          <w:sz w:val="24"/>
+          <w:szCs w:val="24"/>
+        </w:rPr>
+        <w:t>{ id</w:t>
+      </w:r>
+      <w:proofErr w:type="gramEnd"/>
+      <w:r>
+        <w:rPr>
+          <w:rFonts w:eastAsia="Times New Roman" w:cs="Times New Roman"/>
+          <w:sz w:val="24"/>
+          <w:szCs w:val="24"/>
+        </w:rPr>
+        <w:t>: 2, name: "Brian", department: "IT</w:t>
+      </w:r>
+      <w:proofErr w:type="gramStart"/>
+      <w:r>
+        <w:rPr>
+          <w:rFonts w:eastAsia="Times New Roman" w:cs="Times New Roman"/>
+          <w:sz w:val="24"/>
+          <w:szCs w:val="24"/>
+        </w:rPr>
+        <w:t>" }</w:t>
+      </w:r>
+      <w:proofErr w:type="gramEnd"/>
+      <w:r>
+        <w:rPr>
+          <w:rFonts w:eastAsia="Times New Roman" w:cs="Times New Roman"/>
+          <w:sz w:val="24"/>
+          <w:szCs w:val="24"/>
+        </w:rPr>
+        <w:t>,</w:t>
+      </w:r>
+    </w:p>
+    <w:p>
+      <w:pPr>
+        <w:spacing w:before="100" w:beforeAutospacing="1" w:after="100" w:afterAutospacing="1" w:line="240" w:lineRule="auto"/>
+        <w:rPr>
+          <w:rFonts w:eastAsia="Times New Roman" w:cs="Times New Roman"/>
+          <w:sz w:val="24"/>
+          <w:szCs w:val="24"/>
+        </w:rPr>
+      </w:pPr>
+      <w:r>
+        <w:rPr>
+          <w:rFonts w:eastAsia="Times New Roman" w:cs="Times New Roman"/>
+          <w:sz w:val="24"/>
+          <w:szCs w:val="24"/>
+        </w:rPr>
+        <w:t xml:space="preserve">    </w:t>
+      </w:r>
+      <w:proofErr w:type="gramStart"/>
+      <w:r>
+        <w:rPr>
+          <w:rFonts w:eastAsia="Times New Roman" w:cs="Times New Roman"/>
+          <w:sz w:val="24"/>
+          <w:szCs w:val="24"/>
+        </w:rPr>
+        <w:t>{ id</w:t>
+      </w:r>
+      <w:proofErr w:type="gramEnd"/>
+      <w:r>
+        <w:rPr>
+          <w:rFonts w:eastAsia="Times New Roman" w:cs="Times New Roman"/>
+          <w:sz w:val="24"/>
+          <w:szCs w:val="24"/>
+        </w:rPr>
+        <w:t>: 3, name: "Clara", department: "Finance</w:t>
+      </w:r>
+      <w:proofErr w:type="gramStart"/>
+      <w:r>
+        <w:rPr>
+          <w:rFonts w:eastAsia="Times New Roman" w:cs="Times New Roman"/>
+          <w:sz w:val="24"/>
+          <w:szCs w:val="24"/>
+        </w:rPr>
+        <w:t>" }</w:t>
+      </w:r>
+      <w:proofErr w:type="gramEnd"/>
+      <w:r>
+        <w:rPr>
+          <w:rFonts w:eastAsia="Times New Roman" w:cs="Times New Roman"/>
+          <w:sz w:val="24"/>
+          <w:szCs w:val="24"/>
+        </w:rPr>
+        <w:t>,</w:t>
+      </w:r>
+    </w:p>
+    <w:p>
+      <w:pPr>
+        <w:spacing w:before="100" w:beforeAutospacing="1" w:after="100" w:afterAutospacing="1" w:line="240" w:lineRule="auto"/>
+        <w:rPr>
+          <w:rFonts w:eastAsia="Times New Roman" w:cs="Times New Roman"/>
+          <w:sz w:val="24"/>
+          <w:szCs w:val="24"/>
+        </w:rPr>
+      </w:pPr>
+      <w:r>
+        <w:rPr>
+          <w:rFonts w:eastAsia="Times New Roman" w:cs="Times New Roman"/>
+          <w:sz w:val="24"/>
+          <w:szCs w:val="24"/>
+        </w:rPr>
+        <w:t xml:space="preserve">    </w:t>
+      </w:r>
+      <w:proofErr w:type="gramStart"/>
+      <w:r>
+        <w:rPr>
+          <w:rFonts w:eastAsia="Times New Roman" w:cs="Times New Roman"/>
+          <w:sz w:val="24"/>
+          <w:szCs w:val="24"/>
+        </w:rPr>
+        <w:t>{ name</w:t>
+      </w:r>
+      <w:proofErr w:type="gramEnd"/>
+      <w:r>
+        <w:rPr>
+          <w:rFonts w:eastAsia="Times New Roman" w:cs="Times New Roman"/>
+          <w:sz w:val="24"/>
+          <w:szCs w:val="24"/>
+        </w:rPr>
+        <w:t>: "Ann", department: "Finance</w:t>
+      </w:r>
+      <w:proofErr w:type="gramStart"/>
+      <w:r>
+        <w:rPr>
+          <w:rFonts w:eastAsia="Times New Roman" w:cs="Times New Roman"/>
+          <w:sz w:val="24"/>
+          <w:szCs w:val="24"/>
+        </w:rPr>
+        <w:t>" }</w:t>
+      </w:r>
+      <w:proofErr w:type="gramEnd"/>
+      <w:r>
+        <w:rPr>
+          <w:rFonts w:eastAsia="Times New Roman" w:cs="Times New Roman"/>
+          <w:sz w:val="24"/>
+          <w:szCs w:val="24"/>
+        </w:rPr>
+        <w:t>,</w:t>
+      </w:r>
+    </w:p>
+    <w:p>
+      <w:pPr>
+        <w:spacing w:before="100" w:beforeAutospacing="1" w:after="100" w:afterAutospacing="1" w:line="240" w:lineRule="auto"/>
+        <w:rPr>
+          <w:rFonts w:eastAsia="Times New Roman" w:cs="Times New Roman"/>
+          <w:sz w:val="24"/>
+          <w:szCs w:val="24"/>
+        </w:rPr>
+      </w:pPr>
+      <w:r>
+        <w:rPr>
+          <w:rFonts w:eastAsia="Times New Roman" w:cs="Times New Roman"/>
+          <w:sz w:val="24"/>
+          <w:szCs w:val="24"/>
+        </w:rPr>
+        <w:t xml:space="preserve">    </w:t>
+      </w:r>
+      <w:proofErr w:type="gramStart"/>
+      <w:r>
+        <w:rPr>
+          <w:rFonts w:eastAsia="Times New Roman" w:cs="Times New Roman"/>
+          <w:sz w:val="24"/>
+          <w:szCs w:val="24"/>
+        </w:rPr>
+        <w:t>{ name</w:t>
+      </w:r>
+      <w:proofErr w:type="gramEnd"/>
+      <w:r>
+        <w:rPr>
+          <w:rFonts w:eastAsia="Times New Roman" w:cs="Times New Roman"/>
+          <w:sz w:val="24"/>
+          <w:szCs w:val="24"/>
+        </w:rPr>
+        <w:t>: "Elisabeth", department: "HR</w:t>
+      </w:r>
+      <w:proofErr w:type="gramStart"/>
+      <w:r>
+        <w:rPr>
+          <w:rFonts w:eastAsia="Times New Roman" w:cs="Times New Roman"/>
+          <w:sz w:val="24"/>
+          <w:szCs w:val="24"/>
+        </w:rPr>
+        <w:t>" }</w:t>
+      </w:r>
+      <w:proofErr w:type="gramEnd"/>
+    </w:p>
+    <w:p>
+      <w:pPr>
+        <w:spacing w:before="100" w:beforeAutospacing="1" w:after="100" w:afterAutospacing="1" w:line="240" w:lineRule="auto"/>
+        <w:rPr>
+          <w:rFonts w:eastAsia="Times New Roman" w:cs="Times New Roman"/>
+          <w:sz w:val="24"/>
+          <w:szCs w:val="24"/>
+        </w:rPr>
+      </w:pPr>
+      <w:r>
+        <w:rPr>
+          <w:rFonts w:eastAsia="Times New Roman" w:cs="Times New Roman"/>
+          <w:sz w:val="24"/>
+          <w:szCs w:val="24"/>
+        </w:rPr>
+        <w:t>  ];</w:t>
+      </w:r>
+    </w:p>
+    <w:p>
+      <w:pPr>
+        <w:spacing w:before="100" w:beforeAutospacing="1" w:after="100" w:afterAutospacing="1" w:line="240" w:lineRule="auto"/>
+        <w:rPr>
+          <w:rFonts w:eastAsia="Times New Roman" w:cs="Times New Roman"/>
+          <w:sz w:val="24"/>
+          <w:szCs w:val="24"/>
+        </w:rPr>
+      </w:pPr>
+    </w:p>
+    <w:p>
+      <w:pPr>
+        <w:spacing w:before="100" w:beforeAutospacing="1" w:after="100" w:afterAutospacing="1" w:line="240" w:lineRule="auto"/>
+        <w:rPr>
+          <w:rFonts w:eastAsia="Times New Roman" w:cs="Times New Roman"/>
+          <w:sz w:val="24"/>
+          <w:szCs w:val="24"/>
+        </w:rPr>
+      </w:pPr>
+      <w:r>
+        <w:rPr>
+          <w:rFonts w:eastAsia="Times New Roman" w:cs="Times New Roman"/>
+          <w:sz w:val="24"/>
+          <w:szCs w:val="24"/>
+        </w:rPr>
+        <w:t>  return (</w:t>
+      </w:r>
+    </w:p>
+    <w:p>
+      <w:pPr>
+        <w:spacing w:before="100" w:beforeAutospacing="1" w:after="100" w:afterAutospacing="1" w:line="240" w:lineRule="auto"/>
+        <w:rPr>
+          <w:rFonts w:eastAsia="Times New Roman" w:cs="Times New Roman"/>
+          <w:sz w:val="24"/>
+          <w:szCs w:val="24"/>
+        </w:rPr>
+      </w:pPr>
+      <w:r>
+        <w:rPr>
+          <w:rFonts w:eastAsia="Times New Roman" w:cs="Times New Roman"/>
+          <w:sz w:val="24"/>
+          <w:szCs w:val="24"/>
+        </w:rPr>
+        <w:t>    &lt;table border="1"&gt;</w:t>
+      </w:r>
+    </w:p>
+    <w:p>
+      <w:pPr>
+        <w:spacing w:before="100" w:beforeAutospacing="1" w:after="100" w:afterAutospacing="1" w:line="240" w:lineRule="auto"/>
+        <w:rPr>
+          <w:rFonts w:eastAsia="Times New Roman" w:cs="Times New Roman"/>
+          <w:sz w:val="24"/>
+          <w:szCs w:val="24"/>
+        </w:rPr>
+      </w:pPr>
+      <w:r>
+        <w:rPr>
+          <w:rFonts w:eastAsia="Times New Roman" w:cs="Times New Roman"/>
+          <w:sz w:val="24"/>
+          <w:szCs w:val="24"/>
+        </w:rPr>
+        <w:t>      &lt;</w:t>
+      </w:r>
+      <w:proofErr w:type="spellStart"/>
+      <w:r>
+        <w:rPr>
+          <w:rFonts w:eastAsia="Times New Roman" w:cs="Times New Roman"/>
+          <w:sz w:val="24"/>
+          <w:szCs w:val="24"/>
+        </w:rPr>
+        <w:t>thead</w:t>
+      </w:r>
+      <w:proofErr w:type="spellEnd"/>
+      <w:r>
+        <w:rPr>
+          <w:rFonts w:eastAsia="Times New Roman" w:cs="Times New Roman"/>
+          <w:sz w:val="24"/>
+          <w:szCs w:val="24"/>
+        </w:rPr>
+        <w:t>&gt;</w:t>
+      </w:r>
+    </w:p>
+    <w:p>
+      <w:pPr>
+        <w:spacing w:before="100" w:beforeAutospacing="1" w:after="100" w:afterAutospacing="1" w:line="240" w:lineRule="auto"/>
+        <w:rPr>
+          <w:rFonts w:eastAsia="Times New Roman" w:cs="Times New Roman"/>
+          <w:sz w:val="24"/>
+          <w:szCs w:val="24"/>
+        </w:rPr>
+      </w:pPr>
+      <w:r>
+        <w:rPr>
+          <w:rFonts w:eastAsia="Times New Roman" w:cs="Times New Roman"/>
+          <w:sz w:val="24"/>
+          <w:szCs w:val="24"/>
+        </w:rPr>
+        <w:t>        &lt;tr&gt;</w:t>
+      </w:r>
+    </w:p>
+    <w:p>
+      <w:pPr>
+        <w:spacing w:before="100" w:beforeAutospacing="1" w:after="100" w:afterAutospacing="1" w:line="240" w:lineRule="auto"/>
+        <w:rPr>
+          <w:rFonts w:eastAsia="Times New Roman" w:cs="Times New Roman"/>
+          <w:sz w:val="24"/>
+          <w:szCs w:val="24"/>
+        </w:rPr>
+      </w:pPr>
+      <w:r>
+        <w:rPr>
+          <w:rFonts w:eastAsia="Times New Roman" w:cs="Times New Roman"/>
+          <w:sz w:val="24"/>
+          <w:szCs w:val="24"/>
+        </w:rPr>
+        <w:t>          &lt;</w:t>
+      </w:r>
+      <w:proofErr w:type="spellStart"/>
+      <w:r>
+        <w:rPr>
+          <w:rFonts w:eastAsia="Times New Roman" w:cs="Times New Roman"/>
+          <w:sz w:val="24"/>
+          <w:szCs w:val="24"/>
+        </w:rPr>
+        <w:t>th</w:t>
+      </w:r>
+      <w:proofErr w:type="spellEnd"/>
+      <w:r>
+        <w:rPr>
+          <w:rFonts w:eastAsia="Times New Roman" w:cs="Times New Roman"/>
+          <w:sz w:val="24"/>
+          <w:szCs w:val="24"/>
+        </w:rPr>
+        <w:t>&gt;ID/Index&lt;/</w:t>
+      </w:r>
+      <w:proofErr w:type="spellStart"/>
+      <w:r>
+        <w:rPr>
+          <w:rFonts w:eastAsia="Times New Roman" w:cs="Times New Roman"/>
+          <w:sz w:val="24"/>
+          <w:szCs w:val="24"/>
+        </w:rPr>
+        <w:t>th</w:t>
+      </w:r>
+      <w:proofErr w:type="spellEnd"/>
+      <w:r>
+        <w:rPr>
+          <w:rFonts w:eastAsia="Times New Roman" w:cs="Times New Roman"/>
+          <w:sz w:val="24"/>
+          <w:szCs w:val="24"/>
+        </w:rPr>
+        <w:t>&gt;</w:t>
+      </w:r>
+    </w:p>
+    <w:p>
+      <w:pPr>
+        <w:spacing w:before="100" w:beforeAutospacing="1" w:after="100" w:afterAutospacing="1" w:line="240" w:lineRule="auto"/>
+        <w:rPr>
+          <w:rFonts w:eastAsia="Times New Roman" w:cs="Times New Roman"/>
+          <w:sz w:val="24"/>
+          <w:szCs w:val="24"/>
+        </w:rPr>
+      </w:pPr>
+      <w:r>
+        <w:rPr>
+          <w:rFonts w:eastAsia="Times New Roman" w:cs="Times New Roman"/>
+          <w:sz w:val="24"/>
+          <w:szCs w:val="24"/>
+        </w:rPr>
+        <w:t>          &lt;</w:t>
+      </w:r>
+      <w:proofErr w:type="spellStart"/>
+      <w:r>
+        <w:rPr>
+          <w:rFonts w:eastAsia="Times New Roman" w:cs="Times New Roman"/>
+          <w:sz w:val="24"/>
+          <w:szCs w:val="24"/>
+        </w:rPr>
+        <w:t>th</w:t>
+      </w:r>
+      <w:proofErr w:type="spellEnd"/>
+      <w:r>
+        <w:rPr>
+          <w:rFonts w:eastAsia="Times New Roman" w:cs="Times New Roman"/>
+          <w:sz w:val="24"/>
+          <w:szCs w:val="24"/>
+        </w:rPr>
+        <w:t>&gt;Name&lt;/</w:t>
+      </w:r>
+      <w:proofErr w:type="spellStart"/>
+      <w:r>
+        <w:rPr>
+          <w:rFonts w:eastAsia="Times New Roman" w:cs="Times New Roman"/>
+          <w:sz w:val="24"/>
+          <w:szCs w:val="24"/>
+        </w:rPr>
+        <w:t>th</w:t>
+      </w:r>
+      <w:proofErr w:type="spellEnd"/>
+      <w:r>
+        <w:rPr>
+          <w:rFonts w:eastAsia="Times New Roman" w:cs="Times New Roman"/>
+          <w:sz w:val="24"/>
+          <w:szCs w:val="24"/>
+        </w:rPr>
+        <w:t>&gt;</w:t>
+      </w:r>
+    </w:p>
+    <w:p>
+      <w:pPr>
+        <w:spacing w:before="100" w:beforeAutospacing="1" w:after="100" w:afterAutospacing="1" w:line="240" w:lineRule="auto"/>
+        <w:rPr>
+          <w:rFonts w:eastAsia="Times New Roman" w:cs="Times New Roman"/>
+          <w:sz w:val="24"/>
+          <w:szCs w:val="24"/>
+        </w:rPr>
+      </w:pPr>
+      <w:r>
+        <w:rPr>
+          <w:rFonts w:eastAsia="Times New Roman" w:cs="Times New Roman"/>
+          <w:sz w:val="24"/>
+          <w:szCs w:val="24"/>
+        </w:rPr>
+        <w:lastRenderedPageBreak/>
+        <w:t>          &lt;</w:t>
+      </w:r>
+      <w:proofErr w:type="spellStart"/>
+      <w:r>
+        <w:rPr>
+          <w:rFonts w:eastAsia="Times New Roman" w:cs="Times New Roman"/>
+          <w:sz w:val="24"/>
+          <w:szCs w:val="24"/>
+        </w:rPr>
+        <w:t>th</w:t>
+      </w:r>
+      <w:proofErr w:type="spellEnd"/>
+      <w:r>
+        <w:rPr>
+          <w:rFonts w:eastAsia="Times New Roman" w:cs="Times New Roman"/>
+          <w:sz w:val="24"/>
+          <w:szCs w:val="24"/>
+        </w:rPr>
+        <w:t>&gt;Department&lt;/</w:t>
+      </w:r>
+      <w:proofErr w:type="spellStart"/>
+      <w:r>
+        <w:rPr>
+          <w:rFonts w:eastAsia="Times New Roman" w:cs="Times New Roman"/>
+          <w:sz w:val="24"/>
+          <w:szCs w:val="24"/>
+        </w:rPr>
+        <w:t>th</w:t>
+      </w:r>
+      <w:proofErr w:type="spellEnd"/>
+      <w:r>
+        <w:rPr>
+          <w:rFonts w:eastAsia="Times New Roman" w:cs="Times New Roman"/>
+          <w:sz w:val="24"/>
+          <w:szCs w:val="24"/>
+        </w:rPr>
+        <w:t>&gt;</w:t>
+      </w:r>
+    </w:p>
+    <w:p>
+      <w:pPr>
+        <w:spacing w:before="100" w:beforeAutospacing="1" w:after="100" w:afterAutospacing="1" w:line="240" w:lineRule="auto"/>
+        <w:rPr>
+          <w:rFonts w:eastAsia="Times New Roman" w:cs="Times New Roman"/>
+          <w:sz w:val="24"/>
+          <w:szCs w:val="24"/>
+        </w:rPr>
+      </w:pPr>
+      <w:r>
+        <w:rPr>
+          <w:rFonts w:eastAsia="Times New Roman" w:cs="Times New Roman"/>
+          <w:sz w:val="24"/>
+          <w:szCs w:val="24"/>
+        </w:rPr>
+        <w:t>        &lt;/tr&gt;</w:t>
+      </w:r>
+    </w:p>
+    <w:p>
+      <w:pPr>
+        <w:spacing w:before="100" w:beforeAutospacing="1" w:after="100" w:afterAutospacing="1" w:line="240" w:lineRule="auto"/>
+        <w:rPr>
+          <w:rFonts w:eastAsia="Times New Roman" w:cs="Times New Roman"/>
+          <w:sz w:val="24"/>
+          <w:szCs w:val="24"/>
+        </w:rPr>
+      </w:pPr>
+      <w:r>
+        <w:rPr>
+          <w:rFonts w:eastAsia="Times New Roman" w:cs="Times New Roman"/>
+          <w:sz w:val="24"/>
+          <w:szCs w:val="24"/>
+        </w:rPr>
+        <w:t>      &lt;/</w:t>
+      </w:r>
+      <w:proofErr w:type="spellStart"/>
+      <w:r>
+        <w:rPr>
+          <w:rFonts w:eastAsia="Times New Roman" w:cs="Times New Roman"/>
+          <w:sz w:val="24"/>
+          <w:szCs w:val="24"/>
+        </w:rPr>
+        <w:t>thead</w:t>
+      </w:r>
+      <w:proofErr w:type="spellEnd"/>
+      <w:r>
+        <w:rPr>
+          <w:rFonts w:eastAsia="Times New Roman" w:cs="Times New Roman"/>
+          <w:sz w:val="24"/>
+          <w:szCs w:val="24"/>
+        </w:rPr>
+        <w:t>&gt;</w:t>
+      </w:r>
+    </w:p>
+    <w:p>
+      <w:pPr>
+        <w:spacing w:before="100" w:beforeAutospacing="1" w:after="100" w:afterAutospacing="1" w:line="240" w:lineRule="auto"/>
+        <w:rPr>
+          <w:rFonts w:eastAsia="Times New Roman" w:cs="Times New Roman"/>
+          <w:sz w:val="24"/>
+          <w:szCs w:val="24"/>
+        </w:rPr>
+      </w:pPr>
+      <w:r>
+        <w:rPr>
+          <w:rFonts w:eastAsia="Times New Roman" w:cs="Times New Roman"/>
+          <w:sz w:val="24"/>
+          <w:szCs w:val="24"/>
+        </w:rPr>
+        <w:t>      &lt;</w:t>
+      </w:r>
+      <w:proofErr w:type="spellStart"/>
+      <w:r>
+        <w:rPr>
+          <w:rFonts w:eastAsia="Times New Roman" w:cs="Times New Roman"/>
+          <w:sz w:val="24"/>
+          <w:szCs w:val="24"/>
+        </w:rPr>
+        <w:t>tbody</w:t>
+      </w:r>
+      <w:proofErr w:type="spellEnd"/>
+      <w:r>
+        <w:rPr>
+          <w:rFonts w:eastAsia="Times New Roman" w:cs="Times New Roman"/>
+          <w:sz w:val="24"/>
+          <w:szCs w:val="24"/>
+        </w:rPr>
+        <w:t>&gt;</w:t>
+      </w:r>
+    </w:p>
+    <w:p>
+      <w:pPr>
+        <w:spacing w:before="100" w:beforeAutospacing="1" w:after="100" w:afterAutospacing="1" w:line="240" w:lineRule="auto"/>
+        <w:rPr>
+          <w:rFonts w:eastAsia="Times New Roman" w:cs="Times New Roman"/>
+          <w:sz w:val="24"/>
+          <w:szCs w:val="24"/>
+        </w:rPr>
+      </w:pPr>
+      <w:r>
+        <w:rPr>
+          <w:rFonts w:eastAsia="Times New Roman" w:cs="Times New Roman"/>
+          <w:sz w:val="24"/>
+          <w:szCs w:val="24"/>
+        </w:rPr>
+        <w:t>        {</w:t>
+      </w:r>
+      <w:proofErr w:type="spellStart"/>
+      <w:proofErr w:type="gramStart"/>
+      <w:r>
+        <w:rPr>
+          <w:rFonts w:eastAsia="Times New Roman" w:cs="Times New Roman"/>
+          <w:sz w:val="24"/>
+          <w:szCs w:val="24"/>
+        </w:rPr>
+        <w:t>employees.map</w:t>
+      </w:r>
+      <w:proofErr w:type="spellEnd"/>
+      <w:r>
+        <w:rPr>
+          <w:rFonts w:eastAsia="Times New Roman" w:cs="Times New Roman"/>
+          <w:sz w:val="24"/>
+          <w:szCs w:val="24"/>
+        </w:rPr>
+        <w:t>(</w:t>
+      </w:r>
+      <w:proofErr w:type="gramEnd"/>
+      <w:r>
+        <w:rPr>
+          <w:rFonts w:eastAsia="Times New Roman" w:cs="Times New Roman"/>
+          <w:sz w:val="24"/>
+          <w:szCs w:val="24"/>
+        </w:rPr>
+        <w:t>(e, index) =&gt; (</w:t>
+      </w:r>
+    </w:p>
+    <w:p>
+      <w:pPr>
+        <w:spacing w:before="100" w:beforeAutospacing="1" w:after="100" w:afterAutospacing="1" w:line="240" w:lineRule="auto"/>
+        <w:rPr>
+          <w:rFonts w:eastAsia="Times New Roman" w:cs="Times New Roman"/>
+          <w:sz w:val="24"/>
+          <w:szCs w:val="24"/>
+        </w:rPr>
+      </w:pPr>
+      <w:r>
+        <w:rPr>
+          <w:rFonts w:eastAsia="Times New Roman" w:cs="Times New Roman"/>
+          <w:sz w:val="24"/>
+          <w:szCs w:val="24"/>
+        </w:rPr>
+        <w:t>          &lt;tr key</w:t>
+      </w:r>
+      <w:proofErr w:type="gramStart"/>
+      <w:r>
+        <w:rPr>
+          <w:rFonts w:eastAsia="Times New Roman" w:cs="Times New Roman"/>
+          <w:sz w:val="24"/>
+          <w:szCs w:val="24"/>
+        </w:rPr>
+        <w:t>={</w:t>
+      </w:r>
+      <w:proofErr w:type="gramEnd"/>
+      <w:r>
+        <w:rPr>
+          <w:rFonts w:eastAsia="Times New Roman" w:cs="Times New Roman"/>
+          <w:sz w:val="24"/>
+          <w:szCs w:val="24"/>
+        </w:rPr>
+        <w:t>e.id || index}&gt;</w:t>
+      </w:r>
+    </w:p>
+    <w:p>
+      <w:pPr>
+        <w:spacing w:before="100" w:beforeAutospacing="1" w:after="100" w:afterAutospacing="1" w:line="240" w:lineRule="auto"/>
+        <w:rPr>
+          <w:rFonts w:eastAsia="Times New Roman" w:cs="Times New Roman"/>
+          <w:sz w:val="24"/>
+          <w:szCs w:val="24"/>
+        </w:rPr>
+      </w:pPr>
+      <w:r>
+        <w:rPr>
+          <w:rFonts w:eastAsia="Times New Roman" w:cs="Times New Roman"/>
+          <w:sz w:val="24"/>
+          <w:szCs w:val="24"/>
+        </w:rPr>
+        <w:t>            &lt;td</w:t>
+      </w:r>
+      <w:proofErr w:type="gramStart"/>
+      <w:r>
+        <w:rPr>
+          <w:rFonts w:eastAsia="Times New Roman" w:cs="Times New Roman"/>
+          <w:sz w:val="24"/>
+          <w:szCs w:val="24"/>
+        </w:rPr>
+        <w:t>&gt;{</w:t>
+      </w:r>
+      <w:proofErr w:type="gramEnd"/>
+      <w:r>
+        <w:rPr>
+          <w:rFonts w:eastAsia="Times New Roman" w:cs="Times New Roman"/>
+          <w:sz w:val="24"/>
+          <w:szCs w:val="24"/>
+        </w:rPr>
+        <w:t xml:space="preserve">e.id || </w:t>
+      </w:r>
+      <w:proofErr w:type="gramStart"/>
+      <w:r>
+        <w:rPr>
+          <w:rFonts w:eastAsia="Times New Roman" w:cs="Times New Roman"/>
+          <w:sz w:val="24"/>
+          <w:szCs w:val="24"/>
+        </w:rPr>
+        <w:t>index}&lt;</w:t>
+      </w:r>
+      <w:proofErr w:type="gramEnd"/>
+      <w:r>
+        <w:rPr>
+          <w:rFonts w:eastAsia="Times New Roman" w:cs="Times New Roman"/>
+          <w:sz w:val="24"/>
+          <w:szCs w:val="24"/>
+        </w:rPr>
+        <w:t>/td&gt;</w:t>
+      </w:r>
+    </w:p>
+    <w:p>
+      <w:pPr>
+        <w:spacing w:before="100" w:beforeAutospacing="1" w:after="100" w:afterAutospacing="1" w:line="240" w:lineRule="auto"/>
+        <w:rPr>
+          <w:rFonts w:eastAsia="Times New Roman" w:cs="Times New Roman"/>
+          <w:sz w:val="24"/>
+          <w:szCs w:val="24"/>
+        </w:rPr>
+      </w:pPr>
+      <w:r>
+        <w:rPr>
+          <w:rFonts w:eastAsia="Times New Roman" w:cs="Times New Roman"/>
+          <w:sz w:val="24"/>
+          <w:szCs w:val="24"/>
+        </w:rPr>
+        <w:t>            &lt;td&gt;{e.</w:t>
+      </w:r>
+      <w:proofErr w:type="gramStart"/>
+      <w:r>
+        <w:rPr>
+          <w:rFonts w:eastAsia="Times New Roman" w:cs="Times New Roman"/>
+          <w:sz w:val="24"/>
+          <w:szCs w:val="24"/>
+        </w:rPr>
+        <w:t>name}&lt;</w:t>
+      </w:r>
+      <w:proofErr w:type="gramEnd"/>
+      <w:r>
+        <w:rPr>
+          <w:rFonts w:eastAsia="Times New Roman" w:cs="Times New Roman"/>
+          <w:sz w:val="24"/>
+          <w:szCs w:val="24"/>
+        </w:rPr>
+        <w:t>/td&gt;</w:t>
+      </w:r>
+    </w:p>
+    <w:p>
+      <w:pPr>
+        <w:spacing w:before="100" w:beforeAutospacing="1" w:after="100" w:afterAutospacing="1" w:line="240" w:lineRule="auto"/>
+        <w:rPr>
+          <w:rFonts w:eastAsia="Times New Roman" w:cs="Times New Roman"/>
+          <w:sz w:val="24"/>
+          <w:szCs w:val="24"/>
+        </w:rPr>
+      </w:pPr>
+      <w:r>
+        <w:rPr>
+          <w:rFonts w:eastAsia="Times New Roman" w:cs="Times New Roman"/>
+          <w:sz w:val="24"/>
+          <w:szCs w:val="24"/>
+        </w:rPr>
+        <w:t>            &lt;td&gt;{</w:t>
+      </w:r>
+      <w:proofErr w:type="spellStart"/>
+      <w:proofErr w:type="gramStart"/>
+      <w:r>
+        <w:rPr>
+          <w:rFonts w:eastAsia="Times New Roman" w:cs="Times New Roman"/>
+          <w:sz w:val="24"/>
+          <w:szCs w:val="24"/>
+        </w:rPr>
+        <w:t>e.department</w:t>
+      </w:r>
+      <w:proofErr w:type="spellEnd"/>
+      <w:proofErr w:type="gramEnd"/>
+      <w:r>
+        <w:rPr>
+          <w:rFonts w:eastAsia="Times New Roman" w:cs="Times New Roman"/>
+          <w:sz w:val="24"/>
+          <w:szCs w:val="24"/>
+        </w:rPr>
+        <w:t>}&lt;/td&gt;</w:t>
+      </w:r>
+    </w:p>
+    <w:p>
+      <w:pPr>
+        <w:spacing w:before="100" w:beforeAutospacing="1" w:after="100" w:afterAutospacing="1" w:line="240" w:lineRule="auto"/>
+        <w:rPr>
+          <w:rFonts w:eastAsia="Times New Roman" w:cs="Times New Roman"/>
+          <w:sz w:val="24"/>
+          <w:szCs w:val="24"/>
+        </w:rPr>
+      </w:pPr>
+      <w:r>
+        <w:rPr>
+          <w:rFonts w:eastAsia="Times New Roman" w:cs="Times New Roman"/>
+          <w:sz w:val="24"/>
+          <w:szCs w:val="24"/>
+        </w:rPr>
+        <w:t>          &lt;/tr&gt;</w:t>
+      </w:r>
+    </w:p>
+    <w:p>
+      <w:pPr>
+        <w:spacing w:before="100" w:beforeAutospacing="1" w:after="100" w:afterAutospacing="1" w:line="240" w:lineRule="auto"/>
+        <w:rPr>
+          <w:rFonts w:eastAsia="Times New Roman" w:cs="Times New Roman"/>
+          <w:sz w:val="24"/>
+          <w:szCs w:val="24"/>
+        </w:rPr>
+      </w:pPr>
+      <w:r>
+        <w:rPr>
+          <w:rFonts w:eastAsia="Times New Roman" w:cs="Times New Roman"/>
+          <w:sz w:val="24"/>
+          <w:szCs w:val="24"/>
+        </w:rPr>
+        <w:t xml:space="preserve">        </w:t>
+      </w:r>
+      <w:proofErr w:type="gramStart"/>
+      <w:r>
+        <w:rPr>
+          <w:rFonts w:eastAsia="Times New Roman" w:cs="Times New Roman"/>
+          <w:sz w:val="24"/>
+          <w:szCs w:val="24"/>
+        </w:rPr>
+        <w:t>))}</w:t>
+      </w:r>
+      <w:proofErr w:type="gramEnd"/>
+    </w:p>
+    <w:p>
+      <w:pPr>
+        <w:spacing w:before="100" w:beforeAutospacing="1" w:after="100" w:afterAutospacing="1" w:line="240" w:lineRule="auto"/>
+        <w:rPr>
+          <w:rFonts w:eastAsia="Times New Roman" w:cs="Times New Roman"/>
+          <w:sz w:val="24"/>
+          <w:szCs w:val="24"/>
+        </w:rPr>
+      </w:pPr>
+      <w:r>
+        <w:rPr>
+          <w:rFonts w:eastAsia="Times New Roman" w:cs="Times New Roman"/>
+          <w:sz w:val="24"/>
+          <w:szCs w:val="24"/>
+        </w:rPr>
+        <w:t>      &lt;/</w:t>
+      </w:r>
+      <w:proofErr w:type="spellStart"/>
+      <w:r>
+        <w:rPr>
+          <w:rFonts w:eastAsia="Times New Roman" w:cs="Times New Roman"/>
+          <w:sz w:val="24"/>
+          <w:szCs w:val="24"/>
+        </w:rPr>
+        <w:t>tbody</w:t>
+      </w:r>
+      <w:proofErr w:type="spellEnd"/>
+      <w:r>
+        <w:rPr>
+          <w:rFonts w:eastAsia="Times New Roman" w:cs="Times New Roman"/>
+          <w:sz w:val="24"/>
+          <w:szCs w:val="24"/>
+        </w:rPr>
+        <w:t>&gt;</w:t>
+      </w:r>
+    </w:p>
+    <w:p>
+      <w:pPr>
+        <w:spacing w:before="100" w:beforeAutospacing="1" w:after="100" w:afterAutospacing="1" w:line="240" w:lineRule="auto"/>
+        <w:rPr>
+          <w:rFonts w:eastAsia="Times New Roman" w:cs="Times New Roman"/>
+          <w:sz w:val="24"/>
+          <w:szCs w:val="24"/>
+        </w:rPr>
+      </w:pPr>
+      <w:r>
+        <w:rPr>
+          <w:rFonts w:eastAsia="Times New Roman" w:cs="Times New Roman"/>
+          <w:sz w:val="24"/>
+          <w:szCs w:val="24"/>
+        </w:rPr>
+        <w:t>    &lt;/table&gt;</w:t>
+      </w:r>
+    </w:p>
+    <w:p>
+      <w:pPr>
+        <w:spacing w:before="100" w:beforeAutospacing="1" w:after="100" w:afterAutospacing="1" w:line="240" w:lineRule="auto"/>
+        <w:rPr>
+          <w:rFonts w:eastAsia="Times New Roman" w:cs="Times New Roman"/>
+          <w:sz w:val="24"/>
+          <w:szCs w:val="24"/>
+        </w:rPr>
+      </w:pPr>
+      <w:r>
+        <w:rPr>
+          <w:rFonts w:eastAsia="Times New Roman" w:cs="Times New Roman"/>
+          <w:sz w:val="24"/>
+          <w:szCs w:val="24"/>
+        </w:rPr>
+        <w:t>  );</w:t>
+      </w:r>
+    </w:p>
+    <w:p>
+      <w:pPr>
+        <w:spacing w:before="100" w:beforeAutospacing="1" w:after="100" w:afterAutospacing="1" w:line="240" w:lineRule="auto"/>
+        <w:rPr>
+          <w:rFonts w:eastAsia="Times New Roman" w:cs="Times New Roman"/>
+          <w:sz w:val="24"/>
+          <w:szCs w:val="24"/>
+        </w:rPr>
+      </w:pPr>
+      <w:r>
+        <w:rPr>
+          <w:rFonts w:eastAsia="Times New Roman" w:cs="Times New Roman"/>
+          <w:sz w:val="24"/>
+          <w:szCs w:val="24"/>
+        </w:rPr>
+        <w:t>};</w:t>
+      </w:r>
+    </w:p>
+    <w:p>
+      <w:pPr>
+        <w:spacing w:before="100" w:beforeAutospacing="1" w:after="100" w:afterAutospacing="1" w:line="240" w:lineRule="auto"/>
+        <w:rPr>
+          <w:rFonts w:eastAsia="Times New Roman" w:cs="Times New Roman"/>
+          <w:sz w:val="24"/>
+          <w:szCs w:val="24"/>
+        </w:rPr>
+      </w:pPr>
+    </w:p>
+    <w:p>
+      <w:pPr>
+        <w:spacing w:before="100" w:beforeAutospacing="1" w:after="100" w:afterAutospacing="1" w:line="240" w:lineRule="auto"/>
+        <w:rPr>
+          <w:rFonts w:eastAsia="Times New Roman" w:cs="Times New Roman"/>
+          <w:sz w:val="24"/>
+          <w:szCs w:val="24"/>
+        </w:rPr>
+      </w:pPr>
+      <w:r>
+        <w:rPr>
+          <w:rFonts w:eastAsia="Times New Roman" w:cs="Times New Roman"/>
+          <w:sz w:val="24"/>
+          <w:szCs w:val="24"/>
+        </w:rPr>
+        <w:t xml:space="preserve">export default </w:t>
+      </w:r>
+      <w:proofErr w:type="gramStart"/>
+      <w:r>
+        <w:rPr>
+          <w:rFonts w:eastAsia="Times New Roman" w:cs="Times New Roman"/>
+          <w:sz w:val="24"/>
+          <w:szCs w:val="24"/>
+        </w:rPr>
+        <w:t>Exercise3;</w:t>
+      </w:r>
+      <w:proofErr w:type="gramEnd"/>
+    </w:p>
+    <w:p>
+      <w:pPr>
+        <w:spacing w:before="100" w:beforeAutospacing="1" w:after="100" w:afterAutospacing="1" w:line="240" w:lineRule="auto"/>
+        <w:rPr>
+          <w:rFonts w:eastAsia="Times New Roman" w:cs="Times New Roman"/>
+          <w:sz w:val="24"/>
+          <w:szCs w:val="24"/>
+        </w:rPr>
+      </w:pPr>
+    </w:p>
+    <w:p>
+      <w:pPr>
         <w:spacing w:line="240" w:lineRule="auto"/>
         <w:rPr>
           <w:rFonts w:eastAsia="Times New Roman" w:cs="Times New Roman"/>
@@ -1271,7 +3459,7 @@
           <w:sz w:val="24"/>
           <w:szCs w:val="24"/>
         </w:rPr>
-        <w:pict>
+        <w:pict w14:anchorId="31934B02">
           <v:rect id="_x0000_i1027" style="width:0;height:1.5pt" o:hralign="center" o:hrstd="t" o:hr="t" fillcolor="#a0a0a0" stroked="f"/>
         </w:pict>
       </w:r>
@@ -1373,6 +3561,7 @@
         <w:t xml:space="preserve">Create an arrow function </w:t>
       </w:r>
       <w:proofErr w:type="spellStart"/>
+      <w:proofErr w:type="gramStart"/>
       <w:r>
         <w:rPr>
           <w:rFonts w:ascii="Courier New" w:eastAsia="Times New Roman" w:hAnsi="Courier New" w:cs="Courier New"/>
@@ -1388,15 +3577,42 @@
           <w:sz w:val="20"/>
           <w:szCs w:val="20"/>
         </w:rPr>
-        <w:t>(...ages)</w:t>
-      </w:r>
-      <w:r>
-        <w:rPr>
-          <w:rFonts w:eastAsia="Times New Roman" w:cs="Times New Roman"/>
-          <w:sz w:val="24"/>
-          <w:szCs w:val="24"/>
-        </w:rPr>
-        <w:t xml:space="preserve"> that returns the average, and render the result inside a </w:t>
+        <w:t>(</w:t>
+      </w:r>
+      <w:proofErr w:type="gramEnd"/>
+      <w:r>
+        <w:rPr>
+          <w:rFonts w:ascii="Courier New" w:eastAsia="Times New Roman" w:hAnsi="Courier New" w:cs="Courier New"/>
+          <w:sz w:val="20"/>
+          <w:szCs w:val="20"/>
+        </w:rPr>
+        <w:t>...ages)</w:t>
+      </w:r>
+      <w:r>
+        <w:rPr>
+          <w:rFonts w:eastAsia="Times New Roman" w:cs="Times New Roman"/>
+          <w:sz w:val="24"/>
+          <w:szCs w:val="24"/>
+        </w:rPr>
+        <w:t xml:space="preserve"> that returns the </w:t>
+      </w:r>
+      <w:proofErr w:type="gramStart"/>
+      <w:r>
+        <w:rPr>
+          <w:rFonts w:eastAsia="Times New Roman" w:cs="Times New Roman"/>
+          <w:sz w:val="24"/>
+          <w:szCs w:val="24"/>
+        </w:rPr>
+        <w:t>average, and</w:t>
+      </w:r>
+      <w:proofErr w:type="gramEnd"/>
+      <w:r>
+        <w:rPr>
+          <w:rFonts w:eastAsia="Times New Roman" w:cs="Times New Roman"/>
+          <w:sz w:val="24"/>
+          <w:szCs w:val="24"/>
+        </w:rPr>
+        <w:t xml:space="preserve"> render the result inside a </w:t>
       </w:r>
       <w:r>
         <w:rPr>
@@ -1417,6 +3633,419 @@
     </w:p>
     <w:p>
       <w:pPr>
+        <w:spacing w:before="100" w:beforeAutospacing="1" w:after="100" w:afterAutospacing="1" w:line="240" w:lineRule="auto"/>
+        <w:rPr>
+          <w:rFonts w:eastAsia="Times New Roman" w:cs="Times New Roman"/>
+          <w:sz w:val="24"/>
+          <w:szCs w:val="24"/>
+        </w:rPr>
+      </w:pPr>
+      <w:r>
+        <w:rPr>
+          <w:rFonts w:eastAsia="Times New Roman" w:cs="Times New Roman"/>
+          <w:sz w:val="24"/>
+          <w:szCs w:val="24"/>
+        </w:rPr>
+        <w:t>import React from 'react</w:t>
+      </w:r>
+      <w:proofErr w:type="gramStart"/>
+      <w:r>
+        <w:rPr>
+          <w:rFonts w:eastAsia="Times New Roman" w:cs="Times New Roman"/>
+          <w:sz w:val="24"/>
+          <w:szCs w:val="24"/>
+        </w:rPr>
+        <w:t>';</w:t>
+      </w:r>
+      <w:proofErr w:type="gramEnd"/>
+    </w:p>
+    <w:p>
+      <w:pPr>
+        <w:spacing w:before="100" w:beforeAutospacing="1" w:after="100" w:afterAutospacing="1" w:line="240" w:lineRule="auto"/>
+        <w:rPr>
+          <w:rFonts w:eastAsia="Times New Roman" w:cs="Times New Roman"/>
+          <w:sz w:val="24"/>
+          <w:szCs w:val="24"/>
+        </w:rPr>
+      </w:pPr>
+    </w:p>
+    <w:p>
+      <w:pPr>
+        <w:spacing w:before="100" w:beforeAutospacing="1" w:after="100" w:afterAutospacing="1" w:line="240" w:lineRule="auto"/>
+        <w:rPr>
+          <w:rFonts w:eastAsia="Times New Roman" w:cs="Times New Roman"/>
+          <w:sz w:val="24"/>
+          <w:szCs w:val="24"/>
+        </w:rPr>
+      </w:pPr>
+      <w:r>
+        <w:rPr>
+          <w:rFonts w:eastAsia="Times New Roman" w:cs="Times New Roman"/>
+          <w:sz w:val="24"/>
+          <w:szCs w:val="24"/>
+        </w:rPr>
+        <w:t>const Exercise4 = () =&gt; {</w:t>
+      </w:r>
+    </w:p>
+    <w:p>
+      <w:pPr>
+        <w:spacing w:before="100" w:beforeAutospacing="1" w:after="100" w:afterAutospacing="1" w:line="240" w:lineRule="auto"/>
+        <w:rPr>
+          <w:rFonts w:eastAsia="Times New Roman" w:cs="Times New Roman"/>
+          <w:sz w:val="24"/>
+          <w:szCs w:val="24"/>
+        </w:rPr>
+      </w:pPr>
+      <w:r>
+        <w:rPr>
+          <w:rFonts w:eastAsia="Times New Roman" w:cs="Times New Roman"/>
+          <w:sz w:val="24"/>
+          <w:szCs w:val="24"/>
+        </w:rPr>
+        <w:t xml:space="preserve">  const </w:t>
+      </w:r>
+      <w:proofErr w:type="spellStart"/>
+      <w:r>
+        <w:rPr>
+          <w:rFonts w:eastAsia="Times New Roman" w:cs="Times New Roman"/>
+          <w:sz w:val="24"/>
+          <w:szCs w:val="24"/>
+        </w:rPr>
+        <w:t>averageAge</w:t>
+      </w:r>
+      <w:proofErr w:type="spellEnd"/>
+      <w:r>
+        <w:rPr>
+          <w:rFonts w:eastAsia="Times New Roman" w:cs="Times New Roman"/>
+          <w:sz w:val="24"/>
+          <w:szCs w:val="24"/>
+        </w:rPr>
+        <w:t xml:space="preserve"> = (...ages) =&gt; {</w:t>
+      </w:r>
+    </w:p>
+    <w:p>
+      <w:pPr>
+        <w:spacing w:before="100" w:beforeAutospacing="1" w:after="100" w:afterAutospacing="1" w:line="240" w:lineRule="auto"/>
+        <w:rPr>
+          <w:rFonts w:eastAsia="Times New Roman" w:cs="Times New Roman"/>
+          <w:sz w:val="24"/>
+          <w:szCs w:val="24"/>
+        </w:rPr>
+      </w:pPr>
+      <w:r>
+        <w:rPr>
+          <w:rFonts w:eastAsia="Times New Roman" w:cs="Times New Roman"/>
+          <w:sz w:val="24"/>
+          <w:szCs w:val="24"/>
+        </w:rPr>
+        <w:lastRenderedPageBreak/>
+        <w:t xml:space="preserve">    const total = </w:t>
+      </w:r>
+      <w:proofErr w:type="spellStart"/>
+      <w:proofErr w:type="gramStart"/>
+      <w:r>
+        <w:rPr>
+          <w:rFonts w:eastAsia="Times New Roman" w:cs="Times New Roman"/>
+          <w:sz w:val="24"/>
+          <w:szCs w:val="24"/>
+        </w:rPr>
+        <w:t>ages.reduce</w:t>
+      </w:r>
+      <w:proofErr w:type="spellEnd"/>
+      <w:proofErr w:type="gramEnd"/>
+      <w:r>
+        <w:rPr>
+          <w:rFonts w:eastAsia="Times New Roman" w:cs="Times New Roman"/>
+          <w:sz w:val="24"/>
+          <w:szCs w:val="24"/>
+        </w:rPr>
+        <w:t>((sum, age) =&gt; sum + age, 0</w:t>
+      </w:r>
+      <w:proofErr w:type="gramStart"/>
+      <w:r>
+        <w:rPr>
+          <w:rFonts w:eastAsia="Times New Roman" w:cs="Times New Roman"/>
+          <w:sz w:val="24"/>
+          <w:szCs w:val="24"/>
+        </w:rPr>
+        <w:t>);</w:t>
+      </w:r>
+      <w:proofErr w:type="gramEnd"/>
+    </w:p>
+    <w:p>
+      <w:pPr>
+        <w:spacing w:before="100" w:beforeAutospacing="1" w:after="100" w:afterAutospacing="1" w:line="240" w:lineRule="auto"/>
+        <w:rPr>
+          <w:rFonts w:eastAsia="Times New Roman" w:cs="Times New Roman"/>
+          <w:sz w:val="24"/>
+          <w:szCs w:val="24"/>
+        </w:rPr>
+      </w:pPr>
+      <w:r>
+        <w:rPr>
+          <w:rFonts w:eastAsia="Times New Roman" w:cs="Times New Roman"/>
+          <w:sz w:val="24"/>
+          <w:szCs w:val="24"/>
+        </w:rPr>
+        <w:t xml:space="preserve">    return (total / </w:t>
+      </w:r>
+      <w:proofErr w:type="spellStart"/>
+      <w:proofErr w:type="gramStart"/>
+      <w:r>
+        <w:rPr>
+          <w:rFonts w:eastAsia="Times New Roman" w:cs="Times New Roman"/>
+          <w:sz w:val="24"/>
+          <w:szCs w:val="24"/>
+        </w:rPr>
+        <w:t>ages.length</w:t>
+      </w:r>
+      <w:proofErr w:type="spellEnd"/>
+      <w:r>
+        <w:rPr>
+          <w:rFonts w:eastAsia="Times New Roman" w:cs="Times New Roman"/>
+          <w:sz w:val="24"/>
+          <w:szCs w:val="24"/>
+        </w:rPr>
+        <w:t>).</w:t>
+      </w:r>
+      <w:proofErr w:type="spellStart"/>
+      <w:r>
+        <w:rPr>
+          <w:rFonts w:eastAsia="Times New Roman" w:cs="Times New Roman"/>
+          <w:sz w:val="24"/>
+          <w:szCs w:val="24"/>
+        </w:rPr>
+        <w:t>toFixed</w:t>
+      </w:r>
+      <w:proofErr w:type="spellEnd"/>
+      <w:proofErr w:type="gramEnd"/>
+      <w:r>
+        <w:rPr>
+          <w:rFonts w:eastAsia="Times New Roman" w:cs="Times New Roman"/>
+          <w:sz w:val="24"/>
+          <w:szCs w:val="24"/>
+        </w:rPr>
+        <w:t>(2</w:t>
+      </w:r>
+      <w:proofErr w:type="gramStart"/>
+      <w:r>
+        <w:rPr>
+          <w:rFonts w:eastAsia="Times New Roman" w:cs="Times New Roman"/>
+          <w:sz w:val="24"/>
+          <w:szCs w:val="24"/>
+        </w:rPr>
+        <w:t>);</w:t>
+      </w:r>
+      <w:proofErr w:type="gramEnd"/>
+    </w:p>
+    <w:p>
+      <w:pPr>
+        <w:spacing w:before="100" w:beforeAutospacing="1" w:after="100" w:afterAutospacing="1" w:line="240" w:lineRule="auto"/>
+        <w:rPr>
+          <w:rFonts w:eastAsia="Times New Roman" w:cs="Times New Roman"/>
+          <w:sz w:val="24"/>
+          <w:szCs w:val="24"/>
+        </w:rPr>
+      </w:pPr>
+      <w:r>
+        <w:rPr>
+          <w:rFonts w:eastAsia="Times New Roman" w:cs="Times New Roman"/>
+          <w:sz w:val="24"/>
+          <w:szCs w:val="24"/>
+        </w:rPr>
+        <w:t>  };</w:t>
+      </w:r>
+    </w:p>
+    <w:p>
+      <w:pPr>
+        <w:spacing w:before="100" w:beforeAutospacing="1" w:after="100" w:afterAutospacing="1" w:line="240" w:lineRule="auto"/>
+        <w:rPr>
+          <w:rFonts w:eastAsia="Times New Roman" w:cs="Times New Roman"/>
+          <w:sz w:val="24"/>
+          <w:szCs w:val="24"/>
+        </w:rPr>
+      </w:pPr>
+    </w:p>
+    <w:p>
+      <w:pPr>
+        <w:spacing w:before="100" w:beforeAutospacing="1" w:after="100" w:afterAutospacing="1" w:line="240" w:lineRule="auto"/>
+        <w:rPr>
+          <w:rFonts w:eastAsia="Times New Roman" w:cs="Times New Roman"/>
+          <w:sz w:val="24"/>
+          <w:szCs w:val="24"/>
+        </w:rPr>
+      </w:pPr>
+      <w:r>
+        <w:rPr>
+          <w:rFonts w:eastAsia="Times New Roman" w:cs="Times New Roman"/>
+          <w:sz w:val="24"/>
+          <w:szCs w:val="24"/>
+        </w:rPr>
+        <w:t xml:space="preserve">  const result = </w:t>
+      </w:r>
+      <w:proofErr w:type="spellStart"/>
+      <w:proofErr w:type="gramStart"/>
+      <w:r>
+        <w:rPr>
+          <w:rFonts w:eastAsia="Times New Roman" w:cs="Times New Roman"/>
+          <w:sz w:val="24"/>
+          <w:szCs w:val="24"/>
+        </w:rPr>
+        <w:t>averageAge</w:t>
+      </w:r>
+      <w:proofErr w:type="spellEnd"/>
+      <w:r>
+        <w:rPr>
+          <w:rFonts w:eastAsia="Times New Roman" w:cs="Times New Roman"/>
+          <w:sz w:val="24"/>
+          <w:szCs w:val="24"/>
+        </w:rPr>
+        <w:t>(</w:t>
+      </w:r>
+      <w:proofErr w:type="gramEnd"/>
+      <w:r>
+        <w:rPr>
+          <w:rFonts w:eastAsia="Times New Roman" w:cs="Times New Roman"/>
+          <w:sz w:val="24"/>
+          <w:szCs w:val="24"/>
+        </w:rPr>
+        <w:t>20, 30, 40, 50, 60</w:t>
+      </w:r>
+      <w:proofErr w:type="gramStart"/>
+      <w:r>
+        <w:rPr>
+          <w:rFonts w:eastAsia="Times New Roman" w:cs="Times New Roman"/>
+          <w:sz w:val="24"/>
+          <w:szCs w:val="24"/>
+        </w:rPr>
+        <w:t>);</w:t>
+      </w:r>
+      <w:proofErr w:type="gramEnd"/>
+    </w:p>
+    <w:p>
+      <w:pPr>
+        <w:spacing w:before="100" w:beforeAutospacing="1" w:after="100" w:afterAutospacing="1" w:line="240" w:lineRule="auto"/>
+        <w:rPr>
+          <w:rFonts w:eastAsia="Times New Roman" w:cs="Times New Roman"/>
+          <w:sz w:val="24"/>
+          <w:szCs w:val="24"/>
+        </w:rPr>
+      </w:pPr>
+    </w:p>
+    <w:p>
+      <w:pPr>
+        <w:spacing w:before="100" w:beforeAutospacing="1" w:after="100" w:afterAutospacing="1" w:line="240" w:lineRule="auto"/>
+        <w:rPr>
+          <w:rFonts w:eastAsia="Times New Roman" w:cs="Times New Roman"/>
+          <w:sz w:val="24"/>
+          <w:szCs w:val="24"/>
+        </w:rPr>
+      </w:pPr>
+      <w:r>
+        <w:rPr>
+          <w:rFonts w:eastAsia="Times New Roman" w:cs="Times New Roman"/>
+          <w:sz w:val="24"/>
+          <w:szCs w:val="24"/>
+        </w:rPr>
+        <w:t xml:space="preserve">  return &lt;p&gt;Average </w:t>
+      </w:r>
+      <w:proofErr w:type="gramStart"/>
+      <w:r>
+        <w:rPr>
+          <w:rFonts w:eastAsia="Times New Roman" w:cs="Times New Roman"/>
+          <w:sz w:val="24"/>
+          <w:szCs w:val="24"/>
+        </w:rPr>
+        <w:t>Age: {</w:t>
+      </w:r>
+      <w:proofErr w:type="gramEnd"/>
+      <w:r>
+        <w:rPr>
+          <w:rFonts w:eastAsia="Times New Roman" w:cs="Times New Roman"/>
+          <w:sz w:val="24"/>
+          <w:szCs w:val="24"/>
+        </w:rPr>
+        <w:t>result}&lt;/p</w:t>
+      </w:r>
+      <w:proofErr w:type="gramStart"/>
+      <w:r>
+        <w:rPr>
+          <w:rFonts w:eastAsia="Times New Roman" w:cs="Times New Roman"/>
+          <w:sz w:val="24"/>
+          <w:szCs w:val="24"/>
+        </w:rPr>
+        <w:t>&gt;;</w:t>
+      </w:r>
+      <w:proofErr w:type="gramEnd"/>
+    </w:p>
+    <w:p>
+      <w:pPr>
+        <w:spacing w:before="100" w:beforeAutospacing="1" w:after="100" w:afterAutospacing="1" w:line="240" w:lineRule="auto"/>
+        <w:rPr>
+          <w:rFonts w:eastAsia="Times New Roman" w:cs="Times New Roman"/>
+          <w:sz w:val="24"/>
+          <w:szCs w:val="24"/>
+        </w:rPr>
+      </w:pPr>
+      <w:r>
+        <w:rPr>
+          <w:rFonts w:eastAsia="Times New Roman" w:cs="Times New Roman"/>
+          <w:sz w:val="24"/>
+          <w:szCs w:val="24"/>
+        </w:rPr>
+        <w:t>};</w:t>
+      </w:r>
+    </w:p>
+    <w:p>
+      <w:pPr>
+        <w:spacing w:before="100" w:beforeAutospacing="1" w:after="100" w:afterAutospacing="1" w:line="240" w:lineRule="auto"/>
+        <w:rPr>
+          <w:rFonts w:eastAsia="Times New Roman" w:cs="Times New Roman"/>
+          <w:sz w:val="24"/>
+          <w:szCs w:val="24"/>
+        </w:rPr>
+      </w:pPr>
+    </w:p>
+    <w:p>
+      <w:pPr>
+        <w:spacing w:before="100" w:beforeAutospacing="1" w:after="100" w:afterAutospacing="1" w:line="240" w:lineRule="auto"/>
+        <w:rPr>
+          <w:rFonts w:eastAsia="Times New Roman" w:cs="Times New Roman"/>
+          <w:sz w:val="24"/>
+          <w:szCs w:val="24"/>
+        </w:rPr>
+      </w:pPr>
+      <w:r>
+        <w:rPr>
+          <w:rFonts w:eastAsia="Times New Roman" w:cs="Times New Roman"/>
+          <w:sz w:val="24"/>
+          <w:szCs w:val="24"/>
+        </w:rPr>
+        <w:t xml:space="preserve">export default </w:t>
+      </w:r>
+      <w:proofErr w:type="gramStart"/>
+      <w:r>
+        <w:rPr>
+          <w:rFonts w:eastAsia="Times New Roman" w:cs="Times New Roman"/>
+          <w:sz w:val="24"/>
+          <w:szCs w:val="24"/>
+        </w:rPr>
+        <w:t>Exercise4;</w:t>
+      </w:r>
+      <w:proofErr w:type="gramEnd"/>
+    </w:p>
+    <w:p>
+      <w:pPr>
+        <w:spacing w:before="100" w:beforeAutospacing="1" w:after="100" w:afterAutospacing="1" w:line="240" w:lineRule="auto"/>
+        <w:rPr>
+          <w:rFonts w:eastAsia="Times New Roman" w:cs="Times New Roman"/>
+          <w:sz w:val="24"/>
+          <w:szCs w:val="24"/>
+        </w:rPr>
+      </w:pPr>
+    </w:p>
+    <w:p>
+      <w:pPr>
         <w:spacing w:line="240" w:lineRule="auto"/>
         <w:rPr>
           <w:rFonts w:eastAsia="Times New Roman" w:cs="Times New Roman"/>
@@ -1430,7 +4059,7 @@
           <w:sz w:val="24"/>
           <w:szCs w:val="24"/>
         </w:rPr>
-        <w:pict>
+        <w:pict w14:anchorId="7AB1518E">
           <v:rect id="_x0000_i1028" style="width:0;height:1.5pt" o:hralign="center" o:hrstd="t" o:hr="t" fillcolor="#a0a0a0" stroked="f"/>
         </w:pict>
       </w:r>
@@ -1547,6 +4176,7 @@
         <w:br/>
         <w:t xml:space="preserve">Map over the </w:t>
       </w:r>
+      <w:proofErr w:type="gramStart"/>
       <w:r>
         <w:rPr>
           <w:rFonts w:ascii="Courier New" w:eastAsia="Times New Roman" w:hAnsi="Courier New" w:cs="Courier New"/>
@@ -1555,6 +4185,7 @@
         </w:rPr>
         <w:t>employees</w:t>
       </w:r>
+      <w:proofErr w:type="gramEnd"/>
       <w:r>
         <w:rPr>
           <w:rFonts w:eastAsia="Times New Roman" w:cs="Times New Roman"/>
@@ -1598,6 +4229,619 @@
     </w:p>
     <w:p>
       <w:pPr>
+        <w:spacing w:before="100" w:beforeAutospacing="1" w:after="100" w:afterAutospacing="1" w:line="240" w:lineRule="auto"/>
+        <w:rPr>
+          <w:rFonts w:eastAsia="Times New Roman" w:cs="Times New Roman"/>
+          <w:sz w:val="24"/>
+          <w:szCs w:val="24"/>
+        </w:rPr>
+      </w:pPr>
+      <w:r>
+        <w:rPr>
+          <w:rFonts w:eastAsia="Times New Roman" w:cs="Times New Roman"/>
+          <w:sz w:val="24"/>
+          <w:szCs w:val="24"/>
+        </w:rPr>
+        <w:t>import React from 'react</w:t>
+      </w:r>
+      <w:proofErr w:type="gramStart"/>
+      <w:r>
+        <w:rPr>
+          <w:rFonts w:eastAsia="Times New Roman" w:cs="Times New Roman"/>
+          <w:sz w:val="24"/>
+          <w:szCs w:val="24"/>
+        </w:rPr>
+        <w:t>';</w:t>
+      </w:r>
+      <w:proofErr w:type="gramEnd"/>
+    </w:p>
+    <w:p>
+      <w:pPr>
+        <w:spacing w:before="100" w:beforeAutospacing="1" w:after="100" w:afterAutospacing="1" w:line="240" w:lineRule="auto"/>
+        <w:rPr>
+          <w:rFonts w:eastAsia="Times New Roman" w:cs="Times New Roman"/>
+          <w:sz w:val="24"/>
+          <w:szCs w:val="24"/>
+        </w:rPr>
+      </w:pPr>
+    </w:p>
+    <w:p>
+      <w:pPr>
+        <w:spacing w:before="100" w:beforeAutospacing="1" w:after="100" w:afterAutospacing="1" w:line="240" w:lineRule="auto"/>
+        <w:rPr>
+          <w:rFonts w:eastAsia="Times New Roman" w:cs="Times New Roman"/>
+          <w:sz w:val="24"/>
+          <w:szCs w:val="24"/>
+        </w:rPr>
+      </w:pPr>
+      <w:r>
+        <w:rPr>
+          <w:rFonts w:eastAsia="Times New Roman" w:cs="Times New Roman"/>
+          <w:sz w:val="24"/>
+          <w:szCs w:val="24"/>
+        </w:rPr>
+        <w:t>const Exercise5 = () =&gt; {</w:t>
+      </w:r>
+    </w:p>
+    <w:p>
+      <w:pPr>
+        <w:spacing w:before="100" w:beforeAutospacing="1" w:after="100" w:afterAutospacing="1" w:line="240" w:lineRule="auto"/>
+        <w:rPr>
+          <w:rFonts w:eastAsia="Times New Roman" w:cs="Times New Roman"/>
+          <w:sz w:val="24"/>
+          <w:szCs w:val="24"/>
+        </w:rPr>
+      </w:pPr>
+      <w:r>
+        <w:rPr>
+          <w:rFonts w:eastAsia="Times New Roman" w:cs="Times New Roman"/>
+          <w:sz w:val="24"/>
+          <w:szCs w:val="24"/>
+        </w:rPr>
+        <w:t>  const employees = [</w:t>
+      </w:r>
+    </w:p>
+    <w:p>
+      <w:pPr>
+        <w:spacing w:before="100" w:beforeAutospacing="1" w:after="100" w:afterAutospacing="1" w:line="240" w:lineRule="auto"/>
+        <w:rPr>
+          <w:rFonts w:eastAsia="Times New Roman" w:cs="Times New Roman"/>
+          <w:sz w:val="24"/>
+          <w:szCs w:val="24"/>
+        </w:rPr>
+      </w:pPr>
+      <w:r>
+        <w:rPr>
+          <w:rFonts w:eastAsia="Times New Roman" w:cs="Times New Roman"/>
+          <w:sz w:val="24"/>
+          <w:szCs w:val="24"/>
+        </w:rPr>
+        <w:t xml:space="preserve">    </w:t>
+      </w:r>
+      <w:proofErr w:type="gramStart"/>
+      <w:r>
+        <w:rPr>
+          <w:rFonts w:eastAsia="Times New Roman" w:cs="Times New Roman"/>
+          <w:sz w:val="24"/>
+          <w:szCs w:val="24"/>
+        </w:rPr>
+        <w:t>{ name</w:t>
+      </w:r>
+      <w:proofErr w:type="gramEnd"/>
+      <w:r>
+        <w:rPr>
+          <w:rFonts w:eastAsia="Times New Roman" w:cs="Times New Roman"/>
+          <w:sz w:val="24"/>
+          <w:szCs w:val="24"/>
+        </w:rPr>
+        <w:t>: "Anna</w:t>
+      </w:r>
+      <w:proofErr w:type="gramStart"/>
+      <w:r>
+        <w:rPr>
+          <w:rFonts w:eastAsia="Times New Roman" w:cs="Times New Roman"/>
+          <w:sz w:val="24"/>
+          <w:szCs w:val="24"/>
+        </w:rPr>
+        <w:t>" }</w:t>
+      </w:r>
+      <w:proofErr w:type="gramEnd"/>
+      <w:r>
+        <w:rPr>
+          <w:rFonts w:eastAsia="Times New Roman" w:cs="Times New Roman"/>
+          <w:sz w:val="24"/>
+          <w:szCs w:val="24"/>
+        </w:rPr>
+        <w:t>,</w:t>
+      </w:r>
+    </w:p>
+    <w:p>
+      <w:pPr>
+        <w:spacing w:before="100" w:beforeAutospacing="1" w:after="100" w:afterAutospacing="1" w:line="240" w:lineRule="auto"/>
+        <w:rPr>
+          <w:rFonts w:eastAsia="Times New Roman" w:cs="Times New Roman"/>
+          <w:sz w:val="24"/>
+          <w:szCs w:val="24"/>
+        </w:rPr>
+      </w:pPr>
+      <w:r>
+        <w:rPr>
+          <w:rFonts w:eastAsia="Times New Roman" w:cs="Times New Roman"/>
+          <w:sz w:val="24"/>
+          <w:szCs w:val="24"/>
+        </w:rPr>
+        <w:t xml:space="preserve">    </w:t>
+      </w:r>
+      <w:proofErr w:type="gramStart"/>
+      <w:r>
+        <w:rPr>
+          <w:rFonts w:eastAsia="Times New Roman" w:cs="Times New Roman"/>
+          <w:sz w:val="24"/>
+          <w:szCs w:val="24"/>
+        </w:rPr>
+        <w:t>{ name</w:t>
+      </w:r>
+      <w:proofErr w:type="gramEnd"/>
+      <w:r>
+        <w:rPr>
+          <w:rFonts w:eastAsia="Times New Roman" w:cs="Times New Roman"/>
+          <w:sz w:val="24"/>
+          <w:szCs w:val="24"/>
+        </w:rPr>
+        <w:t>: "Brian</w:t>
+      </w:r>
+      <w:proofErr w:type="gramStart"/>
+      <w:r>
+        <w:rPr>
+          <w:rFonts w:eastAsia="Times New Roman" w:cs="Times New Roman"/>
+          <w:sz w:val="24"/>
+          <w:szCs w:val="24"/>
+        </w:rPr>
+        <w:t>" }</w:t>
+      </w:r>
+      <w:proofErr w:type="gramEnd"/>
+      <w:r>
+        <w:rPr>
+          <w:rFonts w:eastAsia="Times New Roman" w:cs="Times New Roman"/>
+          <w:sz w:val="24"/>
+          <w:szCs w:val="24"/>
+        </w:rPr>
+        <w:t>,</w:t>
+      </w:r>
+    </w:p>
+    <w:p>
+      <w:pPr>
+        <w:spacing w:before="100" w:beforeAutospacing="1" w:after="100" w:afterAutospacing="1" w:line="240" w:lineRule="auto"/>
+        <w:rPr>
+          <w:rFonts w:eastAsia="Times New Roman" w:cs="Times New Roman"/>
+          <w:sz w:val="24"/>
+          <w:szCs w:val="24"/>
+        </w:rPr>
+      </w:pPr>
+      <w:r>
+        <w:rPr>
+          <w:rFonts w:eastAsia="Times New Roman" w:cs="Times New Roman"/>
+          <w:sz w:val="24"/>
+          <w:szCs w:val="24"/>
+        </w:rPr>
+        <w:t xml:space="preserve">    </w:t>
+      </w:r>
+      <w:proofErr w:type="gramStart"/>
+      <w:r>
+        <w:rPr>
+          <w:rFonts w:eastAsia="Times New Roman" w:cs="Times New Roman"/>
+          <w:sz w:val="24"/>
+          <w:szCs w:val="24"/>
+        </w:rPr>
+        <w:t>{ name</w:t>
+      </w:r>
+      <w:proofErr w:type="gramEnd"/>
+      <w:r>
+        <w:rPr>
+          <w:rFonts w:eastAsia="Times New Roman" w:cs="Times New Roman"/>
+          <w:sz w:val="24"/>
+          <w:szCs w:val="24"/>
+        </w:rPr>
+        <w:t>: "Clara</w:t>
+      </w:r>
+      <w:proofErr w:type="gramStart"/>
+      <w:r>
+        <w:rPr>
+          <w:rFonts w:eastAsia="Times New Roman" w:cs="Times New Roman"/>
+          <w:sz w:val="24"/>
+          <w:szCs w:val="24"/>
+        </w:rPr>
+        <w:t>" }</w:t>
+      </w:r>
+      <w:proofErr w:type="gramEnd"/>
+      <w:r>
+        <w:rPr>
+          <w:rFonts w:eastAsia="Times New Roman" w:cs="Times New Roman"/>
+          <w:sz w:val="24"/>
+          <w:szCs w:val="24"/>
+        </w:rPr>
+        <w:t>,</w:t>
+      </w:r>
+    </w:p>
+    <w:p>
+      <w:pPr>
+        <w:spacing w:before="100" w:beforeAutospacing="1" w:after="100" w:afterAutospacing="1" w:line="240" w:lineRule="auto"/>
+        <w:rPr>
+          <w:rFonts w:eastAsia="Times New Roman" w:cs="Times New Roman"/>
+          <w:sz w:val="24"/>
+          <w:szCs w:val="24"/>
+        </w:rPr>
+      </w:pPr>
+      <w:r>
+        <w:rPr>
+          <w:rFonts w:eastAsia="Times New Roman" w:cs="Times New Roman"/>
+          <w:sz w:val="24"/>
+          <w:szCs w:val="24"/>
+        </w:rPr>
+        <w:t xml:space="preserve">    </w:t>
+      </w:r>
+      <w:proofErr w:type="gramStart"/>
+      <w:r>
+        <w:rPr>
+          <w:rFonts w:eastAsia="Times New Roman" w:cs="Times New Roman"/>
+          <w:sz w:val="24"/>
+          <w:szCs w:val="24"/>
+        </w:rPr>
+        <w:t>{ name</w:t>
+      </w:r>
+      <w:proofErr w:type="gramEnd"/>
+      <w:r>
+        <w:rPr>
+          <w:rFonts w:eastAsia="Times New Roman" w:cs="Times New Roman"/>
+          <w:sz w:val="24"/>
+          <w:szCs w:val="24"/>
+        </w:rPr>
+        <w:t>: "Ann</w:t>
+      </w:r>
+      <w:proofErr w:type="gramStart"/>
+      <w:r>
+        <w:rPr>
+          <w:rFonts w:eastAsia="Times New Roman" w:cs="Times New Roman"/>
+          <w:sz w:val="24"/>
+          <w:szCs w:val="24"/>
+        </w:rPr>
+        <w:t>" }</w:t>
+      </w:r>
+      <w:proofErr w:type="gramEnd"/>
+      <w:r>
+        <w:rPr>
+          <w:rFonts w:eastAsia="Times New Roman" w:cs="Times New Roman"/>
+          <w:sz w:val="24"/>
+          <w:szCs w:val="24"/>
+        </w:rPr>
+        <w:t>,</w:t>
+      </w:r>
+    </w:p>
+    <w:p>
+      <w:pPr>
+        <w:spacing w:before="100" w:beforeAutospacing="1" w:after="100" w:afterAutospacing="1" w:line="240" w:lineRule="auto"/>
+        <w:rPr>
+          <w:rFonts w:eastAsia="Times New Roman" w:cs="Times New Roman"/>
+          <w:sz w:val="24"/>
+          <w:szCs w:val="24"/>
+        </w:rPr>
+      </w:pPr>
+      <w:r>
+        <w:rPr>
+          <w:rFonts w:eastAsia="Times New Roman" w:cs="Times New Roman"/>
+          <w:sz w:val="24"/>
+          <w:szCs w:val="24"/>
+        </w:rPr>
+        <w:t xml:space="preserve">    </w:t>
+      </w:r>
+      <w:proofErr w:type="gramStart"/>
+      <w:r>
+        <w:rPr>
+          <w:rFonts w:eastAsia="Times New Roman" w:cs="Times New Roman"/>
+          <w:sz w:val="24"/>
+          <w:szCs w:val="24"/>
+        </w:rPr>
+        <w:t>{ name</w:t>
+      </w:r>
+      <w:proofErr w:type="gramEnd"/>
+      <w:r>
+        <w:rPr>
+          <w:rFonts w:eastAsia="Times New Roman" w:cs="Times New Roman"/>
+          <w:sz w:val="24"/>
+          <w:szCs w:val="24"/>
+        </w:rPr>
+        <w:t>: "Elisabeth</w:t>
+      </w:r>
+      <w:proofErr w:type="gramStart"/>
+      <w:r>
+        <w:rPr>
+          <w:rFonts w:eastAsia="Times New Roman" w:cs="Times New Roman"/>
+          <w:sz w:val="24"/>
+          <w:szCs w:val="24"/>
+        </w:rPr>
+        <w:t>" }</w:t>
+      </w:r>
+      <w:proofErr w:type="gramEnd"/>
+    </w:p>
+    <w:p>
+      <w:pPr>
+        <w:spacing w:before="100" w:beforeAutospacing="1" w:after="100" w:afterAutospacing="1" w:line="240" w:lineRule="auto"/>
+        <w:rPr>
+          <w:rFonts w:eastAsia="Times New Roman" w:cs="Times New Roman"/>
+          <w:sz w:val="24"/>
+          <w:szCs w:val="24"/>
+        </w:rPr>
+      </w:pPr>
+      <w:r>
+        <w:rPr>
+          <w:rFonts w:eastAsia="Times New Roman" w:cs="Times New Roman"/>
+          <w:sz w:val="24"/>
+          <w:szCs w:val="24"/>
+        </w:rPr>
+        <w:t>  ];</w:t>
+      </w:r>
+    </w:p>
+    <w:p>
+      <w:pPr>
+        <w:spacing w:before="100" w:beforeAutospacing="1" w:after="100" w:afterAutospacing="1" w:line="240" w:lineRule="auto"/>
+        <w:rPr>
+          <w:rFonts w:eastAsia="Times New Roman" w:cs="Times New Roman"/>
+          <w:sz w:val="24"/>
+          <w:szCs w:val="24"/>
+        </w:rPr>
+      </w:pPr>
+    </w:p>
+    <w:p>
+      <w:pPr>
+        <w:spacing w:before="100" w:beforeAutospacing="1" w:after="100" w:afterAutospacing="1" w:line="240" w:lineRule="auto"/>
+        <w:rPr>
+          <w:rFonts w:eastAsia="Times New Roman" w:cs="Times New Roman"/>
+          <w:sz w:val="24"/>
+          <w:szCs w:val="24"/>
+        </w:rPr>
+      </w:pPr>
+      <w:r>
+        <w:rPr>
+          <w:rFonts w:eastAsia="Times New Roman" w:cs="Times New Roman"/>
+          <w:sz w:val="24"/>
+          <w:szCs w:val="24"/>
+        </w:rPr>
+        <w:lastRenderedPageBreak/>
+        <w:t>  return (</w:t>
+      </w:r>
+    </w:p>
+    <w:p>
+      <w:pPr>
+        <w:spacing w:before="100" w:beforeAutospacing="1" w:after="100" w:afterAutospacing="1" w:line="240" w:lineRule="auto"/>
+        <w:rPr>
+          <w:rFonts w:eastAsia="Times New Roman" w:cs="Times New Roman"/>
+          <w:sz w:val="24"/>
+          <w:szCs w:val="24"/>
+        </w:rPr>
+      </w:pPr>
+      <w:r>
+        <w:rPr>
+          <w:rFonts w:eastAsia="Times New Roman" w:cs="Times New Roman"/>
+          <w:sz w:val="24"/>
+          <w:szCs w:val="24"/>
+        </w:rPr>
+        <w:t>    &lt;select&gt;</w:t>
+      </w:r>
+    </w:p>
+    <w:p>
+      <w:pPr>
+        <w:spacing w:before="100" w:beforeAutospacing="1" w:after="100" w:afterAutospacing="1" w:line="240" w:lineRule="auto"/>
+        <w:rPr>
+          <w:rFonts w:eastAsia="Times New Roman" w:cs="Times New Roman"/>
+          <w:sz w:val="24"/>
+          <w:szCs w:val="24"/>
+        </w:rPr>
+      </w:pPr>
+      <w:r>
+        <w:rPr>
+          <w:rFonts w:eastAsia="Times New Roman" w:cs="Times New Roman"/>
+          <w:sz w:val="24"/>
+          <w:szCs w:val="24"/>
+        </w:rPr>
+        <w:t>      {</w:t>
+      </w:r>
+      <w:proofErr w:type="spellStart"/>
+      <w:proofErr w:type="gramStart"/>
+      <w:r>
+        <w:rPr>
+          <w:rFonts w:eastAsia="Times New Roman" w:cs="Times New Roman"/>
+          <w:sz w:val="24"/>
+          <w:szCs w:val="24"/>
+        </w:rPr>
+        <w:t>employees.map</w:t>
+      </w:r>
+      <w:proofErr w:type="spellEnd"/>
+      <w:r>
+        <w:rPr>
+          <w:rFonts w:eastAsia="Times New Roman" w:cs="Times New Roman"/>
+          <w:sz w:val="24"/>
+          <w:szCs w:val="24"/>
+        </w:rPr>
+        <w:t>(</w:t>
+      </w:r>
+      <w:proofErr w:type="gramEnd"/>
+      <w:r>
+        <w:rPr>
+          <w:rFonts w:eastAsia="Times New Roman" w:cs="Times New Roman"/>
+          <w:sz w:val="24"/>
+          <w:szCs w:val="24"/>
+        </w:rPr>
+        <w:t>(e, index) =&gt; (</w:t>
+      </w:r>
+    </w:p>
+    <w:p>
+      <w:pPr>
+        <w:spacing w:before="100" w:beforeAutospacing="1" w:after="100" w:afterAutospacing="1" w:line="240" w:lineRule="auto"/>
+        <w:rPr>
+          <w:rFonts w:eastAsia="Times New Roman" w:cs="Times New Roman"/>
+          <w:sz w:val="24"/>
+          <w:szCs w:val="24"/>
+        </w:rPr>
+      </w:pPr>
+      <w:r>
+        <w:rPr>
+          <w:rFonts w:eastAsia="Times New Roman" w:cs="Times New Roman"/>
+          <w:sz w:val="24"/>
+          <w:szCs w:val="24"/>
+        </w:rPr>
+        <w:t>        &lt;option key={index} value={e.name}&gt;{e.</w:t>
+      </w:r>
+      <w:proofErr w:type="gramStart"/>
+      <w:r>
+        <w:rPr>
+          <w:rFonts w:eastAsia="Times New Roman" w:cs="Times New Roman"/>
+          <w:sz w:val="24"/>
+          <w:szCs w:val="24"/>
+        </w:rPr>
+        <w:t>name}&lt;</w:t>
+      </w:r>
+      <w:proofErr w:type="gramEnd"/>
+      <w:r>
+        <w:rPr>
+          <w:rFonts w:eastAsia="Times New Roman" w:cs="Times New Roman"/>
+          <w:sz w:val="24"/>
+          <w:szCs w:val="24"/>
+        </w:rPr>
+        <w:t>/option&gt;</w:t>
+      </w:r>
+    </w:p>
+    <w:p>
+      <w:pPr>
+        <w:spacing w:before="100" w:beforeAutospacing="1" w:after="100" w:afterAutospacing="1" w:line="240" w:lineRule="auto"/>
+        <w:rPr>
+          <w:rFonts w:eastAsia="Times New Roman" w:cs="Times New Roman"/>
+          <w:sz w:val="24"/>
+          <w:szCs w:val="24"/>
+        </w:rPr>
+      </w:pPr>
+      <w:r>
+        <w:rPr>
+          <w:rFonts w:eastAsia="Times New Roman" w:cs="Times New Roman"/>
+          <w:sz w:val="24"/>
+          <w:szCs w:val="24"/>
+        </w:rPr>
+        <w:t xml:space="preserve">      </w:t>
+      </w:r>
+      <w:proofErr w:type="gramStart"/>
+      <w:r>
+        <w:rPr>
+          <w:rFonts w:eastAsia="Times New Roman" w:cs="Times New Roman"/>
+          <w:sz w:val="24"/>
+          <w:szCs w:val="24"/>
+        </w:rPr>
+        <w:t>))}</w:t>
+      </w:r>
+      <w:proofErr w:type="gramEnd"/>
+    </w:p>
+    <w:p>
+      <w:pPr>
+        <w:spacing w:before="100" w:beforeAutospacing="1" w:after="100" w:afterAutospacing="1" w:line="240" w:lineRule="auto"/>
+        <w:rPr>
+          <w:rFonts w:eastAsia="Times New Roman" w:cs="Times New Roman"/>
+          <w:sz w:val="24"/>
+          <w:szCs w:val="24"/>
+        </w:rPr>
+      </w:pPr>
+      <w:r>
+        <w:rPr>
+          <w:rFonts w:eastAsia="Times New Roman" w:cs="Times New Roman"/>
+          <w:sz w:val="24"/>
+          <w:szCs w:val="24"/>
+        </w:rPr>
+        <w:t>    &lt;/select&gt;</w:t>
+      </w:r>
+    </w:p>
+    <w:p>
+      <w:pPr>
+        <w:spacing w:before="100" w:beforeAutospacing="1" w:after="100" w:afterAutospacing="1" w:line="240" w:lineRule="auto"/>
+        <w:rPr>
+          <w:rFonts w:eastAsia="Times New Roman" w:cs="Times New Roman"/>
+          <w:sz w:val="24"/>
+          <w:szCs w:val="24"/>
+        </w:rPr>
+      </w:pPr>
+      <w:r>
+        <w:rPr>
+          <w:rFonts w:eastAsia="Times New Roman" w:cs="Times New Roman"/>
+          <w:sz w:val="24"/>
+          <w:szCs w:val="24"/>
+        </w:rPr>
+        <w:t>  );</w:t>
+      </w:r>
+    </w:p>
+    <w:p>
+      <w:pPr>
+        <w:spacing w:before="100" w:beforeAutospacing="1" w:after="100" w:afterAutospacing="1" w:line="240" w:lineRule="auto"/>
+        <w:rPr>
+          <w:rFonts w:eastAsia="Times New Roman" w:cs="Times New Roman"/>
+          <w:sz w:val="24"/>
+          <w:szCs w:val="24"/>
+        </w:rPr>
+      </w:pPr>
+      <w:r>
+        <w:rPr>
+          <w:rFonts w:eastAsia="Times New Roman" w:cs="Times New Roman"/>
+          <w:sz w:val="24"/>
+          <w:szCs w:val="24"/>
+        </w:rPr>
+        <w:t>};</w:t>
+      </w:r>
+    </w:p>
+    <w:p>
+      <w:pPr>
+        <w:spacing w:before="100" w:beforeAutospacing="1" w:after="100" w:afterAutospacing="1" w:line="240" w:lineRule="auto"/>
+        <w:rPr>
+          <w:rFonts w:eastAsia="Times New Roman" w:cs="Times New Roman"/>
+          <w:sz w:val="24"/>
+          <w:szCs w:val="24"/>
+        </w:rPr>
+      </w:pPr>
+    </w:p>
+    <w:p>
+      <w:pPr>
+        <w:spacing w:before="100" w:beforeAutospacing="1" w:after="100" w:afterAutospacing="1" w:line="240" w:lineRule="auto"/>
+        <w:rPr>
+          <w:rFonts w:eastAsia="Times New Roman" w:cs="Times New Roman"/>
+          <w:sz w:val="24"/>
+          <w:szCs w:val="24"/>
+        </w:rPr>
+      </w:pPr>
+      <w:r>
+        <w:rPr>
+          <w:rFonts w:eastAsia="Times New Roman" w:cs="Times New Roman"/>
+          <w:sz w:val="24"/>
+          <w:szCs w:val="24"/>
+        </w:rPr>
+        <w:t xml:space="preserve">export default </w:t>
+      </w:r>
+      <w:proofErr w:type="gramStart"/>
+      <w:r>
+        <w:rPr>
+          <w:rFonts w:eastAsia="Times New Roman" w:cs="Times New Roman"/>
+          <w:sz w:val="24"/>
+          <w:szCs w:val="24"/>
+        </w:rPr>
+        <w:t>Exercise5;</w:t>
+      </w:r>
+      <w:proofErr w:type="gramEnd"/>
+    </w:p>
+    <w:p>
+      <w:pPr>
+        <w:spacing w:before="100" w:beforeAutospacing="1" w:after="100" w:afterAutospacing="1" w:line="240" w:lineRule="auto"/>
+        <w:rPr>
+          <w:rFonts w:eastAsia="Times New Roman" w:cs="Times New Roman"/>
+          <w:sz w:val="24"/>
+          <w:szCs w:val="24"/>
+        </w:rPr>
+      </w:pPr>
+    </w:p>
+    <w:p>
+      <w:pPr>
         <w:spacing w:line="240" w:lineRule="auto"/>
         <w:rPr>
           <w:rFonts w:eastAsia="Times New Roman" w:cs="Times New Roman"/>
@@ -1611,7 +4855,7 @@
           <w:sz w:val="24"/>
           <w:szCs w:val="24"/>
         </w:rPr>
-        <w:pict>
+        <w:pict w14:anchorId="7F92BFE0">
           <v:rect id="_x0000_i1029" style="width:0;height:1.5pt" o:hralign="center" o:hrstd="t" o:hr="t" fillcolor="#a0a0a0" stroked="f"/>
         </w:pict>
       </w:r>
@@ -1786,34 +5030,680 @@
           <w:sz w:val="20"/>
           <w:szCs w:val="20"/>
         </w:rPr>
-        <w:t>&lt;</w:t>
+        <w:t>&lt;ul&gt;</w:t>
+      </w:r>
+      <w:r>
+        <w:rPr>
+          <w:rFonts w:eastAsia="Times New Roman" w:cs="Times New Roman"/>
+          <w:sz w:val="24"/>
+          <w:szCs w:val="24"/>
+        </w:rPr>
+        <w:t xml:space="preserve"> list.</w:t>
+      </w:r>
+    </w:p>
+    <w:p>
+      <w:pPr>
+        <w:spacing w:before="100" w:beforeAutospacing="1" w:after="100" w:afterAutospacing="1" w:line="240" w:lineRule="auto"/>
+        <w:rPr>
+          <w:rFonts w:eastAsia="Times New Roman" w:cs="Times New Roman"/>
+          <w:sz w:val="24"/>
+          <w:szCs w:val="24"/>
+        </w:rPr>
+      </w:pPr>
+      <w:r>
+        <w:rPr>
+          <w:rFonts w:eastAsia="Times New Roman" w:cs="Times New Roman"/>
+          <w:sz w:val="24"/>
+          <w:szCs w:val="24"/>
+        </w:rPr>
+        <w:t>import React from "react</w:t>
+      </w:r>
+      <w:proofErr w:type="gramStart"/>
+      <w:r>
+        <w:rPr>
+          <w:rFonts w:eastAsia="Times New Roman" w:cs="Times New Roman"/>
+          <w:sz w:val="24"/>
+          <w:szCs w:val="24"/>
+        </w:rPr>
+        <w:t>";</w:t>
+      </w:r>
+      <w:proofErr w:type="gramEnd"/>
+    </w:p>
+    <w:p>
+      <w:pPr>
+        <w:spacing w:before="100" w:beforeAutospacing="1" w:after="100" w:afterAutospacing="1" w:line="240" w:lineRule="auto"/>
+        <w:rPr>
+          <w:rFonts w:eastAsia="Times New Roman" w:cs="Times New Roman"/>
+          <w:sz w:val="24"/>
+          <w:szCs w:val="24"/>
+        </w:rPr>
+      </w:pPr>
+    </w:p>
+    <w:p>
+      <w:pPr>
+        <w:spacing w:before="100" w:beforeAutospacing="1" w:after="100" w:afterAutospacing="1" w:line="240" w:lineRule="auto"/>
+        <w:rPr>
+          <w:rFonts w:eastAsia="Times New Roman" w:cs="Times New Roman"/>
+          <w:sz w:val="24"/>
+          <w:szCs w:val="24"/>
+        </w:rPr>
+      </w:pPr>
+      <w:r>
+        <w:rPr>
+          <w:rFonts w:eastAsia="Times New Roman" w:cs="Times New Roman"/>
+          <w:sz w:val="24"/>
+          <w:szCs w:val="24"/>
+        </w:rPr>
+        <w:t>const Exercise6 = () =&gt; {</w:t>
+      </w:r>
+    </w:p>
+    <w:p>
+      <w:pPr>
+        <w:spacing w:before="100" w:beforeAutospacing="1" w:after="100" w:afterAutospacing="1" w:line="240" w:lineRule="auto"/>
+        <w:rPr>
+          <w:rFonts w:eastAsia="Times New Roman" w:cs="Times New Roman"/>
+          <w:sz w:val="24"/>
+          <w:szCs w:val="24"/>
+        </w:rPr>
+      </w:pPr>
+      <w:r>
+        <w:rPr>
+          <w:rFonts w:eastAsia="Times New Roman" w:cs="Times New Roman"/>
+          <w:sz w:val="24"/>
+          <w:szCs w:val="24"/>
+        </w:rPr>
+        <w:t>  const employees = [</w:t>
+      </w:r>
+    </w:p>
+    <w:p>
+      <w:pPr>
+        <w:spacing w:before="100" w:beforeAutospacing="1" w:after="100" w:afterAutospacing="1" w:line="240" w:lineRule="auto"/>
+        <w:rPr>
+          <w:rFonts w:eastAsia="Times New Roman" w:cs="Times New Roman"/>
+          <w:sz w:val="24"/>
+          <w:szCs w:val="24"/>
+        </w:rPr>
+      </w:pPr>
+      <w:r>
+        <w:rPr>
+          <w:rFonts w:eastAsia="Times New Roman" w:cs="Times New Roman"/>
+          <w:sz w:val="24"/>
+          <w:szCs w:val="24"/>
+        </w:rPr>
+        <w:t xml:space="preserve">    </w:t>
+      </w:r>
+      <w:proofErr w:type="gramStart"/>
+      <w:r>
+        <w:rPr>
+          <w:rFonts w:eastAsia="Times New Roman" w:cs="Times New Roman"/>
+          <w:sz w:val="24"/>
+          <w:szCs w:val="24"/>
+        </w:rPr>
+        <w:t>{ name</w:t>
+      </w:r>
+      <w:proofErr w:type="gramEnd"/>
+      <w:r>
+        <w:rPr>
+          <w:rFonts w:eastAsia="Times New Roman" w:cs="Times New Roman"/>
+          <w:sz w:val="24"/>
+          <w:szCs w:val="24"/>
+        </w:rPr>
+        <w:t>: "Anna", department: "HR</w:t>
+      </w:r>
+      <w:proofErr w:type="gramStart"/>
+      <w:r>
+        <w:rPr>
+          <w:rFonts w:eastAsia="Times New Roman" w:cs="Times New Roman"/>
+          <w:sz w:val="24"/>
+          <w:szCs w:val="24"/>
+        </w:rPr>
+        <w:t>" }</w:t>
+      </w:r>
+      <w:proofErr w:type="gramEnd"/>
+      <w:r>
+        <w:rPr>
+          <w:rFonts w:eastAsia="Times New Roman" w:cs="Times New Roman"/>
+          <w:sz w:val="24"/>
+          <w:szCs w:val="24"/>
+        </w:rPr>
+        <w:t>,</w:t>
+      </w:r>
+    </w:p>
+    <w:p>
+      <w:pPr>
+        <w:spacing w:before="100" w:beforeAutospacing="1" w:after="100" w:afterAutospacing="1" w:line="240" w:lineRule="auto"/>
+        <w:rPr>
+          <w:rFonts w:eastAsia="Times New Roman" w:cs="Times New Roman"/>
+          <w:sz w:val="24"/>
+          <w:szCs w:val="24"/>
+        </w:rPr>
+      </w:pPr>
+      <w:r>
+        <w:rPr>
+          <w:rFonts w:eastAsia="Times New Roman" w:cs="Times New Roman"/>
+          <w:sz w:val="24"/>
+          <w:szCs w:val="24"/>
+        </w:rPr>
+        <w:t xml:space="preserve">    </w:t>
+      </w:r>
+      <w:proofErr w:type="gramStart"/>
+      <w:r>
+        <w:rPr>
+          <w:rFonts w:eastAsia="Times New Roman" w:cs="Times New Roman"/>
+          <w:sz w:val="24"/>
+          <w:szCs w:val="24"/>
+        </w:rPr>
+        <w:t>{ name</w:t>
+      </w:r>
+      <w:proofErr w:type="gramEnd"/>
+      <w:r>
+        <w:rPr>
+          <w:rFonts w:eastAsia="Times New Roman" w:cs="Times New Roman"/>
+          <w:sz w:val="24"/>
+          <w:szCs w:val="24"/>
+        </w:rPr>
+        <w:t>: "Brian", department: "IT</w:t>
+      </w:r>
+      <w:proofErr w:type="gramStart"/>
+      <w:r>
+        <w:rPr>
+          <w:rFonts w:eastAsia="Times New Roman" w:cs="Times New Roman"/>
+          <w:sz w:val="24"/>
+          <w:szCs w:val="24"/>
+        </w:rPr>
+        <w:t>" }</w:t>
+      </w:r>
+      <w:proofErr w:type="gramEnd"/>
+      <w:r>
+        <w:rPr>
+          <w:rFonts w:eastAsia="Times New Roman" w:cs="Times New Roman"/>
+          <w:sz w:val="24"/>
+          <w:szCs w:val="24"/>
+        </w:rPr>
+        <w:t>,</w:t>
+      </w:r>
+    </w:p>
+    <w:p>
+      <w:pPr>
+        <w:spacing w:before="100" w:beforeAutospacing="1" w:after="100" w:afterAutospacing="1" w:line="240" w:lineRule="auto"/>
+        <w:rPr>
+          <w:rFonts w:eastAsia="Times New Roman" w:cs="Times New Roman"/>
+          <w:sz w:val="24"/>
+          <w:szCs w:val="24"/>
+        </w:rPr>
+      </w:pPr>
+      <w:r>
+        <w:rPr>
+          <w:rFonts w:eastAsia="Times New Roman" w:cs="Times New Roman"/>
+          <w:sz w:val="24"/>
+          <w:szCs w:val="24"/>
+        </w:rPr>
+        <w:t xml:space="preserve">    </w:t>
+      </w:r>
+      <w:proofErr w:type="gramStart"/>
+      <w:r>
+        <w:rPr>
+          <w:rFonts w:eastAsia="Times New Roman" w:cs="Times New Roman"/>
+          <w:sz w:val="24"/>
+          <w:szCs w:val="24"/>
+        </w:rPr>
+        <w:t>{ name</w:t>
+      </w:r>
+      <w:proofErr w:type="gramEnd"/>
+      <w:r>
+        <w:rPr>
+          <w:rFonts w:eastAsia="Times New Roman" w:cs="Times New Roman"/>
+          <w:sz w:val="24"/>
+          <w:szCs w:val="24"/>
+        </w:rPr>
+        <w:t>: "Clara", department: "Finance</w:t>
+      </w:r>
+      <w:proofErr w:type="gramStart"/>
+      <w:r>
+        <w:rPr>
+          <w:rFonts w:eastAsia="Times New Roman" w:cs="Times New Roman"/>
+          <w:sz w:val="24"/>
+          <w:szCs w:val="24"/>
+        </w:rPr>
+        <w:t>" }</w:t>
+      </w:r>
+      <w:proofErr w:type="gramEnd"/>
+      <w:r>
+        <w:rPr>
+          <w:rFonts w:eastAsia="Times New Roman" w:cs="Times New Roman"/>
+          <w:sz w:val="24"/>
+          <w:szCs w:val="24"/>
+        </w:rPr>
+        <w:t>,</w:t>
+      </w:r>
+    </w:p>
+    <w:p>
+      <w:pPr>
+        <w:spacing w:before="100" w:beforeAutospacing="1" w:after="100" w:afterAutospacing="1" w:line="240" w:lineRule="auto"/>
+        <w:rPr>
+          <w:rFonts w:eastAsia="Times New Roman" w:cs="Times New Roman"/>
+          <w:sz w:val="24"/>
+          <w:szCs w:val="24"/>
+        </w:rPr>
+      </w:pPr>
+      <w:r>
+        <w:rPr>
+          <w:rFonts w:eastAsia="Times New Roman" w:cs="Times New Roman"/>
+          <w:sz w:val="24"/>
+          <w:szCs w:val="24"/>
+        </w:rPr>
+        <w:t xml:space="preserve">    </w:t>
+      </w:r>
+      <w:proofErr w:type="gramStart"/>
+      <w:r>
+        <w:rPr>
+          <w:rFonts w:eastAsia="Times New Roman" w:cs="Times New Roman"/>
+          <w:sz w:val="24"/>
+          <w:szCs w:val="24"/>
+        </w:rPr>
+        <w:t>{ name</w:t>
+      </w:r>
+      <w:proofErr w:type="gramEnd"/>
+      <w:r>
+        <w:rPr>
+          <w:rFonts w:eastAsia="Times New Roman" w:cs="Times New Roman"/>
+          <w:sz w:val="24"/>
+          <w:szCs w:val="24"/>
+        </w:rPr>
+        <w:t>: "Tom", department: "IT</w:t>
+      </w:r>
+      <w:proofErr w:type="gramStart"/>
+      <w:r>
+        <w:rPr>
+          <w:rFonts w:eastAsia="Times New Roman" w:cs="Times New Roman"/>
+          <w:sz w:val="24"/>
+          <w:szCs w:val="24"/>
+        </w:rPr>
+        <w:t>" }</w:t>
+      </w:r>
+      <w:proofErr w:type="gramEnd"/>
+    </w:p>
+    <w:p>
+      <w:pPr>
+        <w:spacing w:before="100" w:beforeAutospacing="1" w:after="100" w:afterAutospacing="1" w:line="240" w:lineRule="auto"/>
+        <w:rPr>
+          <w:rFonts w:eastAsia="Times New Roman" w:cs="Times New Roman"/>
+          <w:sz w:val="24"/>
+          <w:szCs w:val="24"/>
+        </w:rPr>
+      </w:pPr>
+      <w:r>
+        <w:rPr>
+          <w:rFonts w:eastAsia="Times New Roman" w:cs="Times New Roman"/>
+          <w:sz w:val="24"/>
+          <w:szCs w:val="24"/>
+        </w:rPr>
+        <w:t>  ];</w:t>
+      </w:r>
+    </w:p>
+    <w:p>
+      <w:pPr>
+        <w:spacing w:before="100" w:beforeAutospacing="1" w:after="100" w:afterAutospacing="1" w:line="240" w:lineRule="auto"/>
+        <w:rPr>
+          <w:rFonts w:eastAsia="Times New Roman" w:cs="Times New Roman"/>
+          <w:sz w:val="24"/>
+          <w:szCs w:val="24"/>
+        </w:rPr>
+      </w:pPr>
+    </w:p>
+    <w:p>
+      <w:pPr>
+        <w:spacing w:before="100" w:beforeAutospacing="1" w:after="100" w:afterAutospacing="1" w:line="240" w:lineRule="auto"/>
+        <w:rPr>
+          <w:rFonts w:eastAsia="Times New Roman" w:cs="Times New Roman"/>
+          <w:sz w:val="24"/>
+          <w:szCs w:val="24"/>
+        </w:rPr>
+      </w:pPr>
+      <w:r>
+        <w:rPr>
+          <w:rFonts w:eastAsia="Times New Roman" w:cs="Times New Roman"/>
+          <w:sz w:val="24"/>
+          <w:szCs w:val="24"/>
+        </w:rPr>
+        <w:t xml:space="preserve">  const </w:t>
       </w:r>
       <w:proofErr w:type="spellStart"/>
       <w:r>
         <w:rPr>
-          <w:rFonts w:ascii="Courier New" w:eastAsia="Times New Roman" w:hAnsi="Courier New" w:cs="Courier New"/>
-          <w:sz w:val="20"/>
-          <w:szCs w:val="20"/>
-        </w:rPr>
-        <w:t>ul</w:t>
+          <w:rFonts w:eastAsia="Times New Roman" w:cs="Times New Roman"/>
+          <w:sz w:val="24"/>
+          <w:szCs w:val="24"/>
+        </w:rPr>
+        <w:t>itEmployees</w:t>
       </w:r>
       <w:proofErr w:type="spellEnd"/>
       <w:r>
         <w:rPr>
-          <w:rFonts w:ascii="Courier New" w:eastAsia="Times New Roman" w:hAnsi="Courier New" w:cs="Courier New"/>
-          <w:sz w:val="20"/>
-          <w:szCs w:val="20"/>
-        </w:rPr>
-        <w:t>&gt;</w:t>
-      </w:r>
-      <w:r>
-        <w:rPr>
-          <w:rFonts w:eastAsia="Times New Roman" w:cs="Times New Roman"/>
-          <w:sz w:val="24"/>
-          <w:szCs w:val="24"/>
-        </w:rPr>
-        <w:t xml:space="preserve"> list.</w:t>
-      </w:r>
+          <w:rFonts w:eastAsia="Times New Roman" w:cs="Times New Roman"/>
+          <w:sz w:val="24"/>
+          <w:szCs w:val="24"/>
+        </w:rPr>
+        <w:t xml:space="preserve"> = </w:t>
+      </w:r>
+      <w:proofErr w:type="spellStart"/>
+      <w:proofErr w:type="gramStart"/>
+      <w:r>
+        <w:rPr>
+          <w:rFonts w:eastAsia="Times New Roman" w:cs="Times New Roman"/>
+          <w:sz w:val="24"/>
+          <w:szCs w:val="24"/>
+        </w:rPr>
+        <w:t>employees.filter</w:t>
+      </w:r>
+      <w:proofErr w:type="spellEnd"/>
+      <w:proofErr w:type="gramEnd"/>
+      <w:r>
+        <w:rPr>
+          <w:rFonts w:eastAsia="Times New Roman" w:cs="Times New Roman"/>
+          <w:sz w:val="24"/>
+          <w:szCs w:val="24"/>
+        </w:rPr>
+        <w:t xml:space="preserve">(e =&gt; </w:t>
+      </w:r>
+      <w:proofErr w:type="spellStart"/>
+      <w:proofErr w:type="gramStart"/>
+      <w:r>
+        <w:rPr>
+          <w:rFonts w:eastAsia="Times New Roman" w:cs="Times New Roman"/>
+          <w:sz w:val="24"/>
+          <w:szCs w:val="24"/>
+        </w:rPr>
+        <w:t>e.department</w:t>
+      </w:r>
+      <w:proofErr w:type="spellEnd"/>
+      <w:proofErr w:type="gramEnd"/>
+      <w:r>
+        <w:rPr>
+          <w:rFonts w:eastAsia="Times New Roman" w:cs="Times New Roman"/>
+          <w:sz w:val="24"/>
+          <w:szCs w:val="24"/>
+        </w:rPr>
+        <w:t xml:space="preserve"> === "IT"</w:t>
+      </w:r>
+      <w:proofErr w:type="gramStart"/>
+      <w:r>
+        <w:rPr>
+          <w:rFonts w:eastAsia="Times New Roman" w:cs="Times New Roman"/>
+          <w:sz w:val="24"/>
+          <w:szCs w:val="24"/>
+        </w:rPr>
+        <w:t>);</w:t>
+      </w:r>
+      <w:proofErr w:type="gramEnd"/>
+    </w:p>
+    <w:p>
+      <w:pPr>
+        <w:spacing w:before="100" w:beforeAutospacing="1" w:after="100" w:afterAutospacing="1" w:line="240" w:lineRule="auto"/>
+        <w:rPr>
+          <w:rFonts w:eastAsia="Times New Roman" w:cs="Times New Roman"/>
+          <w:sz w:val="24"/>
+          <w:szCs w:val="24"/>
+        </w:rPr>
+      </w:pPr>
+    </w:p>
+    <w:p>
+      <w:pPr>
+        <w:spacing w:before="100" w:beforeAutospacing="1" w:after="100" w:afterAutospacing="1" w:line="240" w:lineRule="auto"/>
+        <w:rPr>
+          <w:rFonts w:eastAsia="Times New Roman" w:cs="Times New Roman"/>
+          <w:sz w:val="24"/>
+          <w:szCs w:val="24"/>
+        </w:rPr>
+      </w:pPr>
+      <w:r>
+        <w:rPr>
+          <w:rFonts w:eastAsia="Times New Roman" w:cs="Times New Roman"/>
+          <w:sz w:val="24"/>
+          <w:szCs w:val="24"/>
+        </w:rPr>
+        <w:t>  return (</w:t>
+      </w:r>
+    </w:p>
+    <w:p>
+      <w:pPr>
+        <w:spacing w:before="100" w:beforeAutospacing="1" w:after="100" w:afterAutospacing="1" w:line="240" w:lineRule="auto"/>
+        <w:rPr>
+          <w:rFonts w:eastAsia="Times New Roman" w:cs="Times New Roman"/>
+          <w:sz w:val="24"/>
+          <w:szCs w:val="24"/>
+        </w:rPr>
+      </w:pPr>
+      <w:r>
+        <w:rPr>
+          <w:rFonts w:eastAsia="Times New Roman" w:cs="Times New Roman"/>
+          <w:sz w:val="24"/>
+          <w:szCs w:val="24"/>
+        </w:rPr>
+        <w:t>    &lt;ul&gt;</w:t>
+      </w:r>
+    </w:p>
+    <w:p>
+      <w:pPr>
+        <w:spacing w:before="100" w:beforeAutospacing="1" w:after="100" w:afterAutospacing="1" w:line="240" w:lineRule="auto"/>
+        <w:rPr>
+          <w:rFonts w:eastAsia="Times New Roman" w:cs="Times New Roman"/>
+          <w:sz w:val="24"/>
+          <w:szCs w:val="24"/>
+        </w:rPr>
+      </w:pPr>
+      <w:r>
+        <w:rPr>
+          <w:rFonts w:eastAsia="Times New Roman" w:cs="Times New Roman"/>
+          <w:sz w:val="24"/>
+          <w:szCs w:val="24"/>
+        </w:rPr>
+        <w:t>      {</w:t>
+      </w:r>
+      <w:proofErr w:type="spellStart"/>
+      <w:proofErr w:type="gramStart"/>
+      <w:r>
+        <w:rPr>
+          <w:rFonts w:eastAsia="Times New Roman" w:cs="Times New Roman"/>
+          <w:sz w:val="24"/>
+          <w:szCs w:val="24"/>
+        </w:rPr>
+        <w:t>itEmployees.map</w:t>
+      </w:r>
+      <w:proofErr w:type="spellEnd"/>
+      <w:r>
+        <w:rPr>
+          <w:rFonts w:eastAsia="Times New Roman" w:cs="Times New Roman"/>
+          <w:sz w:val="24"/>
+          <w:szCs w:val="24"/>
+        </w:rPr>
+        <w:t>(</w:t>
+      </w:r>
+      <w:proofErr w:type="gramEnd"/>
+      <w:r>
+        <w:rPr>
+          <w:rFonts w:eastAsia="Times New Roman" w:cs="Times New Roman"/>
+          <w:sz w:val="24"/>
+          <w:szCs w:val="24"/>
+        </w:rPr>
+        <w:t>(e, index) =&gt; (</w:t>
+      </w:r>
+    </w:p>
+    <w:p>
+      <w:pPr>
+        <w:spacing w:before="100" w:beforeAutospacing="1" w:after="100" w:afterAutospacing="1" w:line="240" w:lineRule="auto"/>
+        <w:rPr>
+          <w:rFonts w:eastAsia="Times New Roman" w:cs="Times New Roman"/>
+          <w:sz w:val="24"/>
+          <w:szCs w:val="24"/>
+        </w:rPr>
+      </w:pPr>
+      <w:r>
+        <w:rPr>
+          <w:rFonts w:eastAsia="Times New Roman" w:cs="Times New Roman"/>
+          <w:sz w:val="24"/>
+          <w:szCs w:val="24"/>
+        </w:rPr>
+        <w:t>        &lt;li key={index}&gt;{e.</w:t>
+      </w:r>
+      <w:proofErr w:type="gramStart"/>
+      <w:r>
+        <w:rPr>
+          <w:rFonts w:eastAsia="Times New Roman" w:cs="Times New Roman"/>
+          <w:sz w:val="24"/>
+          <w:szCs w:val="24"/>
+        </w:rPr>
+        <w:t>name}&lt;</w:t>
+      </w:r>
+      <w:proofErr w:type="gramEnd"/>
+      <w:r>
+        <w:rPr>
+          <w:rFonts w:eastAsia="Times New Roman" w:cs="Times New Roman"/>
+          <w:sz w:val="24"/>
+          <w:szCs w:val="24"/>
+        </w:rPr>
+        <w:t>/li&gt;</w:t>
+      </w:r>
+    </w:p>
+    <w:p>
+      <w:pPr>
+        <w:spacing w:before="100" w:beforeAutospacing="1" w:after="100" w:afterAutospacing="1" w:line="240" w:lineRule="auto"/>
+        <w:rPr>
+          <w:rFonts w:eastAsia="Times New Roman" w:cs="Times New Roman"/>
+          <w:sz w:val="24"/>
+          <w:szCs w:val="24"/>
+        </w:rPr>
+      </w:pPr>
+      <w:r>
+        <w:rPr>
+          <w:rFonts w:eastAsia="Times New Roman" w:cs="Times New Roman"/>
+          <w:sz w:val="24"/>
+          <w:szCs w:val="24"/>
+        </w:rPr>
+        <w:t xml:space="preserve">      </w:t>
+      </w:r>
+      <w:proofErr w:type="gramStart"/>
+      <w:r>
+        <w:rPr>
+          <w:rFonts w:eastAsia="Times New Roman" w:cs="Times New Roman"/>
+          <w:sz w:val="24"/>
+          <w:szCs w:val="24"/>
+        </w:rPr>
+        <w:t>))}</w:t>
+      </w:r>
+      <w:proofErr w:type="gramEnd"/>
+    </w:p>
+    <w:p>
+      <w:pPr>
+        <w:spacing w:before="100" w:beforeAutospacing="1" w:after="100" w:afterAutospacing="1" w:line="240" w:lineRule="auto"/>
+        <w:rPr>
+          <w:rFonts w:eastAsia="Times New Roman" w:cs="Times New Roman"/>
+          <w:sz w:val="24"/>
+          <w:szCs w:val="24"/>
+        </w:rPr>
+      </w:pPr>
+      <w:r>
+        <w:rPr>
+          <w:rFonts w:eastAsia="Times New Roman" w:cs="Times New Roman"/>
+          <w:sz w:val="24"/>
+          <w:szCs w:val="24"/>
+        </w:rPr>
+        <w:t>    &lt;/ul&gt;</w:t>
+      </w:r>
+    </w:p>
+    <w:p>
+      <w:pPr>
+        <w:spacing w:before="100" w:beforeAutospacing="1" w:after="100" w:afterAutospacing="1" w:line="240" w:lineRule="auto"/>
+        <w:rPr>
+          <w:rFonts w:eastAsia="Times New Roman" w:cs="Times New Roman"/>
+          <w:sz w:val="24"/>
+          <w:szCs w:val="24"/>
+        </w:rPr>
+      </w:pPr>
+      <w:r>
+        <w:rPr>
+          <w:rFonts w:eastAsia="Times New Roman" w:cs="Times New Roman"/>
+          <w:sz w:val="24"/>
+          <w:szCs w:val="24"/>
+        </w:rPr>
+        <w:t>  );</w:t>
+      </w:r>
+    </w:p>
+    <w:p>
+      <w:pPr>
+        <w:spacing w:before="100" w:beforeAutospacing="1" w:after="100" w:afterAutospacing="1" w:line="240" w:lineRule="auto"/>
+        <w:rPr>
+          <w:rFonts w:eastAsia="Times New Roman" w:cs="Times New Roman"/>
+          <w:sz w:val="24"/>
+          <w:szCs w:val="24"/>
+        </w:rPr>
+      </w:pPr>
+      <w:r>
+        <w:rPr>
+          <w:rFonts w:eastAsia="Times New Roman" w:cs="Times New Roman"/>
+          <w:sz w:val="24"/>
+          <w:szCs w:val="24"/>
+        </w:rPr>
+        <w:t>};</w:t>
+      </w:r>
+    </w:p>
+    <w:p>
+      <w:pPr>
+        <w:spacing w:before="100" w:beforeAutospacing="1" w:after="100" w:afterAutospacing="1" w:line="240" w:lineRule="auto"/>
+        <w:rPr>
+          <w:rFonts w:eastAsia="Times New Roman" w:cs="Times New Roman"/>
+          <w:sz w:val="24"/>
+          <w:szCs w:val="24"/>
+        </w:rPr>
+      </w:pPr>
+    </w:p>
+    <w:p>
+      <w:pPr>
+        <w:spacing w:before="100" w:beforeAutospacing="1" w:after="100" w:afterAutospacing="1" w:line="240" w:lineRule="auto"/>
+        <w:rPr>
+          <w:rFonts w:eastAsia="Times New Roman" w:cs="Times New Roman"/>
+          <w:sz w:val="24"/>
+          <w:szCs w:val="24"/>
+        </w:rPr>
+      </w:pPr>
+      <w:r>
+        <w:rPr>
+          <w:rFonts w:eastAsia="Times New Roman" w:cs="Times New Roman"/>
+          <w:sz w:val="24"/>
+          <w:szCs w:val="24"/>
+        </w:rPr>
+        <w:t xml:space="preserve">export default </w:t>
+      </w:r>
+      <w:proofErr w:type="gramStart"/>
+      <w:r>
+        <w:rPr>
+          <w:rFonts w:eastAsia="Times New Roman" w:cs="Times New Roman"/>
+          <w:sz w:val="24"/>
+          <w:szCs w:val="24"/>
+        </w:rPr>
+        <w:t>Exercise6;</w:t>
+      </w:r>
+      <w:proofErr w:type="gramEnd"/>
+    </w:p>
+    <w:p>
+      <w:pPr>
+        <w:spacing w:before="100" w:beforeAutospacing="1" w:after="100" w:afterAutospacing="1" w:line="240" w:lineRule="auto"/>
+        <w:rPr>
+          <w:rFonts w:eastAsia="Times New Roman" w:cs="Times New Roman"/>
+          <w:sz w:val="24"/>
+          <w:szCs w:val="24"/>
+        </w:rPr>
+      </w:pPr>
+    </w:p>
+    <w:p>
+      <w:pPr>
+        <w:spacing w:before="100" w:beforeAutospacing="1" w:after="100" w:afterAutospacing="1" w:line="240" w:lineRule="auto"/>
+        <w:rPr>
+          <w:rFonts w:eastAsia="Times New Roman" w:cs="Times New Roman"/>
+          <w:sz w:val="24"/>
+          <w:szCs w:val="24"/>
+        </w:rPr>
+      </w:pPr>
     </w:p>
     <w:p>
       <w:pPr>
@@ -1830,7 +5720,7 @@
           <w:sz w:val="24"/>
           <w:szCs w:val="24"/>
         </w:rPr>
-        <w:pict>
+        <w:pict w14:anchorId="3BD7E7FD">
           <v:rect id="_x0000_i1030" style="width:0;height:1.5pt" o:hralign="center" o:hrstd="t" o:hr="t" fillcolor="#a0a0a0" stroked="f"/>
         </w:pict>
       </w:r>
@@ -1969,7 +5859,15 @@
           <w:sz w:val="20"/>
           <w:szCs w:val="20"/>
         </w:rPr>
-        <w:t>&lt;</w:t>
+        <w:t>&lt;ul&gt;</w:t>
+      </w:r>
+      <w:r>
+        <w:rPr>
+          <w:rFonts w:eastAsia="Times New Roman" w:cs="Times New Roman"/>
+          <w:sz w:val="24"/>
+          <w:szCs w:val="24"/>
+        </w:rPr>
+        <w:t xml:space="preserve">. Use </w:t>
       </w:r>
       <w:proofErr w:type="spellStart"/>
       <w:r>
@@ -1978,7 +5876,7 @@
           <w:sz w:val="20"/>
           <w:szCs w:val="20"/>
         </w:rPr>
-        <w:t>ul</w:t>
+        <w:t>Array.sort</w:t>
       </w:r>
       <w:proofErr w:type="spellEnd"/>
       <w:r>
@@ -1987,24 +5885,25 @@
           <w:sz w:val="20"/>
           <w:szCs w:val="20"/>
         </w:rPr>
-        <w:t>&gt;</w:t>
-      </w:r>
-      <w:r>
-        <w:rPr>
-          <w:rFonts w:eastAsia="Times New Roman" w:cs="Times New Roman"/>
-          <w:sz w:val="24"/>
-          <w:szCs w:val="24"/>
-        </w:rPr>
-        <w:t xml:space="preserve">. Use </w:t>
+        <w:t>()</w:t>
+      </w:r>
+      <w:r>
+        <w:rPr>
+          <w:rFonts w:eastAsia="Times New Roman" w:cs="Times New Roman"/>
+          <w:sz w:val="24"/>
+          <w:szCs w:val="24"/>
+        </w:rPr>
+        <w:t xml:space="preserve"> and </w:t>
       </w:r>
       <w:proofErr w:type="spellStart"/>
-      <w:r>
-        <w:rPr>
-          <w:rFonts w:ascii="Courier New" w:eastAsia="Times New Roman" w:hAnsi="Courier New" w:cs="Courier New"/>
-          <w:sz w:val="20"/>
-          <w:szCs w:val="20"/>
-        </w:rPr>
-        <w:t>Array.sort</w:t>
+      <w:proofErr w:type="gramStart"/>
+      <w:r>
+        <w:rPr>
+          <w:rFonts w:ascii="Courier New" w:eastAsia="Times New Roman" w:hAnsi="Courier New" w:cs="Courier New"/>
+          <w:sz w:val="20"/>
+          <w:szCs w:val="20"/>
+        </w:rPr>
+        <w:t>localeCompare</w:t>
       </w:r>
       <w:proofErr w:type="spellEnd"/>
       <w:r>
@@ -2013,52 +5912,972 @@
           <w:sz w:val="20"/>
           <w:szCs w:val="20"/>
         </w:rPr>
-        <w:t>()</w:t>
-      </w:r>
-      <w:r>
-        <w:rPr>
-          <w:rFonts w:eastAsia="Times New Roman" w:cs="Times New Roman"/>
-          <w:sz w:val="24"/>
-          <w:szCs w:val="24"/>
-        </w:rPr>
-        <w:t xml:space="preserve"> and </w:t>
+        <w:t>(</w:t>
+      </w:r>
+      <w:proofErr w:type="gramEnd"/>
+      <w:r>
+        <w:rPr>
+          <w:rFonts w:ascii="Courier New" w:eastAsia="Times New Roman" w:hAnsi="Courier New" w:cs="Courier New"/>
+          <w:sz w:val="20"/>
+          <w:szCs w:val="20"/>
+        </w:rPr>
+        <w:t>)</w:t>
+      </w:r>
+      <w:r>
+        <w:rPr>
+          <w:rFonts w:eastAsia="Times New Roman" w:cs="Times New Roman"/>
+          <w:sz w:val="24"/>
+          <w:szCs w:val="24"/>
+        </w:rPr>
+        <w:t xml:space="preserve"> for string sorting.</w:t>
+      </w:r>
+    </w:p>
+    <w:p>
+      <w:pPr>
+        <w:spacing w:before="100" w:beforeAutospacing="1" w:after="100" w:afterAutospacing="1" w:line="240" w:lineRule="auto"/>
+        <w:rPr>
+          <w:rFonts w:eastAsia="Times New Roman" w:cs="Times New Roman"/>
+          <w:sz w:val="24"/>
+          <w:szCs w:val="24"/>
+        </w:rPr>
+      </w:pPr>
+      <w:r>
+        <w:rPr>
+          <w:rFonts w:eastAsia="Times New Roman" w:cs="Times New Roman"/>
+          <w:sz w:val="24"/>
+          <w:szCs w:val="24"/>
+        </w:rPr>
+        <w:t>import React from "react</w:t>
+      </w:r>
+      <w:proofErr w:type="gramStart"/>
+      <w:r>
+        <w:rPr>
+          <w:rFonts w:eastAsia="Times New Roman" w:cs="Times New Roman"/>
+          <w:sz w:val="24"/>
+          <w:szCs w:val="24"/>
+        </w:rPr>
+        <w:t>";</w:t>
+      </w:r>
+      <w:proofErr w:type="gramEnd"/>
+    </w:p>
+    <w:p>
+      <w:pPr>
+        <w:spacing w:before="100" w:beforeAutospacing="1" w:after="100" w:afterAutospacing="1" w:line="240" w:lineRule="auto"/>
+        <w:rPr>
+          <w:rFonts w:eastAsia="Times New Roman" w:cs="Times New Roman"/>
+          <w:sz w:val="24"/>
+          <w:szCs w:val="24"/>
+        </w:rPr>
+      </w:pPr>
+    </w:p>
+    <w:p>
+      <w:pPr>
+        <w:spacing w:before="100" w:beforeAutospacing="1" w:after="100" w:afterAutospacing="1" w:line="240" w:lineRule="auto"/>
+        <w:rPr>
+          <w:rFonts w:eastAsia="Times New Roman" w:cs="Times New Roman"/>
+          <w:sz w:val="24"/>
+          <w:szCs w:val="24"/>
+        </w:rPr>
+      </w:pPr>
+      <w:r>
+        <w:rPr>
+          <w:rFonts w:eastAsia="Times New Roman" w:cs="Times New Roman"/>
+          <w:sz w:val="24"/>
+          <w:szCs w:val="24"/>
+        </w:rPr>
+        <w:t>const Exercise7 = () =&gt; {</w:t>
+      </w:r>
+    </w:p>
+    <w:p>
+      <w:pPr>
+        <w:spacing w:before="100" w:beforeAutospacing="1" w:after="100" w:afterAutospacing="1" w:line="240" w:lineRule="auto"/>
+        <w:rPr>
+          <w:rFonts w:eastAsia="Times New Roman" w:cs="Times New Roman"/>
+          <w:sz w:val="24"/>
+          <w:szCs w:val="24"/>
+        </w:rPr>
+      </w:pPr>
+      <w:r>
+        <w:rPr>
+          <w:rFonts w:eastAsia="Times New Roman" w:cs="Times New Roman"/>
+          <w:sz w:val="24"/>
+          <w:szCs w:val="24"/>
+        </w:rPr>
+        <w:t>  const employees = [</w:t>
+      </w:r>
+    </w:p>
+    <w:p>
+      <w:pPr>
+        <w:spacing w:before="100" w:beforeAutospacing="1" w:after="100" w:afterAutospacing="1" w:line="240" w:lineRule="auto"/>
+        <w:rPr>
+          <w:rFonts w:eastAsia="Times New Roman" w:cs="Times New Roman"/>
+          <w:sz w:val="24"/>
+          <w:szCs w:val="24"/>
+        </w:rPr>
+      </w:pPr>
+      <w:r>
+        <w:rPr>
+          <w:rFonts w:eastAsia="Times New Roman" w:cs="Times New Roman"/>
+          <w:sz w:val="24"/>
+          <w:szCs w:val="24"/>
+        </w:rPr>
+        <w:t xml:space="preserve">    </w:t>
+      </w:r>
+      <w:proofErr w:type="gramStart"/>
+      <w:r>
+        <w:rPr>
+          <w:rFonts w:eastAsia="Times New Roman" w:cs="Times New Roman"/>
+          <w:sz w:val="24"/>
+          <w:szCs w:val="24"/>
+        </w:rPr>
+        <w:t>{ name</w:t>
+      </w:r>
+      <w:proofErr w:type="gramEnd"/>
+      <w:r>
+        <w:rPr>
+          <w:rFonts w:eastAsia="Times New Roman" w:cs="Times New Roman"/>
+          <w:sz w:val="24"/>
+          <w:szCs w:val="24"/>
+        </w:rPr>
+        <w:t>: "Anna", department: "HR</w:t>
+      </w:r>
+      <w:proofErr w:type="gramStart"/>
+      <w:r>
+        <w:rPr>
+          <w:rFonts w:eastAsia="Times New Roman" w:cs="Times New Roman"/>
+          <w:sz w:val="24"/>
+          <w:szCs w:val="24"/>
+        </w:rPr>
+        <w:t>" }</w:t>
+      </w:r>
+      <w:proofErr w:type="gramEnd"/>
+      <w:r>
+        <w:rPr>
+          <w:rFonts w:eastAsia="Times New Roman" w:cs="Times New Roman"/>
+          <w:sz w:val="24"/>
+          <w:szCs w:val="24"/>
+        </w:rPr>
+        <w:t>,</w:t>
+      </w:r>
+    </w:p>
+    <w:p>
+      <w:pPr>
+        <w:spacing w:before="100" w:beforeAutospacing="1" w:after="100" w:afterAutospacing="1" w:line="240" w:lineRule="auto"/>
+        <w:rPr>
+          <w:rFonts w:eastAsia="Times New Roman" w:cs="Times New Roman"/>
+          <w:sz w:val="24"/>
+          <w:szCs w:val="24"/>
+        </w:rPr>
+      </w:pPr>
+      <w:r>
+        <w:rPr>
+          <w:rFonts w:eastAsia="Times New Roman" w:cs="Times New Roman"/>
+          <w:sz w:val="24"/>
+          <w:szCs w:val="24"/>
+        </w:rPr>
+        <w:t xml:space="preserve">    </w:t>
+      </w:r>
+      <w:proofErr w:type="gramStart"/>
+      <w:r>
+        <w:rPr>
+          <w:rFonts w:eastAsia="Times New Roman" w:cs="Times New Roman"/>
+          <w:sz w:val="24"/>
+          <w:szCs w:val="24"/>
+        </w:rPr>
+        <w:t>{ name</w:t>
+      </w:r>
+      <w:proofErr w:type="gramEnd"/>
+      <w:r>
+        <w:rPr>
+          <w:rFonts w:eastAsia="Times New Roman" w:cs="Times New Roman"/>
+          <w:sz w:val="24"/>
+          <w:szCs w:val="24"/>
+        </w:rPr>
+        <w:t>: "Brian", department: "IT</w:t>
+      </w:r>
+      <w:proofErr w:type="gramStart"/>
+      <w:r>
+        <w:rPr>
+          <w:rFonts w:eastAsia="Times New Roman" w:cs="Times New Roman"/>
+          <w:sz w:val="24"/>
+          <w:szCs w:val="24"/>
+        </w:rPr>
+        <w:t>" }</w:t>
+      </w:r>
+      <w:proofErr w:type="gramEnd"/>
+      <w:r>
+        <w:rPr>
+          <w:rFonts w:eastAsia="Times New Roman" w:cs="Times New Roman"/>
+          <w:sz w:val="24"/>
+          <w:szCs w:val="24"/>
+        </w:rPr>
+        <w:t>,</w:t>
+      </w:r>
+    </w:p>
+    <w:p>
+      <w:pPr>
+        <w:spacing w:before="100" w:beforeAutospacing="1" w:after="100" w:afterAutospacing="1" w:line="240" w:lineRule="auto"/>
+        <w:rPr>
+          <w:rFonts w:eastAsia="Times New Roman" w:cs="Times New Roman"/>
+          <w:sz w:val="24"/>
+          <w:szCs w:val="24"/>
+        </w:rPr>
+      </w:pPr>
+      <w:r>
+        <w:rPr>
+          <w:rFonts w:eastAsia="Times New Roman" w:cs="Times New Roman"/>
+          <w:sz w:val="24"/>
+          <w:szCs w:val="24"/>
+        </w:rPr>
+        <w:t xml:space="preserve">    </w:t>
+      </w:r>
+      <w:proofErr w:type="gramStart"/>
+      <w:r>
+        <w:rPr>
+          <w:rFonts w:eastAsia="Times New Roman" w:cs="Times New Roman"/>
+          <w:sz w:val="24"/>
+          <w:szCs w:val="24"/>
+        </w:rPr>
+        <w:t>{ name</w:t>
+      </w:r>
+      <w:proofErr w:type="gramEnd"/>
+      <w:r>
+        <w:rPr>
+          <w:rFonts w:eastAsia="Times New Roman" w:cs="Times New Roman"/>
+          <w:sz w:val="24"/>
+          <w:szCs w:val="24"/>
+        </w:rPr>
+        <w:t>: "Clara", department: "Finance</w:t>
+      </w:r>
+      <w:proofErr w:type="gramStart"/>
+      <w:r>
+        <w:rPr>
+          <w:rFonts w:eastAsia="Times New Roman" w:cs="Times New Roman"/>
+          <w:sz w:val="24"/>
+          <w:szCs w:val="24"/>
+        </w:rPr>
+        <w:t>" }</w:t>
+      </w:r>
+      <w:proofErr w:type="gramEnd"/>
+      <w:r>
+        <w:rPr>
+          <w:rFonts w:eastAsia="Times New Roman" w:cs="Times New Roman"/>
+          <w:sz w:val="24"/>
+          <w:szCs w:val="24"/>
+        </w:rPr>
+        <w:t>,</w:t>
+      </w:r>
+    </w:p>
+    <w:p>
+      <w:pPr>
+        <w:spacing w:before="100" w:beforeAutospacing="1" w:after="100" w:afterAutospacing="1" w:line="240" w:lineRule="auto"/>
+        <w:rPr>
+          <w:rFonts w:eastAsia="Times New Roman" w:cs="Times New Roman"/>
+          <w:sz w:val="24"/>
+          <w:szCs w:val="24"/>
+        </w:rPr>
+      </w:pPr>
+      <w:r>
+        <w:rPr>
+          <w:rFonts w:eastAsia="Times New Roman" w:cs="Times New Roman"/>
+          <w:sz w:val="24"/>
+          <w:szCs w:val="24"/>
+        </w:rPr>
+        <w:t xml:space="preserve">    </w:t>
+      </w:r>
+      <w:proofErr w:type="gramStart"/>
+      <w:r>
+        <w:rPr>
+          <w:rFonts w:eastAsia="Times New Roman" w:cs="Times New Roman"/>
+          <w:sz w:val="24"/>
+          <w:szCs w:val="24"/>
+        </w:rPr>
+        <w:t>{ name</w:t>
+      </w:r>
+      <w:proofErr w:type="gramEnd"/>
+      <w:r>
+        <w:rPr>
+          <w:rFonts w:eastAsia="Times New Roman" w:cs="Times New Roman"/>
+          <w:sz w:val="24"/>
+          <w:szCs w:val="24"/>
+        </w:rPr>
+        <w:t>: "Ann", department: "Finance</w:t>
+      </w:r>
+      <w:proofErr w:type="gramStart"/>
+      <w:r>
+        <w:rPr>
+          <w:rFonts w:eastAsia="Times New Roman" w:cs="Times New Roman"/>
+          <w:sz w:val="24"/>
+          <w:szCs w:val="24"/>
+        </w:rPr>
+        <w:t>" }</w:t>
+      </w:r>
+      <w:proofErr w:type="gramEnd"/>
+      <w:r>
+        <w:rPr>
+          <w:rFonts w:eastAsia="Times New Roman" w:cs="Times New Roman"/>
+          <w:sz w:val="24"/>
+          <w:szCs w:val="24"/>
+        </w:rPr>
+        <w:t>,</w:t>
+      </w:r>
+    </w:p>
+    <w:p>
+      <w:pPr>
+        <w:spacing w:before="100" w:beforeAutospacing="1" w:after="100" w:afterAutospacing="1" w:line="240" w:lineRule="auto"/>
+        <w:rPr>
+          <w:rFonts w:eastAsia="Times New Roman" w:cs="Times New Roman"/>
+          <w:sz w:val="24"/>
+          <w:szCs w:val="24"/>
+        </w:rPr>
+      </w:pPr>
+      <w:r>
+        <w:rPr>
+          <w:rFonts w:eastAsia="Times New Roman" w:cs="Times New Roman"/>
+          <w:sz w:val="24"/>
+          <w:szCs w:val="24"/>
+        </w:rPr>
+        <w:t xml:space="preserve">    </w:t>
+      </w:r>
+      <w:proofErr w:type="gramStart"/>
+      <w:r>
+        <w:rPr>
+          <w:rFonts w:eastAsia="Times New Roman" w:cs="Times New Roman"/>
+          <w:sz w:val="24"/>
+          <w:szCs w:val="24"/>
+        </w:rPr>
+        <w:t>{ name</w:t>
+      </w:r>
+      <w:proofErr w:type="gramEnd"/>
+      <w:r>
+        <w:rPr>
+          <w:rFonts w:eastAsia="Times New Roman" w:cs="Times New Roman"/>
+          <w:sz w:val="24"/>
+          <w:szCs w:val="24"/>
+        </w:rPr>
+        <w:t>: "Tom", department: "IT</w:t>
+      </w:r>
+      <w:proofErr w:type="gramStart"/>
+      <w:r>
+        <w:rPr>
+          <w:rFonts w:eastAsia="Times New Roman" w:cs="Times New Roman"/>
+          <w:sz w:val="24"/>
+          <w:szCs w:val="24"/>
+        </w:rPr>
+        <w:t>" }</w:t>
+      </w:r>
+      <w:proofErr w:type="gramEnd"/>
+    </w:p>
+    <w:p>
+      <w:pPr>
+        <w:spacing w:before="100" w:beforeAutospacing="1" w:after="100" w:afterAutospacing="1" w:line="240" w:lineRule="auto"/>
+        <w:rPr>
+          <w:rFonts w:eastAsia="Times New Roman" w:cs="Times New Roman"/>
+          <w:sz w:val="24"/>
+          <w:szCs w:val="24"/>
+        </w:rPr>
+      </w:pPr>
+      <w:r>
+        <w:rPr>
+          <w:rFonts w:eastAsia="Times New Roman" w:cs="Times New Roman"/>
+          <w:sz w:val="24"/>
+          <w:szCs w:val="24"/>
+        </w:rPr>
+        <w:lastRenderedPageBreak/>
+        <w:t>  ];</w:t>
+      </w:r>
+    </w:p>
+    <w:p>
+      <w:pPr>
+        <w:spacing w:before="100" w:beforeAutospacing="1" w:after="100" w:afterAutospacing="1" w:line="240" w:lineRule="auto"/>
+        <w:rPr>
+          <w:rFonts w:eastAsia="Times New Roman" w:cs="Times New Roman"/>
+          <w:sz w:val="24"/>
+          <w:szCs w:val="24"/>
+        </w:rPr>
+      </w:pPr>
+    </w:p>
+    <w:p>
+      <w:pPr>
+        <w:spacing w:before="100" w:beforeAutospacing="1" w:after="100" w:afterAutospacing="1" w:line="240" w:lineRule="auto"/>
+        <w:rPr>
+          <w:rFonts w:eastAsia="Times New Roman" w:cs="Times New Roman"/>
+          <w:sz w:val="24"/>
+          <w:szCs w:val="24"/>
+        </w:rPr>
+      </w:pPr>
+      <w:r>
+        <w:rPr>
+          <w:rFonts w:eastAsia="Times New Roman" w:cs="Times New Roman"/>
+          <w:sz w:val="24"/>
+          <w:szCs w:val="24"/>
+        </w:rPr>
+        <w:t>  const sorted = [...employees</w:t>
+      </w:r>
+      <w:proofErr w:type="gramStart"/>
+      <w:r>
+        <w:rPr>
+          <w:rFonts w:eastAsia="Times New Roman" w:cs="Times New Roman"/>
+          <w:sz w:val="24"/>
+          <w:szCs w:val="24"/>
+        </w:rPr>
+        <w:t>].sort</w:t>
+      </w:r>
+      <w:proofErr w:type="gramEnd"/>
+      <w:r>
+        <w:rPr>
+          <w:rFonts w:eastAsia="Times New Roman" w:cs="Times New Roman"/>
+          <w:sz w:val="24"/>
+          <w:szCs w:val="24"/>
+        </w:rPr>
+        <w:t>((a, b) =&gt; {</w:t>
+      </w:r>
+    </w:p>
+    <w:p>
+      <w:pPr>
+        <w:spacing w:before="100" w:beforeAutospacing="1" w:after="100" w:afterAutospacing="1" w:line="240" w:lineRule="auto"/>
+        <w:rPr>
+          <w:rFonts w:eastAsia="Times New Roman" w:cs="Times New Roman"/>
+          <w:sz w:val="24"/>
+          <w:szCs w:val="24"/>
+        </w:rPr>
+      </w:pPr>
+      <w:r>
+        <w:rPr>
+          <w:rFonts w:eastAsia="Times New Roman" w:cs="Times New Roman"/>
+          <w:sz w:val="24"/>
+          <w:szCs w:val="24"/>
+        </w:rPr>
+        <w:t xml:space="preserve">    const </w:t>
       </w:r>
       <w:proofErr w:type="spellStart"/>
-      <w:proofErr w:type="gramStart"/>
-      <w:r>
-        <w:rPr>
-          <w:rFonts w:ascii="Courier New" w:eastAsia="Times New Roman" w:hAnsi="Courier New" w:cs="Courier New"/>
-          <w:sz w:val="20"/>
-          <w:szCs w:val="20"/>
-        </w:rPr>
-        <w:t>localeCompare</w:t>
+      <w:r>
+        <w:rPr>
+          <w:rFonts w:eastAsia="Times New Roman" w:cs="Times New Roman"/>
+          <w:sz w:val="24"/>
+          <w:szCs w:val="24"/>
+        </w:rPr>
+        <w:t>depCompare</w:t>
       </w:r>
       <w:proofErr w:type="spellEnd"/>
       <w:r>
         <w:rPr>
-          <w:rFonts w:ascii="Courier New" w:eastAsia="Times New Roman" w:hAnsi="Courier New" w:cs="Courier New"/>
-          <w:sz w:val="20"/>
-          <w:szCs w:val="20"/>
+          <w:rFonts w:eastAsia="Times New Roman" w:cs="Times New Roman"/>
+          <w:sz w:val="24"/>
+          <w:szCs w:val="24"/>
+        </w:rPr>
+        <w:t xml:space="preserve"> = </w:t>
+      </w:r>
+      <w:proofErr w:type="spellStart"/>
+      <w:proofErr w:type="gramStart"/>
+      <w:r>
+        <w:rPr>
+          <w:rFonts w:eastAsia="Times New Roman" w:cs="Times New Roman"/>
+          <w:sz w:val="24"/>
+          <w:szCs w:val="24"/>
+        </w:rPr>
+        <w:t>a.department</w:t>
+      </w:r>
+      <w:proofErr w:type="gramEnd"/>
+      <w:r>
+        <w:rPr>
+          <w:rFonts w:eastAsia="Times New Roman" w:cs="Times New Roman"/>
+          <w:sz w:val="24"/>
+          <w:szCs w:val="24"/>
+        </w:rPr>
+        <w:t>.localeCompare</w:t>
+      </w:r>
+      <w:proofErr w:type="spellEnd"/>
+      <w:r>
+        <w:rPr>
+          <w:rFonts w:eastAsia="Times New Roman" w:cs="Times New Roman"/>
+          <w:sz w:val="24"/>
+          <w:szCs w:val="24"/>
         </w:rPr>
         <w:t>(</w:t>
       </w:r>
-      <w:proofErr w:type="gramEnd"/>
-      <w:r>
-        <w:rPr>
-          <w:rFonts w:ascii="Courier New" w:eastAsia="Times New Roman" w:hAnsi="Courier New" w:cs="Courier New"/>
-          <w:sz w:val="20"/>
-          <w:szCs w:val="20"/>
-        </w:rPr>
-        <w:t>)</w:t>
-      </w:r>
-      <w:r>
-        <w:rPr>
-          <w:rFonts w:eastAsia="Times New Roman" w:cs="Times New Roman"/>
-          <w:sz w:val="24"/>
-          <w:szCs w:val="24"/>
-        </w:rPr>
-        <w:t xml:space="preserve"> for string sorting.</w:t>
-      </w:r>
+      <w:proofErr w:type="spellStart"/>
+      <w:proofErr w:type="gramStart"/>
+      <w:r>
+        <w:rPr>
+          <w:rFonts w:eastAsia="Times New Roman" w:cs="Times New Roman"/>
+          <w:sz w:val="24"/>
+          <w:szCs w:val="24"/>
+        </w:rPr>
+        <w:t>b.department</w:t>
+      </w:r>
+      <w:proofErr w:type="spellEnd"/>
+      <w:r>
+        <w:rPr>
+          <w:rFonts w:eastAsia="Times New Roman" w:cs="Times New Roman"/>
+          <w:sz w:val="24"/>
+          <w:szCs w:val="24"/>
+        </w:rPr>
+        <w:t>);</w:t>
+      </w:r>
+      <w:proofErr w:type="gramEnd"/>
+    </w:p>
+    <w:p>
+      <w:pPr>
+        <w:spacing w:before="100" w:beforeAutospacing="1" w:after="100" w:afterAutospacing="1" w:line="240" w:lineRule="auto"/>
+        <w:rPr>
+          <w:rFonts w:eastAsia="Times New Roman" w:cs="Times New Roman"/>
+          <w:sz w:val="24"/>
+          <w:szCs w:val="24"/>
+        </w:rPr>
+      </w:pPr>
+      <w:r>
+        <w:rPr>
+          <w:rFonts w:eastAsia="Times New Roman" w:cs="Times New Roman"/>
+          <w:sz w:val="24"/>
+          <w:szCs w:val="24"/>
+        </w:rPr>
+        <w:t xml:space="preserve">    return </w:t>
+      </w:r>
+      <w:proofErr w:type="spellStart"/>
+      <w:proofErr w:type="gramStart"/>
+      <w:r>
+        <w:rPr>
+          <w:rFonts w:eastAsia="Times New Roman" w:cs="Times New Roman"/>
+          <w:sz w:val="24"/>
+          <w:szCs w:val="24"/>
+        </w:rPr>
+        <w:t>depCompare</w:t>
+      </w:r>
+      <w:proofErr w:type="spellEnd"/>
+      <w:r>
+        <w:rPr>
+          <w:rFonts w:eastAsia="Times New Roman" w:cs="Times New Roman"/>
+          <w:sz w:val="24"/>
+          <w:szCs w:val="24"/>
+        </w:rPr>
+        <w:t xml:space="preserve"> !</w:t>
+      </w:r>
+      <w:proofErr w:type="gramEnd"/>
+      <w:r>
+        <w:rPr>
+          <w:rFonts w:eastAsia="Times New Roman" w:cs="Times New Roman"/>
+          <w:sz w:val="24"/>
+          <w:szCs w:val="24"/>
+        </w:rPr>
+        <w:t xml:space="preserve">== </w:t>
+      </w:r>
+      <w:proofErr w:type="gramStart"/>
+      <w:r>
+        <w:rPr>
+          <w:rFonts w:eastAsia="Times New Roman" w:cs="Times New Roman"/>
+          <w:sz w:val="24"/>
+          <w:szCs w:val="24"/>
+        </w:rPr>
+        <w:t>0 ?</w:t>
+      </w:r>
+      <w:proofErr w:type="gramEnd"/>
+      <w:r>
+        <w:rPr>
+          <w:rFonts w:eastAsia="Times New Roman" w:cs="Times New Roman"/>
+          <w:sz w:val="24"/>
+          <w:szCs w:val="24"/>
+        </w:rPr>
+        <w:t xml:space="preserve"> </w:t>
+      </w:r>
+      <w:proofErr w:type="spellStart"/>
+      <w:proofErr w:type="gramStart"/>
+      <w:r>
+        <w:rPr>
+          <w:rFonts w:eastAsia="Times New Roman" w:cs="Times New Roman"/>
+          <w:sz w:val="24"/>
+          <w:szCs w:val="24"/>
+        </w:rPr>
+        <w:t>depCompare</w:t>
+      </w:r>
+      <w:proofErr w:type="spellEnd"/>
+      <w:r>
+        <w:rPr>
+          <w:rFonts w:eastAsia="Times New Roman" w:cs="Times New Roman"/>
+          <w:sz w:val="24"/>
+          <w:szCs w:val="24"/>
+        </w:rPr>
+        <w:t xml:space="preserve"> :</w:t>
+      </w:r>
+      <w:proofErr w:type="gramEnd"/>
+      <w:r>
+        <w:rPr>
+          <w:rFonts w:eastAsia="Times New Roman" w:cs="Times New Roman"/>
+          <w:sz w:val="24"/>
+          <w:szCs w:val="24"/>
+        </w:rPr>
+        <w:t xml:space="preserve"> </w:t>
+      </w:r>
+      <w:proofErr w:type="spellStart"/>
+      <w:r>
+        <w:rPr>
+          <w:rFonts w:eastAsia="Times New Roman" w:cs="Times New Roman"/>
+          <w:sz w:val="24"/>
+          <w:szCs w:val="24"/>
+        </w:rPr>
+        <w:t>a.</w:t>
+      </w:r>
+      <w:proofErr w:type="gramStart"/>
+      <w:r>
+        <w:rPr>
+          <w:rFonts w:eastAsia="Times New Roman" w:cs="Times New Roman"/>
+          <w:sz w:val="24"/>
+          <w:szCs w:val="24"/>
+        </w:rPr>
+        <w:t>name.localeCompare</w:t>
+      </w:r>
+      <w:proofErr w:type="spellEnd"/>
+      <w:proofErr w:type="gramEnd"/>
+      <w:r>
+        <w:rPr>
+          <w:rFonts w:eastAsia="Times New Roman" w:cs="Times New Roman"/>
+          <w:sz w:val="24"/>
+          <w:szCs w:val="24"/>
+        </w:rPr>
+        <w:t>(b.name</w:t>
+      </w:r>
+      <w:proofErr w:type="gramStart"/>
+      <w:r>
+        <w:rPr>
+          <w:rFonts w:eastAsia="Times New Roman" w:cs="Times New Roman"/>
+          <w:sz w:val="24"/>
+          <w:szCs w:val="24"/>
+        </w:rPr>
+        <w:t>);</w:t>
+      </w:r>
+      <w:proofErr w:type="gramEnd"/>
+    </w:p>
+    <w:p>
+      <w:pPr>
+        <w:spacing w:before="100" w:beforeAutospacing="1" w:after="100" w:afterAutospacing="1" w:line="240" w:lineRule="auto"/>
+        <w:rPr>
+          <w:rFonts w:eastAsia="Times New Roman" w:cs="Times New Roman"/>
+          <w:sz w:val="24"/>
+          <w:szCs w:val="24"/>
+        </w:rPr>
+      </w:pPr>
+      <w:r>
+        <w:rPr>
+          <w:rFonts w:eastAsia="Times New Roman" w:cs="Times New Roman"/>
+          <w:sz w:val="24"/>
+          <w:szCs w:val="24"/>
+        </w:rPr>
+        <w:t>  });</w:t>
+      </w:r>
+    </w:p>
+    <w:p>
+      <w:pPr>
+        <w:spacing w:before="100" w:beforeAutospacing="1" w:after="100" w:afterAutospacing="1" w:line="240" w:lineRule="auto"/>
+        <w:rPr>
+          <w:rFonts w:eastAsia="Times New Roman" w:cs="Times New Roman"/>
+          <w:sz w:val="24"/>
+          <w:szCs w:val="24"/>
+        </w:rPr>
+      </w:pPr>
+    </w:p>
+    <w:p>
+      <w:pPr>
+        <w:spacing w:before="100" w:beforeAutospacing="1" w:after="100" w:afterAutospacing="1" w:line="240" w:lineRule="auto"/>
+        <w:rPr>
+          <w:rFonts w:eastAsia="Times New Roman" w:cs="Times New Roman"/>
+          <w:sz w:val="24"/>
+          <w:szCs w:val="24"/>
+        </w:rPr>
+      </w:pPr>
+      <w:r>
+        <w:rPr>
+          <w:rFonts w:eastAsia="Times New Roman" w:cs="Times New Roman"/>
+          <w:sz w:val="24"/>
+          <w:szCs w:val="24"/>
+        </w:rPr>
+        <w:t>  return (</w:t>
+      </w:r>
+    </w:p>
+    <w:p>
+      <w:pPr>
+        <w:spacing w:before="100" w:beforeAutospacing="1" w:after="100" w:afterAutospacing="1" w:line="240" w:lineRule="auto"/>
+        <w:rPr>
+          <w:rFonts w:eastAsia="Times New Roman" w:cs="Times New Roman"/>
+          <w:sz w:val="24"/>
+          <w:szCs w:val="24"/>
+        </w:rPr>
+      </w:pPr>
+      <w:r>
+        <w:rPr>
+          <w:rFonts w:eastAsia="Times New Roman" w:cs="Times New Roman"/>
+          <w:sz w:val="24"/>
+          <w:szCs w:val="24"/>
+        </w:rPr>
+        <w:t>    &lt;ul&gt;</w:t>
+      </w:r>
+    </w:p>
+    <w:p>
+      <w:pPr>
+        <w:spacing w:before="100" w:beforeAutospacing="1" w:after="100" w:afterAutospacing="1" w:line="240" w:lineRule="auto"/>
+        <w:rPr>
+          <w:rFonts w:eastAsia="Times New Roman" w:cs="Times New Roman"/>
+          <w:sz w:val="24"/>
+          <w:szCs w:val="24"/>
+        </w:rPr>
+      </w:pPr>
+      <w:r>
+        <w:rPr>
+          <w:rFonts w:eastAsia="Times New Roman" w:cs="Times New Roman"/>
+          <w:sz w:val="24"/>
+          <w:szCs w:val="24"/>
+        </w:rPr>
+        <w:t>      {</w:t>
+      </w:r>
+      <w:proofErr w:type="spellStart"/>
+      <w:proofErr w:type="gramStart"/>
+      <w:r>
+        <w:rPr>
+          <w:rFonts w:eastAsia="Times New Roman" w:cs="Times New Roman"/>
+          <w:sz w:val="24"/>
+          <w:szCs w:val="24"/>
+        </w:rPr>
+        <w:t>sorted.map</w:t>
+      </w:r>
+      <w:proofErr w:type="spellEnd"/>
+      <w:r>
+        <w:rPr>
+          <w:rFonts w:eastAsia="Times New Roman" w:cs="Times New Roman"/>
+          <w:sz w:val="24"/>
+          <w:szCs w:val="24"/>
+        </w:rPr>
+        <w:t>(</w:t>
+      </w:r>
+      <w:proofErr w:type="gramEnd"/>
+      <w:r>
+        <w:rPr>
+          <w:rFonts w:eastAsia="Times New Roman" w:cs="Times New Roman"/>
+          <w:sz w:val="24"/>
+          <w:szCs w:val="24"/>
+        </w:rPr>
+        <w:t>(e, index) =&gt; (</w:t>
+      </w:r>
+    </w:p>
+    <w:p>
+      <w:pPr>
+        <w:spacing w:before="100" w:beforeAutospacing="1" w:after="100" w:afterAutospacing="1" w:line="240" w:lineRule="auto"/>
+        <w:rPr>
+          <w:rFonts w:eastAsia="Times New Roman" w:cs="Times New Roman"/>
+          <w:sz w:val="24"/>
+          <w:szCs w:val="24"/>
+        </w:rPr>
+      </w:pPr>
+      <w:r>
+        <w:rPr>
+          <w:rFonts w:eastAsia="Times New Roman" w:cs="Times New Roman"/>
+          <w:sz w:val="24"/>
+          <w:szCs w:val="24"/>
+        </w:rPr>
+        <w:t>        &lt;li key={index}&gt;</w:t>
+      </w:r>
+    </w:p>
+    <w:p>
+      <w:pPr>
+        <w:spacing w:before="100" w:beforeAutospacing="1" w:after="100" w:afterAutospacing="1" w:line="240" w:lineRule="auto"/>
+        <w:rPr>
+          <w:rFonts w:eastAsia="Times New Roman" w:cs="Times New Roman"/>
+          <w:sz w:val="24"/>
+          <w:szCs w:val="24"/>
+        </w:rPr>
+      </w:pPr>
+      <w:r>
+        <w:rPr>
+          <w:rFonts w:eastAsia="Times New Roman" w:cs="Times New Roman"/>
+          <w:sz w:val="24"/>
+          <w:szCs w:val="24"/>
+        </w:rPr>
+        <w:t>          {e.</w:t>
+      </w:r>
+      <w:proofErr w:type="gramStart"/>
+      <w:r>
+        <w:rPr>
+          <w:rFonts w:eastAsia="Times New Roman" w:cs="Times New Roman"/>
+          <w:sz w:val="24"/>
+          <w:szCs w:val="24"/>
+        </w:rPr>
+        <w:t>name} - {</w:t>
+      </w:r>
+      <w:proofErr w:type="spellStart"/>
+      <w:r>
+        <w:rPr>
+          <w:rFonts w:eastAsia="Times New Roman" w:cs="Times New Roman"/>
+          <w:sz w:val="24"/>
+          <w:szCs w:val="24"/>
+        </w:rPr>
+        <w:t>e.department</w:t>
+      </w:r>
+      <w:proofErr w:type="spellEnd"/>
+      <w:proofErr w:type="gramEnd"/>
+      <w:r>
+        <w:rPr>
+          <w:rFonts w:eastAsia="Times New Roman" w:cs="Times New Roman"/>
+          <w:sz w:val="24"/>
+          <w:szCs w:val="24"/>
+        </w:rPr>
+        <w:t>}</w:t>
+      </w:r>
+    </w:p>
+    <w:p>
+      <w:pPr>
+        <w:spacing w:before="100" w:beforeAutospacing="1" w:after="100" w:afterAutospacing="1" w:line="240" w:lineRule="auto"/>
+        <w:rPr>
+          <w:rFonts w:eastAsia="Times New Roman" w:cs="Times New Roman"/>
+          <w:sz w:val="24"/>
+          <w:szCs w:val="24"/>
+        </w:rPr>
+      </w:pPr>
+      <w:r>
+        <w:rPr>
+          <w:rFonts w:eastAsia="Times New Roman" w:cs="Times New Roman"/>
+          <w:sz w:val="24"/>
+          <w:szCs w:val="24"/>
+        </w:rPr>
+        <w:t>        &lt;/li&gt;</w:t>
+      </w:r>
+    </w:p>
+    <w:p>
+      <w:pPr>
+        <w:spacing w:before="100" w:beforeAutospacing="1" w:after="100" w:afterAutospacing="1" w:line="240" w:lineRule="auto"/>
+        <w:rPr>
+          <w:rFonts w:eastAsia="Times New Roman" w:cs="Times New Roman"/>
+          <w:sz w:val="24"/>
+          <w:szCs w:val="24"/>
+        </w:rPr>
+      </w:pPr>
+      <w:r>
+        <w:rPr>
+          <w:rFonts w:eastAsia="Times New Roman" w:cs="Times New Roman"/>
+          <w:sz w:val="24"/>
+          <w:szCs w:val="24"/>
+        </w:rPr>
+        <w:t xml:space="preserve">      </w:t>
+      </w:r>
+      <w:proofErr w:type="gramStart"/>
+      <w:r>
+        <w:rPr>
+          <w:rFonts w:eastAsia="Times New Roman" w:cs="Times New Roman"/>
+          <w:sz w:val="24"/>
+          <w:szCs w:val="24"/>
+        </w:rPr>
+        <w:t>))}</w:t>
+      </w:r>
+      <w:proofErr w:type="gramEnd"/>
+    </w:p>
+    <w:p>
+      <w:pPr>
+        <w:spacing w:before="100" w:beforeAutospacing="1" w:after="100" w:afterAutospacing="1" w:line="240" w:lineRule="auto"/>
+        <w:rPr>
+          <w:rFonts w:eastAsia="Times New Roman" w:cs="Times New Roman"/>
+          <w:sz w:val="24"/>
+          <w:szCs w:val="24"/>
+        </w:rPr>
+      </w:pPr>
+      <w:r>
+        <w:rPr>
+          <w:rFonts w:eastAsia="Times New Roman" w:cs="Times New Roman"/>
+          <w:sz w:val="24"/>
+          <w:szCs w:val="24"/>
+        </w:rPr>
+        <w:t>    &lt;/ul&gt;</w:t>
+      </w:r>
+    </w:p>
+    <w:p>
+      <w:pPr>
+        <w:spacing w:before="100" w:beforeAutospacing="1" w:after="100" w:afterAutospacing="1" w:line="240" w:lineRule="auto"/>
+        <w:rPr>
+          <w:rFonts w:eastAsia="Times New Roman" w:cs="Times New Roman"/>
+          <w:sz w:val="24"/>
+          <w:szCs w:val="24"/>
+        </w:rPr>
+      </w:pPr>
+      <w:r>
+        <w:rPr>
+          <w:rFonts w:eastAsia="Times New Roman" w:cs="Times New Roman"/>
+          <w:sz w:val="24"/>
+          <w:szCs w:val="24"/>
+        </w:rPr>
+        <w:t>  );</w:t>
+      </w:r>
+    </w:p>
+    <w:p>
+      <w:pPr>
+        <w:spacing w:before="100" w:beforeAutospacing="1" w:after="100" w:afterAutospacing="1" w:line="240" w:lineRule="auto"/>
+        <w:rPr>
+          <w:rFonts w:eastAsia="Times New Roman" w:cs="Times New Roman"/>
+          <w:sz w:val="24"/>
+          <w:szCs w:val="24"/>
+        </w:rPr>
+      </w:pPr>
+      <w:r>
+        <w:rPr>
+          <w:rFonts w:eastAsia="Times New Roman" w:cs="Times New Roman"/>
+          <w:sz w:val="24"/>
+          <w:szCs w:val="24"/>
+        </w:rPr>
+        <w:t>};</w:t>
+      </w:r>
+    </w:p>
+    <w:p>
+      <w:pPr>
+        <w:spacing w:before="100" w:beforeAutospacing="1" w:after="100" w:afterAutospacing="1" w:line="240" w:lineRule="auto"/>
+        <w:rPr>
+          <w:rFonts w:eastAsia="Times New Roman" w:cs="Times New Roman"/>
+          <w:sz w:val="24"/>
+          <w:szCs w:val="24"/>
+        </w:rPr>
+      </w:pPr>
+    </w:p>
+    <w:p>
+      <w:pPr>
+        <w:spacing w:before="100" w:beforeAutospacing="1" w:after="100" w:afterAutospacing="1" w:line="240" w:lineRule="auto"/>
+        <w:rPr>
+          <w:rFonts w:eastAsia="Times New Roman" w:cs="Times New Roman"/>
+          <w:sz w:val="24"/>
+          <w:szCs w:val="24"/>
+        </w:rPr>
+      </w:pPr>
+      <w:r>
+        <w:rPr>
+          <w:rFonts w:eastAsia="Times New Roman" w:cs="Times New Roman"/>
+          <w:sz w:val="24"/>
+          <w:szCs w:val="24"/>
+        </w:rPr>
+        <w:t xml:space="preserve">export default </w:t>
+      </w:r>
+      <w:proofErr w:type="gramStart"/>
+      <w:r>
+        <w:rPr>
+          <w:rFonts w:eastAsia="Times New Roman" w:cs="Times New Roman"/>
+          <w:sz w:val="24"/>
+          <w:szCs w:val="24"/>
+        </w:rPr>
+        <w:t>Exercise7;</w:t>
+      </w:r>
+      <w:proofErr w:type="gramEnd"/>
+    </w:p>
+    <w:p>
+      <w:pPr>
+        <w:spacing w:before="100" w:beforeAutospacing="1" w:after="100" w:afterAutospacing="1" w:line="240" w:lineRule="auto"/>
+        <w:rPr>
+          <w:rFonts w:eastAsia="Times New Roman" w:cs="Times New Roman"/>
+          <w:sz w:val="24"/>
+          <w:szCs w:val="24"/>
+        </w:rPr>
+      </w:pPr>
+    </w:p>
+    <w:p>
+      <w:pPr>
+        <w:spacing w:before="100" w:beforeAutospacing="1" w:after="100" w:afterAutospacing="1" w:line="240" w:lineRule="auto"/>
+        <w:rPr>
+          <w:rFonts w:eastAsia="Times New Roman" w:cs="Times New Roman"/>
+          <w:sz w:val="24"/>
+          <w:szCs w:val="24"/>
+        </w:rPr>
+      </w:pPr>
     </w:p>
     <w:p>
       <w:pPr>
@@ -2075,8 +6894,7 @@
           <w:sz w:val="24"/>
           <w:szCs w:val="24"/>
         </w:rPr>
-        <w:lastRenderedPageBreak/>
-        <w:pict>
+        <w:pict w14:anchorId="64EBB93D">
           <v:rect id="_x0000_i1031" style="width:0;height:1.5pt" o:hralign="center" o:hrstd="t" o:hr="t" fillcolor="#a0a0a0" stroked="f"/>
         </w:pict>
       </w:r>
@@ -2199,34 +7017,1083 @@
           <w:sz w:val="20"/>
           <w:szCs w:val="20"/>
         </w:rPr>
-        <w:t>&lt;</w:t>
+        <w:t>&lt;ul&gt;</w:t>
+      </w:r>
+      <w:r>
+        <w:rPr>
+          <w:rFonts w:eastAsia="Times New Roman" w:cs="Times New Roman"/>
+          <w:sz w:val="24"/>
+          <w:szCs w:val="24"/>
+        </w:rPr>
+        <w:t>.</w:t>
+      </w:r>
+    </w:p>
+    <w:p>
+      <w:pPr>
+        <w:spacing w:before="100" w:beforeAutospacing="1" w:after="100" w:afterAutospacing="1" w:line="240" w:lineRule="auto"/>
+        <w:rPr>
+          <w:rFonts w:eastAsia="Times New Roman" w:cs="Times New Roman"/>
+          <w:sz w:val="24"/>
+          <w:szCs w:val="24"/>
+        </w:rPr>
+      </w:pPr>
+      <w:r>
+        <w:rPr>
+          <w:rFonts w:eastAsia="Times New Roman" w:cs="Times New Roman"/>
+          <w:sz w:val="24"/>
+          <w:szCs w:val="24"/>
+        </w:rPr>
+        <w:t>import React from "react</w:t>
+      </w:r>
+      <w:proofErr w:type="gramStart"/>
+      <w:r>
+        <w:rPr>
+          <w:rFonts w:eastAsia="Times New Roman" w:cs="Times New Roman"/>
+          <w:sz w:val="24"/>
+          <w:szCs w:val="24"/>
+        </w:rPr>
+        <w:t>";</w:t>
+      </w:r>
+      <w:proofErr w:type="gramEnd"/>
+    </w:p>
+    <w:p>
+      <w:pPr>
+        <w:spacing w:before="100" w:beforeAutospacing="1" w:after="100" w:afterAutospacing="1" w:line="240" w:lineRule="auto"/>
+        <w:rPr>
+          <w:rFonts w:eastAsia="Times New Roman" w:cs="Times New Roman"/>
+          <w:sz w:val="24"/>
+          <w:szCs w:val="24"/>
+        </w:rPr>
+      </w:pPr>
+    </w:p>
+    <w:p>
+      <w:pPr>
+        <w:spacing w:before="100" w:beforeAutospacing="1" w:after="100" w:afterAutospacing="1" w:line="240" w:lineRule="auto"/>
+        <w:rPr>
+          <w:rFonts w:eastAsia="Times New Roman" w:cs="Times New Roman"/>
+          <w:sz w:val="24"/>
+          <w:szCs w:val="24"/>
+        </w:rPr>
+      </w:pPr>
+      <w:r>
+        <w:rPr>
+          <w:rFonts w:eastAsia="Times New Roman" w:cs="Times New Roman"/>
+          <w:sz w:val="24"/>
+          <w:szCs w:val="24"/>
+        </w:rPr>
+        <w:t>const Exercise8 = () =&gt; {</w:t>
+      </w:r>
+    </w:p>
+    <w:p>
+      <w:pPr>
+        <w:spacing w:before="100" w:beforeAutospacing="1" w:after="100" w:afterAutospacing="1" w:line="240" w:lineRule="auto"/>
+        <w:rPr>
+          <w:rFonts w:eastAsia="Times New Roman" w:cs="Times New Roman"/>
+          <w:sz w:val="24"/>
+          <w:szCs w:val="24"/>
+        </w:rPr>
+      </w:pPr>
+      <w:r>
+        <w:rPr>
+          <w:rFonts w:eastAsia="Times New Roman" w:cs="Times New Roman"/>
+          <w:sz w:val="24"/>
+          <w:szCs w:val="24"/>
+        </w:rPr>
+        <w:t>  const employees = [</w:t>
+      </w:r>
+    </w:p>
+    <w:p>
+      <w:pPr>
+        <w:spacing w:before="100" w:beforeAutospacing="1" w:after="100" w:afterAutospacing="1" w:line="240" w:lineRule="auto"/>
+        <w:rPr>
+          <w:rFonts w:eastAsia="Times New Roman" w:cs="Times New Roman"/>
+          <w:sz w:val="24"/>
+          <w:szCs w:val="24"/>
+        </w:rPr>
+      </w:pPr>
+      <w:r>
+        <w:rPr>
+          <w:rFonts w:eastAsia="Times New Roman" w:cs="Times New Roman"/>
+          <w:sz w:val="24"/>
+          <w:szCs w:val="24"/>
+        </w:rPr>
+        <w:t xml:space="preserve">    </w:t>
+      </w:r>
+      <w:proofErr w:type="gramStart"/>
+      <w:r>
+        <w:rPr>
+          <w:rFonts w:eastAsia="Times New Roman" w:cs="Times New Roman"/>
+          <w:sz w:val="24"/>
+          <w:szCs w:val="24"/>
+        </w:rPr>
+        <w:t>{ name</w:t>
+      </w:r>
+      <w:proofErr w:type="gramEnd"/>
+      <w:r>
+        <w:rPr>
+          <w:rFonts w:eastAsia="Times New Roman" w:cs="Times New Roman"/>
+          <w:sz w:val="24"/>
+          <w:szCs w:val="24"/>
+        </w:rPr>
+        <w:t>: "Anna", department: "HR</w:t>
+      </w:r>
+      <w:proofErr w:type="gramStart"/>
+      <w:r>
+        <w:rPr>
+          <w:rFonts w:eastAsia="Times New Roman" w:cs="Times New Roman"/>
+          <w:sz w:val="24"/>
+          <w:szCs w:val="24"/>
+        </w:rPr>
+        <w:t>" }</w:t>
+      </w:r>
+      <w:proofErr w:type="gramEnd"/>
+      <w:r>
+        <w:rPr>
+          <w:rFonts w:eastAsia="Times New Roman" w:cs="Times New Roman"/>
+          <w:sz w:val="24"/>
+          <w:szCs w:val="24"/>
+        </w:rPr>
+        <w:t>,</w:t>
+      </w:r>
+    </w:p>
+    <w:p>
+      <w:pPr>
+        <w:spacing w:before="100" w:beforeAutospacing="1" w:after="100" w:afterAutospacing="1" w:line="240" w:lineRule="auto"/>
+        <w:rPr>
+          <w:rFonts w:eastAsia="Times New Roman" w:cs="Times New Roman"/>
+          <w:sz w:val="24"/>
+          <w:szCs w:val="24"/>
+        </w:rPr>
+      </w:pPr>
+      <w:r>
+        <w:rPr>
+          <w:rFonts w:eastAsia="Times New Roman" w:cs="Times New Roman"/>
+          <w:sz w:val="24"/>
+          <w:szCs w:val="24"/>
+        </w:rPr>
+        <w:t xml:space="preserve">    </w:t>
+      </w:r>
+      <w:proofErr w:type="gramStart"/>
+      <w:r>
+        <w:rPr>
+          <w:rFonts w:eastAsia="Times New Roman" w:cs="Times New Roman"/>
+          <w:sz w:val="24"/>
+          <w:szCs w:val="24"/>
+        </w:rPr>
+        <w:t>{ name</w:t>
+      </w:r>
+      <w:proofErr w:type="gramEnd"/>
+      <w:r>
+        <w:rPr>
+          <w:rFonts w:eastAsia="Times New Roman" w:cs="Times New Roman"/>
+          <w:sz w:val="24"/>
+          <w:szCs w:val="24"/>
+        </w:rPr>
+        <w:t>: "Brian", department: "IT</w:t>
+      </w:r>
+      <w:proofErr w:type="gramStart"/>
+      <w:r>
+        <w:rPr>
+          <w:rFonts w:eastAsia="Times New Roman" w:cs="Times New Roman"/>
+          <w:sz w:val="24"/>
+          <w:szCs w:val="24"/>
+        </w:rPr>
+        <w:t>" }</w:t>
+      </w:r>
+      <w:proofErr w:type="gramEnd"/>
+      <w:r>
+        <w:rPr>
+          <w:rFonts w:eastAsia="Times New Roman" w:cs="Times New Roman"/>
+          <w:sz w:val="24"/>
+          <w:szCs w:val="24"/>
+        </w:rPr>
+        <w:t>,</w:t>
+      </w:r>
+    </w:p>
+    <w:p>
+      <w:pPr>
+        <w:spacing w:before="100" w:beforeAutospacing="1" w:after="100" w:afterAutospacing="1" w:line="240" w:lineRule="auto"/>
+        <w:rPr>
+          <w:rFonts w:eastAsia="Times New Roman" w:cs="Times New Roman"/>
+          <w:sz w:val="24"/>
+          <w:szCs w:val="24"/>
+        </w:rPr>
+      </w:pPr>
+      <w:r>
+        <w:rPr>
+          <w:rFonts w:eastAsia="Times New Roman" w:cs="Times New Roman"/>
+          <w:sz w:val="24"/>
+          <w:szCs w:val="24"/>
+        </w:rPr>
+        <w:t xml:space="preserve">    </w:t>
+      </w:r>
+      <w:proofErr w:type="gramStart"/>
+      <w:r>
+        <w:rPr>
+          <w:rFonts w:eastAsia="Times New Roman" w:cs="Times New Roman"/>
+          <w:sz w:val="24"/>
+          <w:szCs w:val="24"/>
+        </w:rPr>
+        <w:t>{ name</w:t>
+      </w:r>
+      <w:proofErr w:type="gramEnd"/>
+      <w:r>
+        <w:rPr>
+          <w:rFonts w:eastAsia="Times New Roman" w:cs="Times New Roman"/>
+          <w:sz w:val="24"/>
+          <w:szCs w:val="24"/>
+        </w:rPr>
+        <w:t>: "Clara", department: "Finance</w:t>
+      </w:r>
+      <w:proofErr w:type="gramStart"/>
+      <w:r>
+        <w:rPr>
+          <w:rFonts w:eastAsia="Times New Roman" w:cs="Times New Roman"/>
+          <w:sz w:val="24"/>
+          <w:szCs w:val="24"/>
+        </w:rPr>
+        <w:t>" }</w:t>
+      </w:r>
+      <w:proofErr w:type="gramEnd"/>
+      <w:r>
+        <w:rPr>
+          <w:rFonts w:eastAsia="Times New Roman" w:cs="Times New Roman"/>
+          <w:sz w:val="24"/>
+          <w:szCs w:val="24"/>
+        </w:rPr>
+        <w:t>,</w:t>
+      </w:r>
+    </w:p>
+    <w:p>
+      <w:pPr>
+        <w:spacing w:before="100" w:beforeAutospacing="1" w:after="100" w:afterAutospacing="1" w:line="240" w:lineRule="auto"/>
+        <w:rPr>
+          <w:rFonts w:eastAsia="Times New Roman" w:cs="Times New Roman"/>
+          <w:sz w:val="24"/>
+          <w:szCs w:val="24"/>
+        </w:rPr>
+      </w:pPr>
+      <w:r>
+        <w:rPr>
+          <w:rFonts w:eastAsia="Times New Roman" w:cs="Times New Roman"/>
+          <w:sz w:val="24"/>
+          <w:szCs w:val="24"/>
+        </w:rPr>
+        <w:t xml:space="preserve">    </w:t>
+      </w:r>
+      <w:proofErr w:type="gramStart"/>
+      <w:r>
+        <w:rPr>
+          <w:rFonts w:eastAsia="Times New Roman" w:cs="Times New Roman"/>
+          <w:sz w:val="24"/>
+          <w:szCs w:val="24"/>
+        </w:rPr>
+        <w:t>{ name</w:t>
+      </w:r>
+      <w:proofErr w:type="gramEnd"/>
+      <w:r>
+        <w:rPr>
+          <w:rFonts w:eastAsia="Times New Roman" w:cs="Times New Roman"/>
+          <w:sz w:val="24"/>
+          <w:szCs w:val="24"/>
+        </w:rPr>
+        <w:t>: "Ann", department: "Finance</w:t>
+      </w:r>
+      <w:proofErr w:type="gramStart"/>
+      <w:r>
+        <w:rPr>
+          <w:rFonts w:eastAsia="Times New Roman" w:cs="Times New Roman"/>
+          <w:sz w:val="24"/>
+          <w:szCs w:val="24"/>
+        </w:rPr>
+        <w:t>" }</w:t>
+      </w:r>
+      <w:proofErr w:type="gramEnd"/>
+      <w:r>
+        <w:rPr>
+          <w:rFonts w:eastAsia="Times New Roman" w:cs="Times New Roman"/>
+          <w:sz w:val="24"/>
+          <w:szCs w:val="24"/>
+        </w:rPr>
+        <w:t>,</w:t>
+      </w:r>
+    </w:p>
+    <w:p>
+      <w:pPr>
+        <w:spacing w:before="100" w:beforeAutospacing="1" w:after="100" w:afterAutospacing="1" w:line="240" w:lineRule="auto"/>
+        <w:rPr>
+          <w:rFonts w:eastAsia="Times New Roman" w:cs="Times New Roman"/>
+          <w:sz w:val="24"/>
+          <w:szCs w:val="24"/>
+        </w:rPr>
+      </w:pPr>
+      <w:r>
+        <w:rPr>
+          <w:rFonts w:eastAsia="Times New Roman" w:cs="Times New Roman"/>
+          <w:sz w:val="24"/>
+          <w:szCs w:val="24"/>
+        </w:rPr>
+        <w:t xml:space="preserve">    </w:t>
+      </w:r>
+      <w:proofErr w:type="gramStart"/>
+      <w:r>
+        <w:rPr>
+          <w:rFonts w:eastAsia="Times New Roman" w:cs="Times New Roman"/>
+          <w:sz w:val="24"/>
+          <w:szCs w:val="24"/>
+        </w:rPr>
+        <w:t>{ name</w:t>
+      </w:r>
+      <w:proofErr w:type="gramEnd"/>
+      <w:r>
+        <w:rPr>
+          <w:rFonts w:eastAsia="Times New Roman" w:cs="Times New Roman"/>
+          <w:sz w:val="24"/>
+          <w:szCs w:val="24"/>
+        </w:rPr>
+        <w:t>: "Tom", department: "IT</w:t>
+      </w:r>
+      <w:proofErr w:type="gramStart"/>
+      <w:r>
+        <w:rPr>
+          <w:rFonts w:eastAsia="Times New Roman" w:cs="Times New Roman"/>
+          <w:sz w:val="24"/>
+          <w:szCs w:val="24"/>
+        </w:rPr>
+        <w:t>" }</w:t>
+      </w:r>
+      <w:proofErr w:type="gramEnd"/>
+    </w:p>
+    <w:p>
+      <w:pPr>
+        <w:spacing w:before="100" w:beforeAutospacing="1" w:after="100" w:afterAutospacing="1" w:line="240" w:lineRule="auto"/>
+        <w:rPr>
+          <w:rFonts w:eastAsia="Times New Roman" w:cs="Times New Roman"/>
+          <w:sz w:val="24"/>
+          <w:szCs w:val="24"/>
+        </w:rPr>
+      </w:pPr>
+      <w:r>
+        <w:rPr>
+          <w:rFonts w:eastAsia="Times New Roman" w:cs="Times New Roman"/>
+          <w:sz w:val="24"/>
+          <w:szCs w:val="24"/>
+        </w:rPr>
+        <w:t>  ];</w:t>
+      </w:r>
+    </w:p>
+    <w:p>
+      <w:pPr>
+        <w:spacing w:before="100" w:beforeAutospacing="1" w:after="100" w:afterAutospacing="1" w:line="240" w:lineRule="auto"/>
+        <w:rPr>
+          <w:rFonts w:eastAsia="Times New Roman" w:cs="Times New Roman"/>
+          <w:sz w:val="24"/>
+          <w:szCs w:val="24"/>
+        </w:rPr>
+      </w:pPr>
+    </w:p>
+    <w:p>
+      <w:pPr>
+        <w:spacing w:before="100" w:beforeAutospacing="1" w:after="100" w:afterAutospacing="1" w:line="240" w:lineRule="auto"/>
+        <w:rPr>
+          <w:rFonts w:eastAsia="Times New Roman" w:cs="Times New Roman"/>
+          <w:sz w:val="24"/>
+          <w:szCs w:val="24"/>
+        </w:rPr>
+      </w:pPr>
+      <w:r>
+        <w:rPr>
+          <w:rFonts w:eastAsia="Times New Roman" w:cs="Times New Roman"/>
+          <w:sz w:val="24"/>
+          <w:szCs w:val="24"/>
+        </w:rPr>
+        <w:t xml:space="preserve">  const grouped = </w:t>
       </w:r>
       <w:proofErr w:type="spellStart"/>
-      <w:r>
-        <w:rPr>
-          <w:rFonts w:ascii="Courier New" w:eastAsia="Times New Roman" w:hAnsi="Courier New" w:cs="Courier New"/>
-          <w:sz w:val="20"/>
-          <w:szCs w:val="20"/>
-        </w:rPr>
-        <w:t>ul</w:t>
+      <w:proofErr w:type="gramStart"/>
+      <w:r>
+        <w:rPr>
+          <w:rFonts w:eastAsia="Times New Roman" w:cs="Times New Roman"/>
+          <w:sz w:val="24"/>
+          <w:szCs w:val="24"/>
+        </w:rPr>
+        <w:t>employees.reduce</w:t>
       </w:r>
       <w:proofErr w:type="spellEnd"/>
-      <w:r>
-        <w:rPr>
-          <w:rFonts w:ascii="Courier New" w:eastAsia="Times New Roman" w:hAnsi="Courier New" w:cs="Courier New"/>
-          <w:sz w:val="20"/>
-          <w:szCs w:val="20"/>
-        </w:rPr>
-        <w:t>&gt;</w:t>
-      </w:r>
-      <w:r>
-        <w:rPr>
-          <w:rFonts w:eastAsia="Times New Roman" w:cs="Times New Roman"/>
-          <w:sz w:val="24"/>
-          <w:szCs w:val="24"/>
-        </w:rPr>
-        <w:t>.</w:t>
-      </w:r>
+      <w:proofErr w:type="gramEnd"/>
+      <w:r>
+        <w:rPr>
+          <w:rFonts w:eastAsia="Times New Roman" w:cs="Times New Roman"/>
+          <w:sz w:val="24"/>
+          <w:szCs w:val="24"/>
+        </w:rPr>
+        <w:t xml:space="preserve">((acc, </w:t>
+      </w:r>
+      <w:proofErr w:type="spellStart"/>
+      <w:r>
+        <w:rPr>
+          <w:rFonts w:eastAsia="Times New Roman" w:cs="Times New Roman"/>
+          <w:sz w:val="24"/>
+          <w:szCs w:val="24"/>
+        </w:rPr>
+        <w:t>curr</w:t>
+      </w:r>
+      <w:proofErr w:type="spellEnd"/>
+      <w:r>
+        <w:rPr>
+          <w:rFonts w:eastAsia="Times New Roman" w:cs="Times New Roman"/>
+          <w:sz w:val="24"/>
+          <w:szCs w:val="24"/>
+        </w:rPr>
+        <w:t>) =&gt; {</w:t>
+      </w:r>
+    </w:p>
+    <w:p>
+      <w:pPr>
+        <w:spacing w:before="100" w:beforeAutospacing="1" w:after="100" w:afterAutospacing="1" w:line="240" w:lineRule="auto"/>
+        <w:rPr>
+          <w:rFonts w:eastAsia="Times New Roman" w:cs="Times New Roman"/>
+          <w:sz w:val="24"/>
+          <w:szCs w:val="24"/>
+        </w:rPr>
+      </w:pPr>
+      <w:r>
+        <w:rPr>
+          <w:rFonts w:eastAsia="Times New Roman" w:cs="Times New Roman"/>
+          <w:sz w:val="24"/>
+          <w:szCs w:val="24"/>
+        </w:rPr>
+        <w:t>    acc[</w:t>
+      </w:r>
+      <w:proofErr w:type="spellStart"/>
+      <w:proofErr w:type="gramStart"/>
+      <w:r>
+        <w:rPr>
+          <w:rFonts w:eastAsia="Times New Roman" w:cs="Times New Roman"/>
+          <w:sz w:val="24"/>
+          <w:szCs w:val="24"/>
+        </w:rPr>
+        <w:t>curr.department</w:t>
+      </w:r>
+      <w:proofErr w:type="spellEnd"/>
+      <w:proofErr w:type="gramEnd"/>
+      <w:r>
+        <w:rPr>
+          <w:rFonts w:eastAsia="Times New Roman" w:cs="Times New Roman"/>
+          <w:sz w:val="24"/>
+          <w:szCs w:val="24"/>
+        </w:rPr>
+        <w:t>] = acc[</w:t>
+      </w:r>
+      <w:proofErr w:type="spellStart"/>
+      <w:proofErr w:type="gramStart"/>
+      <w:r>
+        <w:rPr>
+          <w:rFonts w:eastAsia="Times New Roman" w:cs="Times New Roman"/>
+          <w:sz w:val="24"/>
+          <w:szCs w:val="24"/>
+        </w:rPr>
+        <w:t>curr.department</w:t>
+      </w:r>
+      <w:proofErr w:type="spellEnd"/>
+      <w:proofErr w:type="gramEnd"/>
+      <w:r>
+        <w:rPr>
+          <w:rFonts w:eastAsia="Times New Roman" w:cs="Times New Roman"/>
+          <w:sz w:val="24"/>
+          <w:szCs w:val="24"/>
+        </w:rPr>
+        <w:t>] || [</w:t>
+      </w:r>
+      <w:proofErr w:type="gramStart"/>
+      <w:r>
+        <w:rPr>
+          <w:rFonts w:eastAsia="Times New Roman" w:cs="Times New Roman"/>
+          <w:sz w:val="24"/>
+          <w:szCs w:val="24"/>
+        </w:rPr>
+        <w:t>];</w:t>
+      </w:r>
+      <w:proofErr w:type="gramEnd"/>
+    </w:p>
+    <w:p>
+      <w:pPr>
+        <w:spacing w:before="100" w:beforeAutospacing="1" w:after="100" w:afterAutospacing="1" w:line="240" w:lineRule="auto"/>
+        <w:rPr>
+          <w:rFonts w:eastAsia="Times New Roman" w:cs="Times New Roman"/>
+          <w:sz w:val="24"/>
+          <w:szCs w:val="24"/>
+        </w:rPr>
+      </w:pPr>
+      <w:r>
+        <w:rPr>
+          <w:rFonts w:eastAsia="Times New Roman" w:cs="Times New Roman"/>
+          <w:sz w:val="24"/>
+          <w:szCs w:val="24"/>
+        </w:rPr>
+        <w:t>    acc[</w:t>
+      </w:r>
+      <w:proofErr w:type="spellStart"/>
+      <w:proofErr w:type="gramStart"/>
+      <w:r>
+        <w:rPr>
+          <w:rFonts w:eastAsia="Times New Roman" w:cs="Times New Roman"/>
+          <w:sz w:val="24"/>
+          <w:szCs w:val="24"/>
+        </w:rPr>
+        <w:t>curr.department</w:t>
+      </w:r>
+      <w:proofErr w:type="spellEnd"/>
+      <w:r>
+        <w:rPr>
+          <w:rFonts w:eastAsia="Times New Roman" w:cs="Times New Roman"/>
+          <w:sz w:val="24"/>
+          <w:szCs w:val="24"/>
+        </w:rPr>
+        <w:t>].push</w:t>
+      </w:r>
+      <w:proofErr w:type="gramEnd"/>
+      <w:r>
+        <w:rPr>
+          <w:rFonts w:eastAsia="Times New Roman" w:cs="Times New Roman"/>
+          <w:sz w:val="24"/>
+          <w:szCs w:val="24"/>
+        </w:rPr>
+        <w:t>(curr.name</w:t>
+      </w:r>
+      <w:proofErr w:type="gramStart"/>
+      <w:r>
+        <w:rPr>
+          <w:rFonts w:eastAsia="Times New Roman" w:cs="Times New Roman"/>
+          <w:sz w:val="24"/>
+          <w:szCs w:val="24"/>
+        </w:rPr>
+        <w:t>);</w:t>
+      </w:r>
+      <w:proofErr w:type="gramEnd"/>
+    </w:p>
+    <w:p>
+      <w:pPr>
+        <w:spacing w:before="100" w:beforeAutospacing="1" w:after="100" w:afterAutospacing="1" w:line="240" w:lineRule="auto"/>
+        <w:rPr>
+          <w:rFonts w:eastAsia="Times New Roman" w:cs="Times New Roman"/>
+          <w:sz w:val="24"/>
+          <w:szCs w:val="24"/>
+        </w:rPr>
+      </w:pPr>
+      <w:r>
+        <w:rPr>
+          <w:rFonts w:eastAsia="Times New Roman" w:cs="Times New Roman"/>
+          <w:sz w:val="24"/>
+          <w:szCs w:val="24"/>
+        </w:rPr>
+        <w:t xml:space="preserve">    return </w:t>
+      </w:r>
+      <w:proofErr w:type="gramStart"/>
+      <w:r>
+        <w:rPr>
+          <w:rFonts w:eastAsia="Times New Roman" w:cs="Times New Roman"/>
+          <w:sz w:val="24"/>
+          <w:szCs w:val="24"/>
+        </w:rPr>
+        <w:t>acc;</w:t>
+      </w:r>
+      <w:proofErr w:type="gramEnd"/>
+    </w:p>
+    <w:p>
+      <w:pPr>
+        <w:spacing w:before="100" w:beforeAutospacing="1" w:after="100" w:afterAutospacing="1" w:line="240" w:lineRule="auto"/>
+        <w:rPr>
+          <w:rFonts w:eastAsia="Times New Roman" w:cs="Times New Roman"/>
+          <w:sz w:val="24"/>
+          <w:szCs w:val="24"/>
+        </w:rPr>
+      </w:pPr>
+      <w:r>
+        <w:rPr>
+          <w:rFonts w:eastAsia="Times New Roman" w:cs="Times New Roman"/>
+          <w:sz w:val="24"/>
+          <w:szCs w:val="24"/>
+        </w:rPr>
+        <w:t xml:space="preserve">  </w:t>
+      </w:r>
+      <w:proofErr w:type="gramStart"/>
+      <w:r>
+        <w:rPr>
+          <w:rFonts w:eastAsia="Times New Roman" w:cs="Times New Roman"/>
+          <w:sz w:val="24"/>
+          <w:szCs w:val="24"/>
+        </w:rPr>
+        <w:t>}, {}</w:t>
+      </w:r>
+      <w:proofErr w:type="gramEnd"/>
+      <w:r>
+        <w:rPr>
+          <w:rFonts w:eastAsia="Times New Roman" w:cs="Times New Roman"/>
+          <w:sz w:val="24"/>
+          <w:szCs w:val="24"/>
+        </w:rPr>
+        <w:t>);</w:t>
+      </w:r>
+    </w:p>
+    <w:p>
+      <w:pPr>
+        <w:spacing w:before="100" w:beforeAutospacing="1" w:after="100" w:afterAutospacing="1" w:line="240" w:lineRule="auto"/>
+        <w:rPr>
+          <w:rFonts w:eastAsia="Times New Roman" w:cs="Times New Roman"/>
+          <w:sz w:val="24"/>
+          <w:szCs w:val="24"/>
+        </w:rPr>
+      </w:pPr>
+    </w:p>
+    <w:p>
+      <w:pPr>
+        <w:spacing w:before="100" w:beforeAutospacing="1" w:after="100" w:afterAutospacing="1" w:line="240" w:lineRule="auto"/>
+        <w:rPr>
+          <w:rFonts w:eastAsia="Times New Roman" w:cs="Times New Roman"/>
+          <w:sz w:val="24"/>
+          <w:szCs w:val="24"/>
+        </w:rPr>
+      </w:pPr>
+      <w:r>
+        <w:rPr>
+          <w:rFonts w:eastAsia="Times New Roman" w:cs="Times New Roman"/>
+          <w:sz w:val="24"/>
+          <w:szCs w:val="24"/>
+        </w:rPr>
+        <w:t>  return (</w:t>
+      </w:r>
+    </w:p>
+    <w:p>
+      <w:pPr>
+        <w:spacing w:before="100" w:beforeAutospacing="1" w:after="100" w:afterAutospacing="1" w:line="240" w:lineRule="auto"/>
+        <w:rPr>
+          <w:rFonts w:eastAsia="Times New Roman" w:cs="Times New Roman"/>
+          <w:sz w:val="24"/>
+          <w:szCs w:val="24"/>
+        </w:rPr>
+      </w:pPr>
+      <w:r>
+        <w:rPr>
+          <w:rFonts w:eastAsia="Times New Roman" w:cs="Times New Roman"/>
+          <w:sz w:val="24"/>
+          <w:szCs w:val="24"/>
+        </w:rPr>
+        <w:t>    &lt;div&gt;</w:t>
+      </w:r>
+    </w:p>
+    <w:p>
+      <w:pPr>
+        <w:spacing w:before="100" w:beforeAutospacing="1" w:after="100" w:afterAutospacing="1" w:line="240" w:lineRule="auto"/>
+        <w:rPr>
+          <w:rFonts w:eastAsia="Times New Roman" w:cs="Times New Roman"/>
+          <w:sz w:val="24"/>
+          <w:szCs w:val="24"/>
+        </w:rPr>
+      </w:pPr>
+      <w:r>
+        <w:rPr>
+          <w:rFonts w:eastAsia="Times New Roman" w:cs="Times New Roman"/>
+          <w:sz w:val="24"/>
+          <w:szCs w:val="24"/>
+        </w:rPr>
+        <w:t>      {</w:t>
+      </w:r>
+      <w:proofErr w:type="spellStart"/>
+      <w:r>
+        <w:rPr>
+          <w:rFonts w:eastAsia="Times New Roman" w:cs="Times New Roman"/>
+          <w:sz w:val="24"/>
+          <w:szCs w:val="24"/>
+        </w:rPr>
+        <w:t>Object.entries</w:t>
+      </w:r>
+      <w:proofErr w:type="spellEnd"/>
+      <w:r>
+        <w:rPr>
+          <w:rFonts w:eastAsia="Times New Roman" w:cs="Times New Roman"/>
+          <w:sz w:val="24"/>
+          <w:szCs w:val="24"/>
+        </w:rPr>
+        <w:t>(grouped</w:t>
+      </w:r>
+      <w:proofErr w:type="gramStart"/>
+      <w:r>
+        <w:rPr>
+          <w:rFonts w:eastAsia="Times New Roman" w:cs="Times New Roman"/>
+          <w:sz w:val="24"/>
+          <w:szCs w:val="24"/>
+        </w:rPr>
+        <w:t>).map</w:t>
+      </w:r>
+      <w:proofErr w:type="gramEnd"/>
+      <w:r>
+        <w:rPr>
+          <w:rFonts w:eastAsia="Times New Roman" w:cs="Times New Roman"/>
+          <w:sz w:val="24"/>
+          <w:szCs w:val="24"/>
+        </w:rPr>
+        <w:t>(([dept, names]) =&gt; (</w:t>
+      </w:r>
+    </w:p>
+    <w:p>
+      <w:pPr>
+        <w:spacing w:before="100" w:beforeAutospacing="1" w:after="100" w:afterAutospacing="1" w:line="240" w:lineRule="auto"/>
+        <w:rPr>
+          <w:rFonts w:eastAsia="Times New Roman" w:cs="Times New Roman"/>
+          <w:sz w:val="24"/>
+          <w:szCs w:val="24"/>
+        </w:rPr>
+      </w:pPr>
+      <w:r>
+        <w:rPr>
+          <w:rFonts w:eastAsia="Times New Roman" w:cs="Times New Roman"/>
+          <w:sz w:val="24"/>
+          <w:szCs w:val="24"/>
+        </w:rPr>
+        <w:t>        &lt;div key={dept}&gt;</w:t>
+      </w:r>
+    </w:p>
+    <w:p>
+      <w:pPr>
+        <w:spacing w:before="100" w:beforeAutospacing="1" w:after="100" w:afterAutospacing="1" w:line="240" w:lineRule="auto"/>
+        <w:rPr>
+          <w:rFonts w:eastAsia="Times New Roman" w:cs="Times New Roman"/>
+          <w:sz w:val="24"/>
+          <w:szCs w:val="24"/>
+        </w:rPr>
+      </w:pPr>
+      <w:r>
+        <w:rPr>
+          <w:rFonts w:eastAsia="Times New Roman" w:cs="Times New Roman"/>
+          <w:sz w:val="24"/>
+          <w:szCs w:val="24"/>
+        </w:rPr>
+        <w:t>          &lt;h3&gt;{dept}&lt;/h3&gt;</w:t>
+      </w:r>
+    </w:p>
+    <w:p>
+      <w:pPr>
+        <w:spacing w:before="100" w:beforeAutospacing="1" w:after="100" w:afterAutospacing="1" w:line="240" w:lineRule="auto"/>
+        <w:rPr>
+          <w:rFonts w:eastAsia="Times New Roman" w:cs="Times New Roman"/>
+          <w:sz w:val="24"/>
+          <w:szCs w:val="24"/>
+        </w:rPr>
+      </w:pPr>
+      <w:r>
+        <w:rPr>
+          <w:rFonts w:eastAsia="Times New Roman" w:cs="Times New Roman"/>
+          <w:sz w:val="24"/>
+          <w:szCs w:val="24"/>
+        </w:rPr>
+        <w:t>          &lt;ul&gt;</w:t>
+      </w:r>
+    </w:p>
+    <w:p>
+      <w:pPr>
+        <w:spacing w:before="100" w:beforeAutospacing="1" w:after="100" w:afterAutospacing="1" w:line="240" w:lineRule="auto"/>
+        <w:rPr>
+          <w:rFonts w:eastAsia="Times New Roman" w:cs="Times New Roman"/>
+          <w:sz w:val="24"/>
+          <w:szCs w:val="24"/>
+        </w:rPr>
+      </w:pPr>
+      <w:r>
+        <w:rPr>
+          <w:rFonts w:eastAsia="Times New Roman" w:cs="Times New Roman"/>
+          <w:sz w:val="24"/>
+          <w:szCs w:val="24"/>
+        </w:rPr>
+        <w:t>            {</w:t>
+      </w:r>
+      <w:proofErr w:type="spellStart"/>
+      <w:proofErr w:type="gramStart"/>
+      <w:r>
+        <w:rPr>
+          <w:rFonts w:eastAsia="Times New Roman" w:cs="Times New Roman"/>
+          <w:sz w:val="24"/>
+          <w:szCs w:val="24"/>
+        </w:rPr>
+        <w:t>names.map</w:t>
+      </w:r>
+      <w:proofErr w:type="spellEnd"/>
+      <w:r>
+        <w:rPr>
+          <w:rFonts w:eastAsia="Times New Roman" w:cs="Times New Roman"/>
+          <w:sz w:val="24"/>
+          <w:szCs w:val="24"/>
+        </w:rPr>
+        <w:t>(</w:t>
+      </w:r>
+      <w:proofErr w:type="gramEnd"/>
+      <w:r>
+        <w:rPr>
+          <w:rFonts w:eastAsia="Times New Roman" w:cs="Times New Roman"/>
+          <w:sz w:val="24"/>
+          <w:szCs w:val="24"/>
+        </w:rPr>
+        <w:t xml:space="preserve">(name, </w:t>
+      </w:r>
+      <w:proofErr w:type="spellStart"/>
+      <w:r>
+        <w:rPr>
+          <w:rFonts w:eastAsia="Times New Roman" w:cs="Times New Roman"/>
+          <w:sz w:val="24"/>
+          <w:szCs w:val="24"/>
+        </w:rPr>
+        <w:t>idx</w:t>
+      </w:r>
+      <w:proofErr w:type="spellEnd"/>
+      <w:r>
+        <w:rPr>
+          <w:rFonts w:eastAsia="Times New Roman" w:cs="Times New Roman"/>
+          <w:sz w:val="24"/>
+          <w:szCs w:val="24"/>
+        </w:rPr>
+        <w:t>) =&gt; (</w:t>
+      </w:r>
+    </w:p>
+    <w:p>
+      <w:pPr>
+        <w:spacing w:before="100" w:beforeAutospacing="1" w:after="100" w:afterAutospacing="1" w:line="240" w:lineRule="auto"/>
+        <w:rPr>
+          <w:rFonts w:eastAsia="Times New Roman" w:cs="Times New Roman"/>
+          <w:sz w:val="24"/>
+          <w:szCs w:val="24"/>
+        </w:rPr>
+      </w:pPr>
+      <w:r>
+        <w:rPr>
+          <w:rFonts w:eastAsia="Times New Roman" w:cs="Times New Roman"/>
+          <w:sz w:val="24"/>
+          <w:szCs w:val="24"/>
+        </w:rPr>
+        <w:t>              &lt;li key={</w:t>
+      </w:r>
+      <w:proofErr w:type="spellStart"/>
+      <w:r>
+        <w:rPr>
+          <w:rFonts w:eastAsia="Times New Roman" w:cs="Times New Roman"/>
+          <w:sz w:val="24"/>
+          <w:szCs w:val="24"/>
+        </w:rPr>
+        <w:t>idx</w:t>
+      </w:r>
+      <w:proofErr w:type="spellEnd"/>
+      <w:r>
+        <w:rPr>
+          <w:rFonts w:eastAsia="Times New Roman" w:cs="Times New Roman"/>
+          <w:sz w:val="24"/>
+          <w:szCs w:val="24"/>
+        </w:rPr>
+        <w:t>}&gt;{name}&lt;/li&gt;</w:t>
+      </w:r>
+    </w:p>
+    <w:p>
+      <w:pPr>
+        <w:spacing w:before="100" w:beforeAutospacing="1" w:after="100" w:afterAutospacing="1" w:line="240" w:lineRule="auto"/>
+        <w:rPr>
+          <w:rFonts w:eastAsia="Times New Roman" w:cs="Times New Roman"/>
+          <w:sz w:val="24"/>
+          <w:szCs w:val="24"/>
+        </w:rPr>
+      </w:pPr>
+      <w:r>
+        <w:rPr>
+          <w:rFonts w:eastAsia="Times New Roman" w:cs="Times New Roman"/>
+          <w:sz w:val="24"/>
+          <w:szCs w:val="24"/>
+        </w:rPr>
+        <w:t xml:space="preserve">            </w:t>
+      </w:r>
+      <w:proofErr w:type="gramStart"/>
+      <w:r>
+        <w:rPr>
+          <w:rFonts w:eastAsia="Times New Roman" w:cs="Times New Roman"/>
+          <w:sz w:val="24"/>
+          <w:szCs w:val="24"/>
+        </w:rPr>
+        <w:t>))}</w:t>
+      </w:r>
+      <w:proofErr w:type="gramEnd"/>
+    </w:p>
+    <w:p>
+      <w:pPr>
+        <w:spacing w:before="100" w:beforeAutospacing="1" w:after="100" w:afterAutospacing="1" w:line="240" w:lineRule="auto"/>
+        <w:rPr>
+          <w:rFonts w:eastAsia="Times New Roman" w:cs="Times New Roman"/>
+          <w:sz w:val="24"/>
+          <w:szCs w:val="24"/>
+        </w:rPr>
+      </w:pPr>
+      <w:r>
+        <w:rPr>
+          <w:rFonts w:eastAsia="Times New Roman" w:cs="Times New Roman"/>
+          <w:sz w:val="24"/>
+          <w:szCs w:val="24"/>
+        </w:rPr>
+        <w:t>          &lt;/ul&gt;</w:t>
+      </w:r>
+    </w:p>
+    <w:p>
+      <w:pPr>
+        <w:spacing w:before="100" w:beforeAutospacing="1" w:after="100" w:afterAutospacing="1" w:line="240" w:lineRule="auto"/>
+        <w:rPr>
+          <w:rFonts w:eastAsia="Times New Roman" w:cs="Times New Roman"/>
+          <w:sz w:val="24"/>
+          <w:szCs w:val="24"/>
+        </w:rPr>
+      </w:pPr>
+      <w:r>
+        <w:rPr>
+          <w:rFonts w:eastAsia="Times New Roman" w:cs="Times New Roman"/>
+          <w:sz w:val="24"/>
+          <w:szCs w:val="24"/>
+        </w:rPr>
+        <w:t>        &lt;/div&gt;</w:t>
+      </w:r>
+    </w:p>
+    <w:p>
+      <w:pPr>
+        <w:spacing w:before="100" w:beforeAutospacing="1" w:after="100" w:afterAutospacing="1" w:line="240" w:lineRule="auto"/>
+        <w:rPr>
+          <w:rFonts w:eastAsia="Times New Roman" w:cs="Times New Roman"/>
+          <w:sz w:val="24"/>
+          <w:szCs w:val="24"/>
+        </w:rPr>
+      </w:pPr>
+      <w:r>
+        <w:rPr>
+          <w:rFonts w:eastAsia="Times New Roman" w:cs="Times New Roman"/>
+          <w:sz w:val="24"/>
+          <w:szCs w:val="24"/>
+        </w:rPr>
+        <w:lastRenderedPageBreak/>
+        <w:t xml:space="preserve">      </w:t>
+      </w:r>
+      <w:proofErr w:type="gramStart"/>
+      <w:r>
+        <w:rPr>
+          <w:rFonts w:eastAsia="Times New Roman" w:cs="Times New Roman"/>
+          <w:sz w:val="24"/>
+          <w:szCs w:val="24"/>
+        </w:rPr>
+        <w:t>))}</w:t>
+      </w:r>
+      <w:proofErr w:type="gramEnd"/>
+    </w:p>
+    <w:p>
+      <w:pPr>
+        <w:spacing w:before="100" w:beforeAutospacing="1" w:after="100" w:afterAutospacing="1" w:line="240" w:lineRule="auto"/>
+        <w:rPr>
+          <w:rFonts w:eastAsia="Times New Roman" w:cs="Times New Roman"/>
+          <w:sz w:val="24"/>
+          <w:szCs w:val="24"/>
+        </w:rPr>
+      </w:pPr>
+      <w:r>
+        <w:rPr>
+          <w:rFonts w:eastAsia="Times New Roman" w:cs="Times New Roman"/>
+          <w:sz w:val="24"/>
+          <w:szCs w:val="24"/>
+        </w:rPr>
+        <w:t>    &lt;/div&gt;</w:t>
+      </w:r>
+    </w:p>
+    <w:p>
+      <w:pPr>
+        <w:spacing w:before="100" w:beforeAutospacing="1" w:after="100" w:afterAutospacing="1" w:line="240" w:lineRule="auto"/>
+        <w:rPr>
+          <w:rFonts w:eastAsia="Times New Roman" w:cs="Times New Roman"/>
+          <w:sz w:val="24"/>
+          <w:szCs w:val="24"/>
+        </w:rPr>
+      </w:pPr>
+      <w:r>
+        <w:rPr>
+          <w:rFonts w:eastAsia="Times New Roman" w:cs="Times New Roman"/>
+          <w:sz w:val="24"/>
+          <w:szCs w:val="24"/>
+        </w:rPr>
+        <w:t>  );</w:t>
+      </w:r>
+    </w:p>
+    <w:p>
+      <w:pPr>
+        <w:spacing w:before="100" w:beforeAutospacing="1" w:after="100" w:afterAutospacing="1" w:line="240" w:lineRule="auto"/>
+        <w:rPr>
+          <w:rFonts w:eastAsia="Times New Roman" w:cs="Times New Roman"/>
+          <w:sz w:val="24"/>
+          <w:szCs w:val="24"/>
+        </w:rPr>
+      </w:pPr>
+      <w:r>
+        <w:rPr>
+          <w:rFonts w:eastAsia="Times New Roman" w:cs="Times New Roman"/>
+          <w:sz w:val="24"/>
+          <w:szCs w:val="24"/>
+        </w:rPr>
+        <w:t>};</w:t>
+      </w:r>
+    </w:p>
+    <w:p>
+      <w:pPr>
+        <w:spacing w:before="100" w:beforeAutospacing="1" w:after="100" w:afterAutospacing="1" w:line="240" w:lineRule="auto"/>
+        <w:rPr>
+          <w:rFonts w:eastAsia="Times New Roman" w:cs="Times New Roman"/>
+          <w:sz w:val="24"/>
+          <w:szCs w:val="24"/>
+        </w:rPr>
+      </w:pPr>
+    </w:p>
+    <w:p>
+      <w:pPr>
+        <w:spacing w:before="100" w:beforeAutospacing="1" w:after="100" w:afterAutospacing="1" w:line="240" w:lineRule="auto"/>
+        <w:rPr>
+          <w:rFonts w:eastAsia="Times New Roman" w:cs="Times New Roman"/>
+          <w:sz w:val="24"/>
+          <w:szCs w:val="24"/>
+        </w:rPr>
+      </w:pPr>
+      <w:r>
+        <w:rPr>
+          <w:rFonts w:eastAsia="Times New Roman" w:cs="Times New Roman"/>
+          <w:sz w:val="24"/>
+          <w:szCs w:val="24"/>
+        </w:rPr>
+        <w:t xml:space="preserve">export default </w:t>
+      </w:r>
+      <w:proofErr w:type="gramStart"/>
+      <w:r>
+        <w:rPr>
+          <w:rFonts w:eastAsia="Times New Roman" w:cs="Times New Roman"/>
+          <w:sz w:val="24"/>
+          <w:szCs w:val="24"/>
+        </w:rPr>
+        <w:t>Exercise8;</w:t>
+      </w:r>
+      <w:proofErr w:type="gramEnd"/>
+    </w:p>
+    <w:p>
+      <w:pPr>
+        <w:spacing w:before="100" w:beforeAutospacing="1" w:after="100" w:afterAutospacing="1" w:line="240" w:lineRule="auto"/>
+        <w:rPr>
+          <w:rFonts w:eastAsia="Times New Roman" w:cs="Times New Roman"/>
+          <w:sz w:val="24"/>
+          <w:szCs w:val="24"/>
+        </w:rPr>
+      </w:pPr>
+    </w:p>
+    <w:p>
+      <w:pPr>
+        <w:spacing w:before="100" w:beforeAutospacing="1" w:after="100" w:afterAutospacing="1" w:line="240" w:lineRule="auto"/>
+        <w:rPr>
+          <w:rFonts w:eastAsia="Times New Roman" w:cs="Times New Roman"/>
+          <w:sz w:val="24"/>
+          <w:szCs w:val="24"/>
+        </w:rPr>
+      </w:pPr>
     </w:p>
     <w:p>
       <w:pPr>
@@ -2243,7 +8110,7 @@
           <w:sz w:val="24"/>
           <w:szCs w:val="24"/>
         </w:rPr>
-        <w:pict>
+        <w:pict w14:anchorId="422E3B51">
           <v:rect id="_x0000_i1032" style="width:0;height:1.5pt" o:hralign="center" o:hrstd="t" o:hr="t" fillcolor="#a0a0a0" stroked="f"/>
         </w:pict>
       </w:r>
@@ -2446,6 +8313,14 @@
           <w:szCs w:val="20"/>
         </w:rPr>
       </w:pPr>
+      <w:r>
+        <w:rPr>
+          <w:rFonts w:ascii="Courier New" w:eastAsia="Times New Roman" w:hAnsi="Courier New" w:cs="Courier New"/>
+          <w:sz w:val="20"/>
+          <w:szCs w:val="20"/>
+        </w:rPr>
+        <w:t xml:space="preserve">const </w:t>
+      </w:r>
       <w:proofErr w:type="spellStart"/>
       <w:r>
         <w:rPr>
@@ -2453,7 +8328,7 @@
           <w:sz w:val="20"/>
           <w:szCs w:val="20"/>
         </w:rPr>
-        <w:t>const</w:t>
+        <w:t>isTeenager</w:t>
       </w:r>
       <w:proofErr w:type="spellEnd"/>
       <w:r>
@@ -2462,9 +8337,701 @@
           <w:sz w:val="20"/>
           <w:szCs w:val="20"/>
         </w:rPr>
-        <w:t xml:space="preserve"> </w:t>
+        <w:t xml:space="preserve"> = </w:t>
       </w:r>
       <w:proofErr w:type="spellStart"/>
+      <w:proofErr w:type="gramStart"/>
+      <w:r>
+        <w:rPr>
+          <w:rFonts w:ascii="Courier New" w:eastAsia="Times New Roman" w:hAnsi="Courier New" w:cs="Courier New"/>
+          <w:sz w:val="20"/>
+          <w:szCs w:val="20"/>
+        </w:rPr>
+        <w:t>employees.some</w:t>
+      </w:r>
+      <w:proofErr w:type="spellEnd"/>
+      <w:proofErr w:type="gramEnd"/>
+      <w:r>
+        <w:rPr>
+          <w:rFonts w:ascii="Courier New" w:eastAsia="Times New Roman" w:hAnsi="Courier New" w:cs="Courier New"/>
+          <w:sz w:val="20"/>
+          <w:szCs w:val="20"/>
+        </w:rPr>
+        <w:t xml:space="preserve">(e =&gt; </w:t>
+      </w:r>
+      <w:proofErr w:type="spellStart"/>
+      <w:r>
+        <w:rPr>
+          <w:rFonts w:ascii="Courier New" w:eastAsia="Times New Roman" w:hAnsi="Courier New" w:cs="Courier New"/>
+          <w:sz w:val="20"/>
+          <w:szCs w:val="20"/>
+        </w:rPr>
+        <w:t>e.age</w:t>
+      </w:r>
+      <w:proofErr w:type="spellEnd"/>
+      <w:r>
+        <w:rPr>
+          <w:rFonts w:ascii="Courier New" w:eastAsia="Times New Roman" w:hAnsi="Courier New" w:cs="Courier New"/>
+          <w:sz w:val="20"/>
+          <w:szCs w:val="20"/>
+        </w:rPr>
+        <w:t xml:space="preserve"> &gt;= 10 &amp;&amp; </w:t>
+      </w:r>
+      <w:proofErr w:type="spellStart"/>
+      <w:r>
+        <w:rPr>
+          <w:rFonts w:ascii="Courier New" w:eastAsia="Times New Roman" w:hAnsi="Courier New" w:cs="Courier New"/>
+          <w:sz w:val="20"/>
+          <w:szCs w:val="20"/>
+        </w:rPr>
+        <w:t>e.age</w:t>
+      </w:r>
+      <w:proofErr w:type="spellEnd"/>
+      <w:r>
+        <w:rPr>
+          <w:rFonts w:ascii="Courier New" w:eastAsia="Times New Roman" w:hAnsi="Courier New" w:cs="Courier New"/>
+          <w:sz w:val="20"/>
+          <w:szCs w:val="20"/>
+        </w:rPr>
+        <w:t xml:space="preserve"> &lt;= 20</w:t>
+      </w:r>
+      <w:proofErr w:type="gramStart"/>
+      <w:r>
+        <w:rPr>
+          <w:rFonts w:ascii="Courier New" w:eastAsia="Times New Roman" w:hAnsi="Courier New" w:cs="Courier New"/>
+          <w:sz w:val="20"/>
+          <w:szCs w:val="20"/>
+        </w:rPr>
+        <w:t>);</w:t>
+      </w:r>
+      <w:proofErr w:type="gramEnd"/>
+    </w:p>
+    <w:p>
+      <w:pPr>
+        <w:tabs>
+          <w:tab w:val="left" w:pos="916"/>
+          <w:tab w:val="left" w:pos="1832"/>
+          <w:tab w:val="left" w:pos="2748"/>
+          <w:tab w:val="left" w:pos="3664"/>
+          <w:tab w:val="left" w:pos="4580"/>
+          <w:tab w:val="left" w:pos="5496"/>
+          <w:tab w:val="left" w:pos="6412"/>
+          <w:tab w:val="left" w:pos="7328"/>
+          <w:tab w:val="left" w:pos="8244"/>
+          <w:tab w:val="left" w:pos="9160"/>
+          <w:tab w:val="left" w:pos="10076"/>
+          <w:tab w:val="left" w:pos="10992"/>
+          <w:tab w:val="left" w:pos="11908"/>
+          <w:tab w:val="left" w:pos="12824"/>
+          <w:tab w:val="left" w:pos="13740"/>
+          <w:tab w:val="left" w:pos="14656"/>
+        </w:tabs>
+        <w:spacing w:line="240" w:lineRule="auto"/>
+        <w:rPr>
+          <w:rFonts w:ascii="Courier New" w:eastAsia="Times New Roman" w:hAnsi="Courier New" w:cs="Courier New"/>
+          <w:sz w:val="20"/>
+          <w:szCs w:val="20"/>
+        </w:rPr>
+      </w:pPr>
+    </w:p>
+    <w:p>
+      <w:pPr>
+        <w:tabs>
+          <w:tab w:val="left" w:pos="916"/>
+          <w:tab w:val="left" w:pos="1832"/>
+          <w:tab w:val="left" w:pos="2748"/>
+          <w:tab w:val="left" w:pos="3664"/>
+          <w:tab w:val="left" w:pos="4580"/>
+          <w:tab w:val="left" w:pos="5496"/>
+          <w:tab w:val="left" w:pos="6412"/>
+          <w:tab w:val="left" w:pos="7328"/>
+          <w:tab w:val="left" w:pos="8244"/>
+          <w:tab w:val="left" w:pos="9160"/>
+          <w:tab w:val="left" w:pos="10076"/>
+          <w:tab w:val="left" w:pos="10992"/>
+          <w:tab w:val="left" w:pos="11908"/>
+          <w:tab w:val="left" w:pos="12824"/>
+          <w:tab w:val="left" w:pos="13740"/>
+          <w:tab w:val="left" w:pos="14656"/>
+        </w:tabs>
+        <w:spacing w:line="240" w:lineRule="auto"/>
+        <w:rPr>
+          <w:rFonts w:ascii="Courier New" w:eastAsia="Times New Roman" w:hAnsi="Courier New" w:cs="Courier New"/>
+          <w:sz w:val="20"/>
+          <w:szCs w:val="20"/>
+        </w:rPr>
+      </w:pPr>
+      <w:r>
+        <w:rPr>
+          <w:rFonts w:ascii="Courier New" w:eastAsia="Times New Roman" w:hAnsi="Courier New" w:cs="Courier New"/>
+          <w:sz w:val="20"/>
+          <w:szCs w:val="20"/>
+        </w:rPr>
+        <w:t>import React from "react</w:t>
+      </w:r>
+      <w:proofErr w:type="gramStart"/>
+      <w:r>
+        <w:rPr>
+          <w:rFonts w:ascii="Courier New" w:eastAsia="Times New Roman" w:hAnsi="Courier New" w:cs="Courier New"/>
+          <w:sz w:val="20"/>
+          <w:szCs w:val="20"/>
+        </w:rPr>
+        <w:t>";</w:t>
+      </w:r>
+      <w:proofErr w:type="gramEnd"/>
+    </w:p>
+    <w:p>
+      <w:pPr>
+        <w:tabs>
+          <w:tab w:val="left" w:pos="916"/>
+          <w:tab w:val="left" w:pos="1832"/>
+          <w:tab w:val="left" w:pos="2748"/>
+          <w:tab w:val="left" w:pos="3664"/>
+          <w:tab w:val="left" w:pos="4580"/>
+          <w:tab w:val="left" w:pos="5496"/>
+          <w:tab w:val="left" w:pos="6412"/>
+          <w:tab w:val="left" w:pos="7328"/>
+          <w:tab w:val="left" w:pos="8244"/>
+          <w:tab w:val="left" w:pos="9160"/>
+          <w:tab w:val="left" w:pos="10076"/>
+          <w:tab w:val="left" w:pos="10992"/>
+          <w:tab w:val="left" w:pos="11908"/>
+          <w:tab w:val="left" w:pos="12824"/>
+          <w:tab w:val="left" w:pos="13740"/>
+          <w:tab w:val="left" w:pos="14656"/>
+        </w:tabs>
+        <w:spacing w:line="240" w:lineRule="auto"/>
+        <w:rPr>
+          <w:rFonts w:ascii="Courier New" w:eastAsia="Times New Roman" w:hAnsi="Courier New" w:cs="Courier New"/>
+          <w:sz w:val="20"/>
+          <w:szCs w:val="20"/>
+        </w:rPr>
+      </w:pPr>
+    </w:p>
+    <w:p>
+      <w:pPr>
+        <w:tabs>
+          <w:tab w:val="left" w:pos="916"/>
+          <w:tab w:val="left" w:pos="1832"/>
+          <w:tab w:val="left" w:pos="2748"/>
+          <w:tab w:val="left" w:pos="3664"/>
+          <w:tab w:val="left" w:pos="4580"/>
+          <w:tab w:val="left" w:pos="5496"/>
+          <w:tab w:val="left" w:pos="6412"/>
+          <w:tab w:val="left" w:pos="7328"/>
+          <w:tab w:val="left" w:pos="8244"/>
+          <w:tab w:val="left" w:pos="9160"/>
+          <w:tab w:val="left" w:pos="10076"/>
+          <w:tab w:val="left" w:pos="10992"/>
+          <w:tab w:val="left" w:pos="11908"/>
+          <w:tab w:val="left" w:pos="12824"/>
+          <w:tab w:val="left" w:pos="13740"/>
+          <w:tab w:val="left" w:pos="14656"/>
+        </w:tabs>
+        <w:spacing w:line="240" w:lineRule="auto"/>
+        <w:rPr>
+          <w:rFonts w:ascii="Courier New" w:eastAsia="Times New Roman" w:hAnsi="Courier New" w:cs="Courier New"/>
+          <w:sz w:val="20"/>
+          <w:szCs w:val="20"/>
+        </w:rPr>
+      </w:pPr>
+      <w:r>
+        <w:rPr>
+          <w:rFonts w:ascii="Courier New" w:eastAsia="Times New Roman" w:hAnsi="Courier New" w:cs="Courier New"/>
+          <w:sz w:val="20"/>
+          <w:szCs w:val="20"/>
+        </w:rPr>
+        <w:t>const Exercise9 = () =&gt; {</w:t>
+      </w:r>
+    </w:p>
+    <w:p>
+      <w:pPr>
+        <w:tabs>
+          <w:tab w:val="left" w:pos="916"/>
+          <w:tab w:val="left" w:pos="1832"/>
+          <w:tab w:val="left" w:pos="2748"/>
+          <w:tab w:val="left" w:pos="3664"/>
+          <w:tab w:val="left" w:pos="4580"/>
+          <w:tab w:val="left" w:pos="5496"/>
+          <w:tab w:val="left" w:pos="6412"/>
+          <w:tab w:val="left" w:pos="7328"/>
+          <w:tab w:val="left" w:pos="8244"/>
+          <w:tab w:val="left" w:pos="9160"/>
+          <w:tab w:val="left" w:pos="10076"/>
+          <w:tab w:val="left" w:pos="10992"/>
+          <w:tab w:val="left" w:pos="11908"/>
+          <w:tab w:val="left" w:pos="12824"/>
+          <w:tab w:val="left" w:pos="13740"/>
+          <w:tab w:val="left" w:pos="14656"/>
+        </w:tabs>
+        <w:spacing w:line="240" w:lineRule="auto"/>
+        <w:rPr>
+          <w:rFonts w:ascii="Courier New" w:eastAsia="Times New Roman" w:hAnsi="Courier New" w:cs="Courier New"/>
+          <w:sz w:val="20"/>
+          <w:szCs w:val="20"/>
+        </w:rPr>
+      </w:pPr>
+      <w:r>
+        <w:rPr>
+          <w:rFonts w:ascii="Courier New" w:eastAsia="Times New Roman" w:hAnsi="Courier New" w:cs="Courier New"/>
+          <w:sz w:val="20"/>
+          <w:szCs w:val="20"/>
+        </w:rPr>
+        <w:t>  const employees = [</w:t>
+      </w:r>
+    </w:p>
+    <w:p>
+      <w:pPr>
+        <w:tabs>
+          <w:tab w:val="left" w:pos="916"/>
+          <w:tab w:val="left" w:pos="1832"/>
+          <w:tab w:val="left" w:pos="2748"/>
+          <w:tab w:val="left" w:pos="3664"/>
+          <w:tab w:val="left" w:pos="4580"/>
+          <w:tab w:val="left" w:pos="5496"/>
+          <w:tab w:val="left" w:pos="6412"/>
+          <w:tab w:val="left" w:pos="7328"/>
+          <w:tab w:val="left" w:pos="8244"/>
+          <w:tab w:val="left" w:pos="9160"/>
+          <w:tab w:val="left" w:pos="10076"/>
+          <w:tab w:val="left" w:pos="10992"/>
+          <w:tab w:val="left" w:pos="11908"/>
+          <w:tab w:val="left" w:pos="12824"/>
+          <w:tab w:val="left" w:pos="13740"/>
+          <w:tab w:val="left" w:pos="14656"/>
+        </w:tabs>
+        <w:spacing w:line="240" w:lineRule="auto"/>
+        <w:rPr>
+          <w:rFonts w:ascii="Courier New" w:eastAsia="Times New Roman" w:hAnsi="Courier New" w:cs="Courier New"/>
+          <w:sz w:val="20"/>
+          <w:szCs w:val="20"/>
+        </w:rPr>
+      </w:pPr>
+      <w:r>
+        <w:rPr>
+          <w:rFonts w:ascii="Courier New" w:eastAsia="Times New Roman" w:hAnsi="Courier New" w:cs="Courier New"/>
+          <w:sz w:val="20"/>
+          <w:szCs w:val="20"/>
+        </w:rPr>
+        <w:t xml:space="preserve">    </w:t>
+      </w:r>
+      <w:proofErr w:type="gramStart"/>
+      <w:r>
+        <w:rPr>
+          <w:rFonts w:ascii="Courier New" w:eastAsia="Times New Roman" w:hAnsi="Courier New" w:cs="Courier New"/>
+          <w:sz w:val="20"/>
+          <w:szCs w:val="20"/>
+        </w:rPr>
+        <w:t>{ name</w:t>
+      </w:r>
+      <w:proofErr w:type="gramEnd"/>
+      <w:r>
+        <w:rPr>
+          <w:rFonts w:ascii="Courier New" w:eastAsia="Times New Roman" w:hAnsi="Courier New" w:cs="Courier New"/>
+          <w:sz w:val="20"/>
+          <w:szCs w:val="20"/>
+        </w:rPr>
+        <w:t xml:space="preserve">: "Anna", age: </w:t>
+      </w:r>
+      <w:proofErr w:type="gramStart"/>
+      <w:r>
+        <w:rPr>
+          <w:rFonts w:ascii="Courier New" w:eastAsia="Times New Roman" w:hAnsi="Courier New" w:cs="Courier New"/>
+          <w:sz w:val="20"/>
+          <w:szCs w:val="20"/>
+        </w:rPr>
+        <w:t>50 }</w:t>
+      </w:r>
+      <w:proofErr w:type="gramEnd"/>
+      <w:r>
+        <w:rPr>
+          <w:rFonts w:ascii="Courier New" w:eastAsia="Times New Roman" w:hAnsi="Courier New" w:cs="Courier New"/>
+          <w:sz w:val="20"/>
+          <w:szCs w:val="20"/>
+        </w:rPr>
+        <w:t>,</w:t>
+      </w:r>
+    </w:p>
+    <w:p>
+      <w:pPr>
+        <w:tabs>
+          <w:tab w:val="left" w:pos="916"/>
+          <w:tab w:val="left" w:pos="1832"/>
+          <w:tab w:val="left" w:pos="2748"/>
+          <w:tab w:val="left" w:pos="3664"/>
+          <w:tab w:val="left" w:pos="4580"/>
+          <w:tab w:val="left" w:pos="5496"/>
+          <w:tab w:val="left" w:pos="6412"/>
+          <w:tab w:val="left" w:pos="7328"/>
+          <w:tab w:val="left" w:pos="8244"/>
+          <w:tab w:val="left" w:pos="9160"/>
+          <w:tab w:val="left" w:pos="10076"/>
+          <w:tab w:val="left" w:pos="10992"/>
+          <w:tab w:val="left" w:pos="11908"/>
+          <w:tab w:val="left" w:pos="12824"/>
+          <w:tab w:val="left" w:pos="13740"/>
+          <w:tab w:val="left" w:pos="14656"/>
+        </w:tabs>
+        <w:spacing w:line="240" w:lineRule="auto"/>
+        <w:rPr>
+          <w:rFonts w:ascii="Courier New" w:eastAsia="Times New Roman" w:hAnsi="Courier New" w:cs="Courier New"/>
+          <w:sz w:val="20"/>
+          <w:szCs w:val="20"/>
+        </w:rPr>
+      </w:pPr>
+      <w:r>
+        <w:rPr>
+          <w:rFonts w:ascii="Courier New" w:eastAsia="Times New Roman" w:hAnsi="Courier New" w:cs="Courier New"/>
+          <w:sz w:val="20"/>
+          <w:szCs w:val="20"/>
+        </w:rPr>
+        <w:t xml:space="preserve">    </w:t>
+      </w:r>
+      <w:proofErr w:type="gramStart"/>
+      <w:r>
+        <w:rPr>
+          <w:rFonts w:ascii="Courier New" w:eastAsia="Times New Roman" w:hAnsi="Courier New" w:cs="Courier New"/>
+          <w:sz w:val="20"/>
+          <w:szCs w:val="20"/>
+        </w:rPr>
+        <w:t>{ name</w:t>
+      </w:r>
+      <w:proofErr w:type="gramEnd"/>
+      <w:r>
+        <w:rPr>
+          <w:rFonts w:ascii="Courier New" w:eastAsia="Times New Roman" w:hAnsi="Courier New" w:cs="Courier New"/>
+          <w:sz w:val="20"/>
+          <w:szCs w:val="20"/>
+        </w:rPr>
+        <w:t xml:space="preserve">: "Brian", age: </w:t>
+      </w:r>
+      <w:proofErr w:type="gramStart"/>
+      <w:r>
+        <w:rPr>
+          <w:rFonts w:ascii="Courier New" w:eastAsia="Times New Roman" w:hAnsi="Courier New" w:cs="Courier New"/>
+          <w:sz w:val="20"/>
+          <w:szCs w:val="20"/>
+        </w:rPr>
+        <w:t>40 }</w:t>
+      </w:r>
+      <w:proofErr w:type="gramEnd"/>
+      <w:r>
+        <w:rPr>
+          <w:rFonts w:ascii="Courier New" w:eastAsia="Times New Roman" w:hAnsi="Courier New" w:cs="Courier New"/>
+          <w:sz w:val="20"/>
+          <w:szCs w:val="20"/>
+        </w:rPr>
+        <w:t>,</w:t>
+      </w:r>
+    </w:p>
+    <w:p>
+      <w:pPr>
+        <w:tabs>
+          <w:tab w:val="left" w:pos="916"/>
+          <w:tab w:val="left" w:pos="1832"/>
+          <w:tab w:val="left" w:pos="2748"/>
+          <w:tab w:val="left" w:pos="3664"/>
+          <w:tab w:val="left" w:pos="4580"/>
+          <w:tab w:val="left" w:pos="5496"/>
+          <w:tab w:val="left" w:pos="6412"/>
+          <w:tab w:val="left" w:pos="7328"/>
+          <w:tab w:val="left" w:pos="8244"/>
+          <w:tab w:val="left" w:pos="9160"/>
+          <w:tab w:val="left" w:pos="10076"/>
+          <w:tab w:val="left" w:pos="10992"/>
+          <w:tab w:val="left" w:pos="11908"/>
+          <w:tab w:val="left" w:pos="12824"/>
+          <w:tab w:val="left" w:pos="13740"/>
+          <w:tab w:val="left" w:pos="14656"/>
+        </w:tabs>
+        <w:spacing w:line="240" w:lineRule="auto"/>
+        <w:rPr>
+          <w:rFonts w:ascii="Courier New" w:eastAsia="Times New Roman" w:hAnsi="Courier New" w:cs="Courier New"/>
+          <w:sz w:val="20"/>
+          <w:szCs w:val="20"/>
+        </w:rPr>
+      </w:pPr>
+      <w:r>
+        <w:rPr>
+          <w:rFonts w:ascii="Courier New" w:eastAsia="Times New Roman" w:hAnsi="Courier New" w:cs="Courier New"/>
+          <w:sz w:val="20"/>
+          <w:szCs w:val="20"/>
+        </w:rPr>
+        <w:t xml:space="preserve">    </w:t>
+      </w:r>
+      <w:proofErr w:type="gramStart"/>
+      <w:r>
+        <w:rPr>
+          <w:rFonts w:ascii="Courier New" w:eastAsia="Times New Roman" w:hAnsi="Courier New" w:cs="Courier New"/>
+          <w:sz w:val="20"/>
+          <w:szCs w:val="20"/>
+        </w:rPr>
+        <w:t>{ name</w:t>
+      </w:r>
+      <w:proofErr w:type="gramEnd"/>
+      <w:r>
+        <w:rPr>
+          <w:rFonts w:ascii="Courier New" w:eastAsia="Times New Roman" w:hAnsi="Courier New" w:cs="Courier New"/>
+          <w:sz w:val="20"/>
+          <w:szCs w:val="20"/>
+        </w:rPr>
+        <w:t xml:space="preserve">: "Clara", age: </w:t>
+      </w:r>
+      <w:proofErr w:type="gramStart"/>
+      <w:r>
+        <w:rPr>
+          <w:rFonts w:ascii="Courier New" w:eastAsia="Times New Roman" w:hAnsi="Courier New" w:cs="Courier New"/>
+          <w:sz w:val="20"/>
+          <w:szCs w:val="20"/>
+        </w:rPr>
+        <w:t>19 }</w:t>
+      </w:r>
+      <w:proofErr w:type="gramEnd"/>
+      <w:r>
+        <w:rPr>
+          <w:rFonts w:ascii="Courier New" w:eastAsia="Times New Roman" w:hAnsi="Courier New" w:cs="Courier New"/>
+          <w:sz w:val="20"/>
+          <w:szCs w:val="20"/>
+        </w:rPr>
+        <w:t>,</w:t>
+      </w:r>
+    </w:p>
+    <w:p>
+      <w:pPr>
+        <w:tabs>
+          <w:tab w:val="left" w:pos="916"/>
+          <w:tab w:val="left" w:pos="1832"/>
+          <w:tab w:val="left" w:pos="2748"/>
+          <w:tab w:val="left" w:pos="3664"/>
+          <w:tab w:val="left" w:pos="4580"/>
+          <w:tab w:val="left" w:pos="5496"/>
+          <w:tab w:val="left" w:pos="6412"/>
+          <w:tab w:val="left" w:pos="7328"/>
+          <w:tab w:val="left" w:pos="8244"/>
+          <w:tab w:val="left" w:pos="9160"/>
+          <w:tab w:val="left" w:pos="10076"/>
+          <w:tab w:val="left" w:pos="10992"/>
+          <w:tab w:val="left" w:pos="11908"/>
+          <w:tab w:val="left" w:pos="12824"/>
+          <w:tab w:val="left" w:pos="13740"/>
+          <w:tab w:val="left" w:pos="14656"/>
+        </w:tabs>
+        <w:spacing w:line="240" w:lineRule="auto"/>
+        <w:rPr>
+          <w:rFonts w:ascii="Courier New" w:eastAsia="Times New Roman" w:hAnsi="Courier New" w:cs="Courier New"/>
+          <w:sz w:val="20"/>
+          <w:szCs w:val="20"/>
+        </w:rPr>
+      </w:pPr>
+      <w:r>
+        <w:rPr>
+          <w:rFonts w:ascii="Courier New" w:eastAsia="Times New Roman" w:hAnsi="Courier New" w:cs="Courier New"/>
+          <w:sz w:val="20"/>
+          <w:szCs w:val="20"/>
+        </w:rPr>
+        <w:t xml:space="preserve">    </w:t>
+      </w:r>
+      <w:proofErr w:type="gramStart"/>
+      <w:r>
+        <w:rPr>
+          <w:rFonts w:ascii="Courier New" w:eastAsia="Times New Roman" w:hAnsi="Courier New" w:cs="Courier New"/>
+          <w:sz w:val="20"/>
+          <w:szCs w:val="20"/>
+        </w:rPr>
+        <w:t>{ name</w:t>
+      </w:r>
+      <w:proofErr w:type="gramEnd"/>
+      <w:r>
+        <w:rPr>
+          <w:rFonts w:ascii="Courier New" w:eastAsia="Times New Roman" w:hAnsi="Courier New" w:cs="Courier New"/>
+          <w:sz w:val="20"/>
+          <w:szCs w:val="20"/>
+        </w:rPr>
+        <w:t xml:space="preserve">: "Ann", age: </w:t>
+      </w:r>
+      <w:proofErr w:type="gramStart"/>
+      <w:r>
+        <w:rPr>
+          <w:rFonts w:ascii="Courier New" w:eastAsia="Times New Roman" w:hAnsi="Courier New" w:cs="Courier New"/>
+          <w:sz w:val="20"/>
+          <w:szCs w:val="20"/>
+        </w:rPr>
+        <w:t>22 }</w:t>
+      </w:r>
+      <w:proofErr w:type="gramEnd"/>
+      <w:r>
+        <w:rPr>
+          <w:rFonts w:ascii="Courier New" w:eastAsia="Times New Roman" w:hAnsi="Courier New" w:cs="Courier New"/>
+          <w:sz w:val="20"/>
+          <w:szCs w:val="20"/>
+        </w:rPr>
+        <w:t>,</w:t>
+      </w:r>
+    </w:p>
+    <w:p>
+      <w:pPr>
+        <w:tabs>
+          <w:tab w:val="left" w:pos="916"/>
+          <w:tab w:val="left" w:pos="1832"/>
+          <w:tab w:val="left" w:pos="2748"/>
+          <w:tab w:val="left" w:pos="3664"/>
+          <w:tab w:val="left" w:pos="4580"/>
+          <w:tab w:val="left" w:pos="5496"/>
+          <w:tab w:val="left" w:pos="6412"/>
+          <w:tab w:val="left" w:pos="7328"/>
+          <w:tab w:val="left" w:pos="8244"/>
+          <w:tab w:val="left" w:pos="9160"/>
+          <w:tab w:val="left" w:pos="10076"/>
+          <w:tab w:val="left" w:pos="10992"/>
+          <w:tab w:val="left" w:pos="11908"/>
+          <w:tab w:val="left" w:pos="12824"/>
+          <w:tab w:val="left" w:pos="13740"/>
+          <w:tab w:val="left" w:pos="14656"/>
+        </w:tabs>
+        <w:spacing w:line="240" w:lineRule="auto"/>
+        <w:rPr>
+          <w:rFonts w:ascii="Courier New" w:eastAsia="Times New Roman" w:hAnsi="Courier New" w:cs="Courier New"/>
+          <w:sz w:val="20"/>
+          <w:szCs w:val="20"/>
+        </w:rPr>
+      </w:pPr>
+      <w:r>
+        <w:rPr>
+          <w:rFonts w:ascii="Courier New" w:eastAsia="Times New Roman" w:hAnsi="Courier New" w:cs="Courier New"/>
+          <w:sz w:val="20"/>
+          <w:szCs w:val="20"/>
+        </w:rPr>
+        <w:t xml:space="preserve">    </w:t>
+      </w:r>
+      <w:proofErr w:type="gramStart"/>
+      <w:r>
+        <w:rPr>
+          <w:rFonts w:ascii="Courier New" w:eastAsia="Times New Roman" w:hAnsi="Courier New" w:cs="Courier New"/>
+          <w:sz w:val="20"/>
+          <w:szCs w:val="20"/>
+        </w:rPr>
+        <w:t>{ name</w:t>
+      </w:r>
+      <w:proofErr w:type="gramEnd"/>
+      <w:r>
+        <w:rPr>
+          <w:rFonts w:ascii="Courier New" w:eastAsia="Times New Roman" w:hAnsi="Courier New" w:cs="Courier New"/>
+          <w:sz w:val="20"/>
+          <w:szCs w:val="20"/>
+        </w:rPr>
+        <w:t xml:space="preserve">: "Elisabeth", age: </w:t>
+      </w:r>
+      <w:proofErr w:type="gramStart"/>
+      <w:r>
+        <w:rPr>
+          <w:rFonts w:ascii="Courier New" w:eastAsia="Times New Roman" w:hAnsi="Courier New" w:cs="Courier New"/>
+          <w:sz w:val="20"/>
+          <w:szCs w:val="20"/>
+        </w:rPr>
+        <w:t>16 }</w:t>
+      </w:r>
+      <w:proofErr w:type="gramEnd"/>
+    </w:p>
+    <w:p>
+      <w:pPr>
+        <w:tabs>
+          <w:tab w:val="left" w:pos="916"/>
+          <w:tab w:val="left" w:pos="1832"/>
+          <w:tab w:val="left" w:pos="2748"/>
+          <w:tab w:val="left" w:pos="3664"/>
+          <w:tab w:val="left" w:pos="4580"/>
+          <w:tab w:val="left" w:pos="5496"/>
+          <w:tab w:val="left" w:pos="6412"/>
+          <w:tab w:val="left" w:pos="7328"/>
+          <w:tab w:val="left" w:pos="8244"/>
+          <w:tab w:val="left" w:pos="9160"/>
+          <w:tab w:val="left" w:pos="10076"/>
+          <w:tab w:val="left" w:pos="10992"/>
+          <w:tab w:val="left" w:pos="11908"/>
+          <w:tab w:val="left" w:pos="12824"/>
+          <w:tab w:val="left" w:pos="13740"/>
+          <w:tab w:val="left" w:pos="14656"/>
+        </w:tabs>
+        <w:spacing w:line="240" w:lineRule="auto"/>
+        <w:rPr>
+          <w:rFonts w:ascii="Courier New" w:eastAsia="Times New Roman" w:hAnsi="Courier New" w:cs="Courier New"/>
+          <w:sz w:val="20"/>
+          <w:szCs w:val="20"/>
+        </w:rPr>
+      </w:pPr>
+      <w:r>
+        <w:rPr>
+          <w:rFonts w:ascii="Courier New" w:eastAsia="Times New Roman" w:hAnsi="Courier New" w:cs="Courier New"/>
+          <w:sz w:val="20"/>
+          <w:szCs w:val="20"/>
+        </w:rPr>
+        <w:t>  ];</w:t>
+      </w:r>
+    </w:p>
+    <w:p>
+      <w:pPr>
+        <w:tabs>
+          <w:tab w:val="left" w:pos="916"/>
+          <w:tab w:val="left" w:pos="1832"/>
+          <w:tab w:val="left" w:pos="2748"/>
+          <w:tab w:val="left" w:pos="3664"/>
+          <w:tab w:val="left" w:pos="4580"/>
+          <w:tab w:val="left" w:pos="5496"/>
+          <w:tab w:val="left" w:pos="6412"/>
+          <w:tab w:val="left" w:pos="7328"/>
+          <w:tab w:val="left" w:pos="8244"/>
+          <w:tab w:val="left" w:pos="9160"/>
+          <w:tab w:val="left" w:pos="10076"/>
+          <w:tab w:val="left" w:pos="10992"/>
+          <w:tab w:val="left" w:pos="11908"/>
+          <w:tab w:val="left" w:pos="12824"/>
+          <w:tab w:val="left" w:pos="13740"/>
+          <w:tab w:val="left" w:pos="14656"/>
+        </w:tabs>
+        <w:spacing w:line="240" w:lineRule="auto"/>
+        <w:rPr>
+          <w:rFonts w:ascii="Courier New" w:eastAsia="Times New Roman" w:hAnsi="Courier New" w:cs="Courier New"/>
+          <w:sz w:val="20"/>
+          <w:szCs w:val="20"/>
+        </w:rPr>
+      </w:pPr>
+    </w:p>
+    <w:p>
+      <w:pPr>
+        <w:tabs>
+          <w:tab w:val="left" w:pos="916"/>
+          <w:tab w:val="left" w:pos="1832"/>
+          <w:tab w:val="left" w:pos="2748"/>
+          <w:tab w:val="left" w:pos="3664"/>
+          <w:tab w:val="left" w:pos="4580"/>
+          <w:tab w:val="left" w:pos="5496"/>
+          <w:tab w:val="left" w:pos="6412"/>
+          <w:tab w:val="left" w:pos="7328"/>
+          <w:tab w:val="left" w:pos="8244"/>
+          <w:tab w:val="left" w:pos="9160"/>
+          <w:tab w:val="left" w:pos="10076"/>
+          <w:tab w:val="left" w:pos="10992"/>
+          <w:tab w:val="left" w:pos="11908"/>
+          <w:tab w:val="left" w:pos="12824"/>
+          <w:tab w:val="left" w:pos="13740"/>
+          <w:tab w:val="left" w:pos="14656"/>
+        </w:tabs>
+        <w:spacing w:line="240" w:lineRule="auto"/>
+        <w:rPr>
+          <w:rFonts w:ascii="Courier New" w:eastAsia="Times New Roman" w:hAnsi="Courier New" w:cs="Courier New"/>
+          <w:sz w:val="20"/>
+          <w:szCs w:val="20"/>
+        </w:rPr>
+      </w:pPr>
+      <w:r>
+        <w:rPr>
+          <w:rFonts w:ascii="Courier New" w:eastAsia="Times New Roman" w:hAnsi="Courier New" w:cs="Courier New"/>
+          <w:sz w:val="20"/>
+          <w:szCs w:val="20"/>
+        </w:rPr>
+        <w:t xml:space="preserve">  const </w:t>
+      </w:r>
+      <w:proofErr w:type="spellStart"/>
       <w:r>
         <w:rPr>
           <w:rFonts w:ascii="Courier New" w:eastAsia="Times New Roman" w:hAnsi="Courier New" w:cs="Courier New"/>
@@ -2536,25 +9103,339 @@
           <w:sz w:val="20"/>
           <w:szCs w:val="20"/>
         </w:rPr>
-        <w:t xml:space="preserve"> &lt;= 20);</w:t>
-      </w:r>
-    </w:p>
-    <w:p>
-      <w:pPr>
+        <w:t xml:space="preserve"> &lt;= 20</w:t>
+      </w:r>
+      <w:proofErr w:type="gramStart"/>
+      <w:r>
+        <w:rPr>
+          <w:rFonts w:ascii="Courier New" w:eastAsia="Times New Roman" w:hAnsi="Courier New" w:cs="Courier New"/>
+          <w:sz w:val="20"/>
+          <w:szCs w:val="20"/>
+        </w:rPr>
+        <w:t>);</w:t>
+      </w:r>
+      <w:proofErr w:type="gramEnd"/>
+    </w:p>
+    <w:p>
+      <w:pPr>
+        <w:tabs>
+          <w:tab w:val="left" w:pos="916"/>
+          <w:tab w:val="left" w:pos="1832"/>
+          <w:tab w:val="left" w:pos="2748"/>
+          <w:tab w:val="left" w:pos="3664"/>
+          <w:tab w:val="left" w:pos="4580"/>
+          <w:tab w:val="left" w:pos="5496"/>
+          <w:tab w:val="left" w:pos="6412"/>
+          <w:tab w:val="left" w:pos="7328"/>
+          <w:tab w:val="left" w:pos="8244"/>
+          <w:tab w:val="left" w:pos="9160"/>
+          <w:tab w:val="left" w:pos="10076"/>
+          <w:tab w:val="left" w:pos="10992"/>
+          <w:tab w:val="left" w:pos="11908"/>
+          <w:tab w:val="left" w:pos="12824"/>
+          <w:tab w:val="left" w:pos="13740"/>
+          <w:tab w:val="left" w:pos="14656"/>
+        </w:tabs>
         <w:spacing w:line="240" w:lineRule="auto"/>
         <w:rPr>
-          <w:rFonts w:eastAsia="Times New Roman" w:cs="Times New Roman"/>
-          <w:sz w:val="24"/>
-          <w:szCs w:val="24"/>
-        </w:rPr>
-      </w:pPr>
-      <w:r>
-        <w:rPr>
-          <w:rFonts w:eastAsia="Times New Roman" w:cs="Times New Roman"/>
-          <w:sz w:val="24"/>
-          <w:szCs w:val="24"/>
-        </w:rPr>
-        <w:pict>
+          <w:rFonts w:ascii="Courier New" w:eastAsia="Times New Roman" w:hAnsi="Courier New" w:cs="Courier New"/>
+          <w:sz w:val="20"/>
+          <w:szCs w:val="20"/>
+        </w:rPr>
+      </w:pPr>
+    </w:p>
+    <w:p>
+      <w:pPr>
+        <w:tabs>
+          <w:tab w:val="left" w:pos="916"/>
+          <w:tab w:val="left" w:pos="1832"/>
+          <w:tab w:val="left" w:pos="2748"/>
+          <w:tab w:val="left" w:pos="3664"/>
+          <w:tab w:val="left" w:pos="4580"/>
+          <w:tab w:val="left" w:pos="5496"/>
+          <w:tab w:val="left" w:pos="6412"/>
+          <w:tab w:val="left" w:pos="7328"/>
+          <w:tab w:val="left" w:pos="8244"/>
+          <w:tab w:val="left" w:pos="9160"/>
+          <w:tab w:val="left" w:pos="10076"/>
+          <w:tab w:val="left" w:pos="10992"/>
+          <w:tab w:val="left" w:pos="11908"/>
+          <w:tab w:val="left" w:pos="12824"/>
+          <w:tab w:val="left" w:pos="13740"/>
+          <w:tab w:val="left" w:pos="14656"/>
+        </w:tabs>
+        <w:spacing w:line="240" w:lineRule="auto"/>
+        <w:rPr>
+          <w:rFonts w:ascii="Courier New" w:eastAsia="Times New Roman" w:hAnsi="Courier New" w:cs="Courier New"/>
+          <w:sz w:val="20"/>
+          <w:szCs w:val="20"/>
+        </w:rPr>
+      </w:pPr>
+      <w:r>
+        <w:rPr>
+          <w:rFonts w:ascii="Courier New" w:eastAsia="Times New Roman" w:hAnsi="Courier New" w:cs="Courier New"/>
+          <w:sz w:val="20"/>
+          <w:szCs w:val="20"/>
+        </w:rPr>
+        <w:t>  return &lt;p&gt;Any teenager? {</w:t>
+      </w:r>
+      <w:proofErr w:type="spellStart"/>
+      <w:proofErr w:type="gramStart"/>
+      <w:r>
+        <w:rPr>
+          <w:rFonts w:ascii="Courier New" w:eastAsia="Times New Roman" w:hAnsi="Courier New" w:cs="Courier New"/>
+          <w:sz w:val="20"/>
+          <w:szCs w:val="20"/>
+        </w:rPr>
+        <w:t>isTeenager</w:t>
+      </w:r>
+      <w:proofErr w:type="spellEnd"/>
+      <w:r>
+        <w:rPr>
+          <w:rFonts w:ascii="Courier New" w:eastAsia="Times New Roman" w:hAnsi="Courier New" w:cs="Courier New"/>
+          <w:sz w:val="20"/>
+          <w:szCs w:val="20"/>
+        </w:rPr>
+        <w:t xml:space="preserve"> ?</w:t>
+      </w:r>
+      <w:proofErr w:type="gramEnd"/>
+      <w:r>
+        <w:rPr>
+          <w:rFonts w:ascii="Courier New" w:eastAsia="Times New Roman" w:hAnsi="Courier New" w:cs="Courier New"/>
+          <w:sz w:val="20"/>
+          <w:szCs w:val="20"/>
+        </w:rPr>
+        <w:t xml:space="preserve"> "Yes</w:t>
+      </w:r>
+      <w:proofErr w:type="gramStart"/>
+      <w:r>
+        <w:rPr>
+          <w:rFonts w:ascii="Courier New" w:eastAsia="Times New Roman" w:hAnsi="Courier New" w:cs="Courier New"/>
+          <w:sz w:val="20"/>
+          <w:szCs w:val="20"/>
+        </w:rPr>
+        <w:t>" :</w:t>
+      </w:r>
+      <w:proofErr w:type="gramEnd"/>
+      <w:r>
+        <w:rPr>
+          <w:rFonts w:ascii="Courier New" w:eastAsia="Times New Roman" w:hAnsi="Courier New" w:cs="Courier New"/>
+          <w:sz w:val="20"/>
+          <w:szCs w:val="20"/>
+        </w:rPr>
+        <w:t xml:space="preserve"> "No</w:t>
+      </w:r>
+      <w:proofErr w:type="gramStart"/>
+      <w:r>
+        <w:rPr>
+          <w:rFonts w:ascii="Courier New" w:eastAsia="Times New Roman" w:hAnsi="Courier New" w:cs="Courier New"/>
+          <w:sz w:val="20"/>
+          <w:szCs w:val="20"/>
+        </w:rPr>
+        <w:t>"}&lt;</w:t>
+      </w:r>
+      <w:proofErr w:type="gramEnd"/>
+      <w:r>
+        <w:rPr>
+          <w:rFonts w:ascii="Courier New" w:eastAsia="Times New Roman" w:hAnsi="Courier New" w:cs="Courier New"/>
+          <w:sz w:val="20"/>
+          <w:szCs w:val="20"/>
+        </w:rPr>
+        <w:t>/p</w:t>
+      </w:r>
+      <w:proofErr w:type="gramStart"/>
+      <w:r>
+        <w:rPr>
+          <w:rFonts w:ascii="Courier New" w:eastAsia="Times New Roman" w:hAnsi="Courier New" w:cs="Courier New"/>
+          <w:sz w:val="20"/>
+          <w:szCs w:val="20"/>
+        </w:rPr>
+        <w:t>&gt;;</w:t>
+      </w:r>
+      <w:proofErr w:type="gramEnd"/>
+    </w:p>
+    <w:p>
+      <w:pPr>
+        <w:tabs>
+          <w:tab w:val="left" w:pos="916"/>
+          <w:tab w:val="left" w:pos="1832"/>
+          <w:tab w:val="left" w:pos="2748"/>
+          <w:tab w:val="left" w:pos="3664"/>
+          <w:tab w:val="left" w:pos="4580"/>
+          <w:tab w:val="left" w:pos="5496"/>
+          <w:tab w:val="left" w:pos="6412"/>
+          <w:tab w:val="left" w:pos="7328"/>
+          <w:tab w:val="left" w:pos="8244"/>
+          <w:tab w:val="left" w:pos="9160"/>
+          <w:tab w:val="left" w:pos="10076"/>
+          <w:tab w:val="left" w:pos="10992"/>
+          <w:tab w:val="left" w:pos="11908"/>
+          <w:tab w:val="left" w:pos="12824"/>
+          <w:tab w:val="left" w:pos="13740"/>
+          <w:tab w:val="left" w:pos="14656"/>
+        </w:tabs>
+        <w:spacing w:line="240" w:lineRule="auto"/>
+        <w:rPr>
+          <w:rFonts w:ascii="Courier New" w:eastAsia="Times New Roman" w:hAnsi="Courier New" w:cs="Courier New"/>
+          <w:sz w:val="20"/>
+          <w:szCs w:val="20"/>
+        </w:rPr>
+      </w:pPr>
+      <w:r>
+        <w:rPr>
+          <w:rFonts w:ascii="Courier New" w:eastAsia="Times New Roman" w:hAnsi="Courier New" w:cs="Courier New"/>
+          <w:sz w:val="20"/>
+          <w:szCs w:val="20"/>
+        </w:rPr>
+        <w:t>};</w:t>
+      </w:r>
+    </w:p>
+    <w:p>
+      <w:pPr>
+        <w:tabs>
+          <w:tab w:val="left" w:pos="916"/>
+          <w:tab w:val="left" w:pos="1832"/>
+          <w:tab w:val="left" w:pos="2748"/>
+          <w:tab w:val="left" w:pos="3664"/>
+          <w:tab w:val="left" w:pos="4580"/>
+          <w:tab w:val="left" w:pos="5496"/>
+          <w:tab w:val="left" w:pos="6412"/>
+          <w:tab w:val="left" w:pos="7328"/>
+          <w:tab w:val="left" w:pos="8244"/>
+          <w:tab w:val="left" w:pos="9160"/>
+          <w:tab w:val="left" w:pos="10076"/>
+          <w:tab w:val="left" w:pos="10992"/>
+          <w:tab w:val="left" w:pos="11908"/>
+          <w:tab w:val="left" w:pos="12824"/>
+          <w:tab w:val="left" w:pos="13740"/>
+          <w:tab w:val="left" w:pos="14656"/>
+        </w:tabs>
+        <w:spacing w:line="240" w:lineRule="auto"/>
+        <w:rPr>
+          <w:rFonts w:ascii="Courier New" w:eastAsia="Times New Roman" w:hAnsi="Courier New" w:cs="Courier New"/>
+          <w:sz w:val="20"/>
+          <w:szCs w:val="20"/>
+        </w:rPr>
+      </w:pPr>
+    </w:p>
+    <w:p>
+      <w:pPr>
+        <w:tabs>
+          <w:tab w:val="left" w:pos="916"/>
+          <w:tab w:val="left" w:pos="1832"/>
+          <w:tab w:val="left" w:pos="2748"/>
+          <w:tab w:val="left" w:pos="3664"/>
+          <w:tab w:val="left" w:pos="4580"/>
+          <w:tab w:val="left" w:pos="5496"/>
+          <w:tab w:val="left" w:pos="6412"/>
+          <w:tab w:val="left" w:pos="7328"/>
+          <w:tab w:val="left" w:pos="8244"/>
+          <w:tab w:val="left" w:pos="9160"/>
+          <w:tab w:val="left" w:pos="10076"/>
+          <w:tab w:val="left" w:pos="10992"/>
+          <w:tab w:val="left" w:pos="11908"/>
+          <w:tab w:val="left" w:pos="12824"/>
+          <w:tab w:val="left" w:pos="13740"/>
+          <w:tab w:val="left" w:pos="14656"/>
+        </w:tabs>
+        <w:spacing w:line="240" w:lineRule="auto"/>
+        <w:rPr>
+          <w:rFonts w:ascii="Courier New" w:eastAsia="Times New Roman" w:hAnsi="Courier New" w:cs="Courier New"/>
+          <w:sz w:val="20"/>
+          <w:szCs w:val="20"/>
+        </w:rPr>
+      </w:pPr>
+      <w:r>
+        <w:rPr>
+          <w:rFonts w:ascii="Courier New" w:eastAsia="Times New Roman" w:hAnsi="Courier New" w:cs="Courier New"/>
+          <w:sz w:val="20"/>
+          <w:szCs w:val="20"/>
+        </w:rPr>
+        <w:t xml:space="preserve">export default </w:t>
+      </w:r>
+      <w:proofErr w:type="gramStart"/>
+      <w:r>
+        <w:rPr>
+          <w:rFonts w:ascii="Courier New" w:eastAsia="Times New Roman" w:hAnsi="Courier New" w:cs="Courier New"/>
+          <w:sz w:val="20"/>
+          <w:szCs w:val="20"/>
+        </w:rPr>
+        <w:t>Exercise9;</w:t>
+      </w:r>
+      <w:proofErr w:type="gramEnd"/>
+    </w:p>
+    <w:p>
+      <w:pPr>
+        <w:tabs>
+          <w:tab w:val="left" w:pos="916"/>
+          <w:tab w:val="left" w:pos="1832"/>
+          <w:tab w:val="left" w:pos="2748"/>
+          <w:tab w:val="left" w:pos="3664"/>
+          <w:tab w:val="left" w:pos="4580"/>
+          <w:tab w:val="left" w:pos="5496"/>
+          <w:tab w:val="left" w:pos="6412"/>
+          <w:tab w:val="left" w:pos="7328"/>
+          <w:tab w:val="left" w:pos="8244"/>
+          <w:tab w:val="left" w:pos="9160"/>
+          <w:tab w:val="left" w:pos="10076"/>
+          <w:tab w:val="left" w:pos="10992"/>
+          <w:tab w:val="left" w:pos="11908"/>
+          <w:tab w:val="left" w:pos="12824"/>
+          <w:tab w:val="left" w:pos="13740"/>
+          <w:tab w:val="left" w:pos="14656"/>
+        </w:tabs>
+        <w:spacing w:line="240" w:lineRule="auto"/>
+        <w:rPr>
+          <w:rFonts w:ascii="Courier New" w:eastAsia="Times New Roman" w:hAnsi="Courier New" w:cs="Courier New"/>
+          <w:sz w:val="20"/>
+          <w:szCs w:val="20"/>
+        </w:rPr>
+      </w:pPr>
+    </w:p>
+    <w:p>
+      <w:pPr>
+        <w:tabs>
+          <w:tab w:val="left" w:pos="916"/>
+          <w:tab w:val="left" w:pos="1832"/>
+          <w:tab w:val="left" w:pos="2748"/>
+          <w:tab w:val="left" w:pos="3664"/>
+          <w:tab w:val="left" w:pos="4580"/>
+          <w:tab w:val="left" w:pos="5496"/>
+          <w:tab w:val="left" w:pos="6412"/>
+          <w:tab w:val="left" w:pos="7328"/>
+          <w:tab w:val="left" w:pos="8244"/>
+          <w:tab w:val="left" w:pos="9160"/>
+          <w:tab w:val="left" w:pos="10076"/>
+          <w:tab w:val="left" w:pos="10992"/>
+          <w:tab w:val="left" w:pos="11908"/>
+          <w:tab w:val="left" w:pos="12824"/>
+          <w:tab w:val="left" w:pos="13740"/>
+          <w:tab w:val="left" w:pos="14656"/>
+        </w:tabs>
+        <w:spacing w:line="240" w:lineRule="auto"/>
+        <w:rPr>
+          <w:rFonts w:ascii="Courier New" w:eastAsia="Times New Roman" w:hAnsi="Courier New" w:cs="Courier New"/>
+          <w:sz w:val="20"/>
+          <w:szCs w:val="20"/>
+        </w:rPr>
+      </w:pPr>
+    </w:p>
+    <w:p>
+      <w:pPr>
+        <w:spacing w:line="240" w:lineRule="auto"/>
+        <w:rPr>
+          <w:rFonts w:eastAsia="Times New Roman" w:cs="Times New Roman"/>
+          <w:sz w:val="24"/>
+          <w:szCs w:val="24"/>
+        </w:rPr>
+      </w:pPr>
+      <w:r>
+        <w:rPr>
+          <w:rFonts w:eastAsia="Times New Roman" w:cs="Times New Roman"/>
+          <w:sz w:val="24"/>
+          <w:szCs w:val="24"/>
+        </w:rPr>
+        <w:pict w14:anchorId="02A66A52">
           <v:rect id="_x0000_i1033" style="width:0;height:1.5pt" o:hralign="center" o:hrstd="t" o:hr="t" fillcolor="#a0a0a0" stroked="f"/>
         </w:pict>
       </w:r>
@@ -2714,10 +9595,1184 @@
         <w:t>, and display matching employees dynamically as the user types.</w:t>
       </w:r>
     </w:p>
+    <w:p>
+      <w:r>
+        <w:lastRenderedPageBreak/>
+        <w:t xml:space="preserve">import React, </w:t>
+      </w:r>
+      <w:proofErr w:type="gramStart"/>
+      <w:r>
+        <w:t xml:space="preserve">{ </w:t>
+      </w:r>
+      <w:proofErr w:type="spellStart"/>
+      <w:r>
+        <w:t>useState</w:t>
+      </w:r>
+      <w:proofErr w:type="spellEnd"/>
+      <w:proofErr w:type="gramEnd"/>
+      <w:r>
+        <w:t xml:space="preserve"> } from "react</w:t>
+      </w:r>
+      <w:proofErr w:type="gramStart"/>
+      <w:r>
+        <w:t>";</w:t>
+      </w:r>
+      <w:proofErr w:type="gramEnd"/>
+    </w:p>
     <w:p/>
+    <w:p>
+      <w:r>
+        <w:t>const Exercise10 = () =&gt; {</w:t>
+      </w:r>
+    </w:p>
+    <w:p>
+      <w:r>
+        <w:t>  const employees = [</w:t>
+      </w:r>
+    </w:p>
+    <w:p>
+      <w:r>
+        <w:t xml:space="preserve">    </w:t>
+      </w:r>
+      <w:proofErr w:type="gramStart"/>
+      <w:r>
+        <w:t>{ name</w:t>
+      </w:r>
+      <w:proofErr w:type="gramEnd"/>
+      <w:r>
+        <w:t>: "Anna</w:t>
+      </w:r>
+      <w:proofErr w:type="gramStart"/>
+      <w:r>
+        <w:t>" }</w:t>
+      </w:r>
+      <w:proofErr w:type="gramEnd"/>
+      <w:r>
+        <w:t>,</w:t>
+      </w:r>
+    </w:p>
+    <w:p>
+      <w:r>
+        <w:t xml:space="preserve">    </w:t>
+      </w:r>
+      <w:proofErr w:type="gramStart"/>
+      <w:r>
+        <w:t>{ name</w:t>
+      </w:r>
+      <w:proofErr w:type="gramEnd"/>
+      <w:r>
+        <w:t>: "Brian</w:t>
+      </w:r>
+      <w:proofErr w:type="gramStart"/>
+      <w:r>
+        <w:t>" }</w:t>
+      </w:r>
+      <w:proofErr w:type="gramEnd"/>
+      <w:r>
+        <w:t>,</w:t>
+      </w:r>
+    </w:p>
+    <w:p>
+      <w:r>
+        <w:t xml:space="preserve">    </w:t>
+      </w:r>
+      <w:proofErr w:type="gramStart"/>
+      <w:r>
+        <w:t>{ name</w:t>
+      </w:r>
+      <w:proofErr w:type="gramEnd"/>
+      <w:r>
+        <w:t>: "Clara</w:t>
+      </w:r>
+      <w:proofErr w:type="gramStart"/>
+      <w:r>
+        <w:t>" }</w:t>
+      </w:r>
+      <w:proofErr w:type="gramEnd"/>
+      <w:r>
+        <w:t>,</w:t>
+      </w:r>
+    </w:p>
+    <w:p>
+      <w:r>
+        <w:t xml:space="preserve">    </w:t>
+      </w:r>
+      <w:proofErr w:type="gramStart"/>
+      <w:r>
+        <w:t>{ name</w:t>
+      </w:r>
+      <w:proofErr w:type="gramEnd"/>
+      <w:r>
+        <w:t>: "Ann</w:t>
+      </w:r>
+      <w:proofErr w:type="gramStart"/>
+      <w:r>
+        <w:t>" }</w:t>
+      </w:r>
+      <w:proofErr w:type="gramEnd"/>
+      <w:r>
+        <w:t>,</w:t>
+      </w:r>
+    </w:p>
+    <w:p>
+      <w:r>
+        <w:t xml:space="preserve">    </w:t>
+      </w:r>
+      <w:proofErr w:type="gramStart"/>
+      <w:r>
+        <w:t>{ name</w:t>
+      </w:r>
+      <w:proofErr w:type="gramEnd"/>
+      <w:r>
+        <w:t>: "Elisabeth</w:t>
+      </w:r>
+      <w:proofErr w:type="gramStart"/>
+      <w:r>
+        <w:t>" }</w:t>
+      </w:r>
+      <w:proofErr w:type="gramEnd"/>
+    </w:p>
+    <w:p>
+      <w:r>
+        <w:t>  ];</w:t>
+      </w:r>
+    </w:p>
+    <w:p/>
+    <w:p>
+      <w:r>
+        <w:t xml:space="preserve">  const [search, </w:t>
+      </w:r>
+      <w:proofErr w:type="spellStart"/>
+      <w:r>
+        <w:t>setSearch</w:t>
+      </w:r>
+      <w:proofErr w:type="spellEnd"/>
+      <w:r>
+        <w:t xml:space="preserve">] = </w:t>
+      </w:r>
+      <w:proofErr w:type="spellStart"/>
+      <w:proofErr w:type="gramStart"/>
+      <w:r>
+        <w:t>useState</w:t>
+      </w:r>
+      <w:proofErr w:type="spellEnd"/>
+      <w:r>
+        <w:t>(</w:t>
+      </w:r>
+      <w:proofErr w:type="gramEnd"/>
+      <w:r>
+        <w:t>""</w:t>
+      </w:r>
+      <w:proofErr w:type="gramStart"/>
+      <w:r>
+        <w:t>);</w:t>
+      </w:r>
+      <w:proofErr w:type="gramEnd"/>
+    </w:p>
+    <w:p/>
+    <w:p>
+      <w:r>
+        <w:t xml:space="preserve">  const filtered = </w:t>
+      </w:r>
+      <w:proofErr w:type="spellStart"/>
+      <w:proofErr w:type="gramStart"/>
+      <w:r>
+        <w:t>employees.filter</w:t>
+      </w:r>
+      <w:proofErr w:type="spellEnd"/>
+      <w:proofErr w:type="gramEnd"/>
+      <w:r>
+        <w:t>(e =&gt;</w:t>
+      </w:r>
+    </w:p>
+    <w:p>
+      <w:r>
+        <w:t xml:space="preserve">    </w:t>
+      </w:r>
+      <w:proofErr w:type="spellStart"/>
+      <w:r>
+        <w:t>e.</w:t>
+      </w:r>
+      <w:proofErr w:type="gramStart"/>
+      <w:r>
+        <w:t>name.toLowerCase</w:t>
+      </w:r>
+      <w:proofErr w:type="spellEnd"/>
+      <w:proofErr w:type="gramEnd"/>
+      <w:r>
+        <w:t>(</w:t>
+      </w:r>
+      <w:proofErr w:type="gramStart"/>
+      <w:r>
+        <w:t>).includes</w:t>
+      </w:r>
+      <w:proofErr w:type="gramEnd"/>
+      <w:r>
+        <w:t>(</w:t>
+      </w:r>
+      <w:proofErr w:type="spellStart"/>
+      <w:proofErr w:type="gramStart"/>
+      <w:r>
+        <w:t>search.toLowerCase</w:t>
+      </w:r>
+      <w:proofErr w:type="spellEnd"/>
+      <w:proofErr w:type="gramEnd"/>
+      <w:r>
+        <w:t>())</w:t>
+      </w:r>
+    </w:p>
+    <w:p>
+      <w:r>
+        <w:t>  );</w:t>
+      </w:r>
+    </w:p>
+    <w:p/>
+    <w:p>
+      <w:r>
+        <w:t>  return (</w:t>
+      </w:r>
+    </w:p>
+    <w:p>
+      <w:r>
+        <w:t>    &lt;div&gt;</w:t>
+      </w:r>
+    </w:p>
+    <w:p>
+      <w:r>
+        <w:t>      &lt;input</w:t>
+      </w:r>
+    </w:p>
+    <w:p>
+      <w:r>
+        <w:t>        type="text"</w:t>
+      </w:r>
+    </w:p>
+    <w:p>
+      <w:r>
+        <w:t>        placeholder="Search by name..."</w:t>
+      </w:r>
+    </w:p>
+    <w:p>
+      <w:r>
+        <w:t>        value={search}</w:t>
+      </w:r>
+    </w:p>
+    <w:p>
+      <w:r>
+        <w:t xml:space="preserve">        </w:t>
+      </w:r>
+      <w:proofErr w:type="spellStart"/>
+      <w:r>
+        <w:t>onChange</w:t>
+      </w:r>
+      <w:proofErr w:type="spellEnd"/>
+      <w:proofErr w:type="gramStart"/>
+      <w:r>
+        <w:t>={</w:t>
+      </w:r>
+      <w:proofErr w:type="gramEnd"/>
+      <w:r>
+        <w:t xml:space="preserve">e =&gt; </w:t>
+      </w:r>
+      <w:proofErr w:type="spellStart"/>
+      <w:r>
+        <w:t>setSearch</w:t>
+      </w:r>
+      <w:proofErr w:type="spellEnd"/>
+      <w:r>
+        <w:t>(</w:t>
+      </w:r>
+      <w:proofErr w:type="spellStart"/>
+      <w:proofErr w:type="gramStart"/>
+      <w:r>
+        <w:t>e.target</w:t>
+      </w:r>
+      <w:proofErr w:type="gramEnd"/>
+      <w:r>
+        <w:t>.</w:t>
+      </w:r>
+      <w:proofErr w:type="gramStart"/>
+      <w:r>
+        <w:t>value</w:t>
+      </w:r>
+      <w:proofErr w:type="spellEnd"/>
+      <w:r>
+        <w:t>)}</w:t>
+      </w:r>
+      <w:proofErr w:type="gramEnd"/>
+    </w:p>
+    <w:p>
+      <w:r>
+        <w:t>      /&gt;</w:t>
+      </w:r>
+    </w:p>
+    <w:p>
+      <w:r>
+        <w:t>      &lt;ul&gt;</w:t>
+      </w:r>
+    </w:p>
+    <w:p>
+      <w:r>
+        <w:t>        {</w:t>
+      </w:r>
+      <w:proofErr w:type="spellStart"/>
+      <w:proofErr w:type="gramStart"/>
+      <w:r>
+        <w:t>filtered.map</w:t>
+      </w:r>
+      <w:proofErr w:type="spellEnd"/>
+      <w:r>
+        <w:t>(</w:t>
+      </w:r>
+      <w:proofErr w:type="gramEnd"/>
+      <w:r>
+        <w:t>(e, index) =&gt; (</w:t>
+      </w:r>
+    </w:p>
+    <w:p>
+      <w:r>
+        <w:t>          &lt;li key={index}&gt;{e.</w:t>
+      </w:r>
+      <w:proofErr w:type="gramStart"/>
+      <w:r>
+        <w:t>name}&lt;</w:t>
+      </w:r>
+      <w:proofErr w:type="gramEnd"/>
+      <w:r>
+        <w:t>/li&gt;</w:t>
+      </w:r>
+    </w:p>
+    <w:p>
+      <w:r>
+        <w:t xml:space="preserve">        </w:t>
+      </w:r>
+      <w:proofErr w:type="gramStart"/>
+      <w:r>
+        <w:t>))}</w:t>
+      </w:r>
+      <w:proofErr w:type="gramEnd"/>
+    </w:p>
+    <w:p>
+      <w:r>
+        <w:t>      &lt;/ul&gt;</w:t>
+      </w:r>
+    </w:p>
+    <w:p>
+      <w:r>
+        <w:t>    &lt;/div&gt;</w:t>
+      </w:r>
+    </w:p>
+    <w:p>
+      <w:r>
+        <w:t>  );</w:t>
+      </w:r>
+    </w:p>
+    <w:p>
+      <w:r>
+        <w:t>};</w:t>
+      </w:r>
+    </w:p>
+    <w:p/>
+    <w:p>
+      <w:r>
+        <w:t xml:space="preserve">export default </w:t>
+      </w:r>
+      <w:proofErr w:type="gramStart"/>
+      <w:r>
+        <w:t>Exercise10;</w:t>
+      </w:r>
+      <w:proofErr w:type="gramEnd"/>
+    </w:p>
+    <w:p/>
+    <w:p>
+      <w:pPr>
+        <w:rPr>
+          <w:rFonts w:eastAsia="Times New Roman" w:cs="Times New Roman"/>
+          <w:sz w:val="24"/>
+          <w:szCs w:val="24"/>
+        </w:rPr>
+      </w:pPr>
+      <w:r>
+        <w:rPr>
+          <w:rFonts w:eastAsia="Times New Roman" w:cs="Times New Roman"/>
+          <w:sz w:val="24"/>
+          <w:szCs w:val="24"/>
+        </w:rPr>
+        <w:pict w14:anchorId="77389140">
+          <v:rect id="_x0000_i1034" style="width:0;height:1.5pt" o:hralign="center" o:hrstd="t" o:hr="t" fillcolor="#a0a0a0" stroked="f"/>
+        </w:pict>
+      </w:r>
+    </w:p>
+    <w:p>
+      <w:pPr>
+        <w:rPr>
+          <w:rFonts w:eastAsia="Times New Roman" w:cs="Times New Roman"/>
+          <w:sz w:val="24"/>
+          <w:szCs w:val="24"/>
+        </w:rPr>
+      </w:pPr>
+      <w:r>
+        <w:rPr>
+          <w:rFonts w:eastAsia="Times New Roman" w:cs="Times New Roman"/>
+          <w:sz w:val="24"/>
+          <w:szCs w:val="24"/>
+        </w:rPr>
+        <w:t>App.js</w:t>
+      </w:r>
+    </w:p>
+    <w:p>
+      <w:r>
+        <w:t>import "./App.css</w:t>
+      </w:r>
+      <w:proofErr w:type="gramStart"/>
+      <w:r>
+        <w:t>";</w:t>
+      </w:r>
+      <w:proofErr w:type="gramEnd"/>
+    </w:p>
+    <w:p/>
+    <w:p>
+      <w:r>
+        <w:t xml:space="preserve">function </w:t>
+      </w:r>
+      <w:proofErr w:type="gramStart"/>
+      <w:r>
+        <w:t>App(</w:t>
+      </w:r>
+      <w:proofErr w:type="gramEnd"/>
+      <w:r>
+        <w:t>) {</w:t>
+      </w:r>
+    </w:p>
+    <w:p>
+      <w:r>
+        <w:t>  const h1Style = {</w:t>
+      </w:r>
+    </w:p>
+    <w:p>
+      <w:r>
+        <w:t>    color: "blue",</w:t>
+      </w:r>
+    </w:p>
+    <w:p>
+      <w:r>
+        <w:t xml:space="preserve">    </w:t>
+      </w:r>
+      <w:proofErr w:type="spellStart"/>
+      <w:r>
+        <w:t>textAlign</w:t>
+      </w:r>
+      <w:proofErr w:type="spellEnd"/>
+      <w:r>
+        <w:t>: "center",</w:t>
+      </w:r>
+    </w:p>
+    <w:p>
+      <w:r>
+        <w:t>  };</w:t>
+      </w:r>
+    </w:p>
+    <w:p>
+      <w:r>
+        <w:t>  return (</w:t>
+      </w:r>
+    </w:p>
+    <w:p>
+      <w:r>
+        <w:t>    &lt;div&gt;</w:t>
+      </w:r>
+    </w:p>
+    <w:p>
+      <w:r>
+        <w:lastRenderedPageBreak/>
+        <w:t xml:space="preserve">      &lt;h1 style={h1Style}&gt;Welcome to my </w:t>
+      </w:r>
+      <w:proofErr w:type="gramStart"/>
+      <w:r>
+        <w:t>Exercise!&lt;</w:t>
+      </w:r>
+      <w:proofErr w:type="gramEnd"/>
+      <w:r>
+        <w:t>/h1&gt;</w:t>
+      </w:r>
+    </w:p>
+    <w:p>
+      <w:r>
+        <w:t>    &lt;/div&gt;</w:t>
+      </w:r>
+    </w:p>
+    <w:p>
+      <w:r>
+        <w:t>  );</w:t>
+      </w:r>
+    </w:p>
+    <w:p>
+      <w:r>
+        <w:t>}</w:t>
+      </w:r>
+    </w:p>
+    <w:p/>
+    <w:p>
+      <w:r>
+        <w:t xml:space="preserve">export default </w:t>
+      </w:r>
+      <w:proofErr w:type="gramStart"/>
+      <w:r>
+        <w:t>App;</w:t>
+      </w:r>
+      <w:proofErr w:type="gramEnd"/>
+    </w:p>
+    <w:p>
+      <w:r>
+        <w:pict w14:anchorId="232B0461">
+          <v:rect id="_x0000_i1041" style="width:468pt;height:1.2pt" o:hralign="center" o:hrstd="t" o:hr="t" fillcolor="#a0a0a0" stroked="f"/>
+        </w:pict>
+      </w:r>
+    </w:p>
+    <w:p>
+      <w:r>
+        <w:t>Index.js</w:t>
+      </w:r>
+    </w:p>
+    <w:p>
+      <w:r>
+        <w:t>import React from "react</w:t>
+      </w:r>
+      <w:proofErr w:type="gramStart"/>
+      <w:r>
+        <w:t>";</w:t>
+      </w:r>
+      <w:proofErr w:type="gramEnd"/>
+    </w:p>
+    <w:p>
+      <w:r>
+        <w:t xml:space="preserve">import </w:t>
+      </w:r>
+      <w:proofErr w:type="spellStart"/>
+      <w:r>
+        <w:t>ReactDOM</w:t>
+      </w:r>
+      <w:proofErr w:type="spellEnd"/>
+      <w:r>
+        <w:t xml:space="preserve"> from "react-</w:t>
+      </w:r>
+      <w:proofErr w:type="spellStart"/>
+      <w:r>
+        <w:t>dom</w:t>
+      </w:r>
+      <w:proofErr w:type="spellEnd"/>
+      <w:r>
+        <w:t>/client</w:t>
+      </w:r>
+      <w:proofErr w:type="gramStart"/>
+      <w:r>
+        <w:t>";</w:t>
+      </w:r>
+      <w:proofErr w:type="gramEnd"/>
+    </w:p>
+    <w:p>
+      <w:r>
+        <w:t>import "./index.css</w:t>
+      </w:r>
+      <w:proofErr w:type="gramStart"/>
+      <w:r>
+        <w:t>";</w:t>
+      </w:r>
+      <w:proofErr w:type="gramEnd"/>
+    </w:p>
+    <w:p>
+      <w:r>
+        <w:t xml:space="preserve">import App from </w:t>
+      </w:r>
+      <w:proofErr w:type="gramStart"/>
+      <w:r>
+        <w:t>"./</w:t>
+      </w:r>
+      <w:proofErr w:type="gramEnd"/>
+      <w:r>
+        <w:t>App</w:t>
+      </w:r>
+      <w:proofErr w:type="gramStart"/>
+      <w:r>
+        <w:t>";</w:t>
+      </w:r>
+      <w:proofErr w:type="gramEnd"/>
+    </w:p>
+    <w:p>
+      <w:r>
+        <w:t xml:space="preserve">import </w:t>
+      </w:r>
+      <w:proofErr w:type="spellStart"/>
+      <w:r>
+        <w:t>reportWebVitals</w:t>
+      </w:r>
+      <w:proofErr w:type="spellEnd"/>
+      <w:r>
+        <w:t xml:space="preserve"> from </w:t>
+      </w:r>
+      <w:proofErr w:type="gramStart"/>
+      <w:r>
+        <w:t>"./</w:t>
+      </w:r>
+      <w:proofErr w:type="spellStart"/>
+      <w:proofErr w:type="gramEnd"/>
+      <w:r>
+        <w:t>reportWebVitals</w:t>
+      </w:r>
+      <w:proofErr w:type="spellEnd"/>
+      <w:proofErr w:type="gramStart"/>
+      <w:r>
+        <w:t>";</w:t>
+      </w:r>
+      <w:proofErr w:type="gramEnd"/>
+    </w:p>
+    <w:p>
+      <w:r>
+        <w:t xml:space="preserve">import Exercise1 from </w:t>
+      </w:r>
+      <w:proofErr w:type="gramStart"/>
+      <w:r>
+        <w:t>"./</w:t>
+      </w:r>
+      <w:proofErr w:type="gramEnd"/>
+      <w:r>
+        <w:t>exercise/Exercise1</w:t>
+      </w:r>
+      <w:proofErr w:type="gramStart"/>
+      <w:r>
+        <w:t>";</w:t>
+      </w:r>
+      <w:proofErr w:type="gramEnd"/>
+    </w:p>
+    <w:p>
+      <w:r>
+        <w:t xml:space="preserve">import Exercise2 from </w:t>
+      </w:r>
+      <w:proofErr w:type="gramStart"/>
+      <w:r>
+        <w:t>"./</w:t>
+      </w:r>
+      <w:proofErr w:type="gramEnd"/>
+      <w:r>
+        <w:t>exercise/Exercise2</w:t>
+      </w:r>
+      <w:proofErr w:type="gramStart"/>
+      <w:r>
+        <w:t>";</w:t>
+      </w:r>
+      <w:proofErr w:type="gramEnd"/>
+    </w:p>
+    <w:p>
+      <w:r>
+        <w:t xml:space="preserve">import Exercise3 from </w:t>
+      </w:r>
+      <w:proofErr w:type="gramStart"/>
+      <w:r>
+        <w:t>"./</w:t>
+      </w:r>
+      <w:proofErr w:type="gramEnd"/>
+      <w:r>
+        <w:t>exercise/Exercise3</w:t>
+      </w:r>
+      <w:proofErr w:type="gramStart"/>
+      <w:r>
+        <w:t>";</w:t>
+      </w:r>
+      <w:proofErr w:type="gramEnd"/>
+    </w:p>
+    <w:p>
+      <w:r>
+        <w:t xml:space="preserve">import Exercise4 from </w:t>
+      </w:r>
+      <w:proofErr w:type="gramStart"/>
+      <w:r>
+        <w:t>"./</w:t>
+      </w:r>
+      <w:proofErr w:type="gramEnd"/>
+      <w:r>
+        <w:t>exercise/Exercise4</w:t>
+      </w:r>
+      <w:proofErr w:type="gramStart"/>
+      <w:r>
+        <w:t>";</w:t>
+      </w:r>
+      <w:proofErr w:type="gramEnd"/>
+    </w:p>
+    <w:p>
+      <w:r>
+        <w:t xml:space="preserve">import Exercise5 from </w:t>
+      </w:r>
+      <w:proofErr w:type="gramStart"/>
+      <w:r>
+        <w:t>"./</w:t>
+      </w:r>
+      <w:proofErr w:type="gramEnd"/>
+      <w:r>
+        <w:t>exercise/Exercise5</w:t>
+      </w:r>
+      <w:proofErr w:type="gramStart"/>
+      <w:r>
+        <w:t>";</w:t>
+      </w:r>
+      <w:proofErr w:type="gramEnd"/>
+    </w:p>
+    <w:p>
+      <w:r>
+        <w:t xml:space="preserve">import Exercise6 from </w:t>
+      </w:r>
+      <w:proofErr w:type="gramStart"/>
+      <w:r>
+        <w:t>"./</w:t>
+      </w:r>
+      <w:proofErr w:type="gramEnd"/>
+      <w:r>
+        <w:t>exercise/Exercise6</w:t>
+      </w:r>
+      <w:proofErr w:type="gramStart"/>
+      <w:r>
+        <w:t>";</w:t>
+      </w:r>
+      <w:proofErr w:type="gramEnd"/>
+    </w:p>
+    <w:p>
+      <w:r>
+        <w:t xml:space="preserve">import Exercise7 from </w:t>
+      </w:r>
+      <w:proofErr w:type="gramStart"/>
+      <w:r>
+        <w:t>"./</w:t>
+      </w:r>
+      <w:proofErr w:type="gramEnd"/>
+      <w:r>
+        <w:t>exercise/Exercise7</w:t>
+      </w:r>
+      <w:proofErr w:type="gramStart"/>
+      <w:r>
+        <w:t>";</w:t>
+      </w:r>
+      <w:proofErr w:type="gramEnd"/>
+    </w:p>
+    <w:p>
+      <w:r>
+        <w:t xml:space="preserve">import Exercise8 from </w:t>
+      </w:r>
+      <w:proofErr w:type="gramStart"/>
+      <w:r>
+        <w:t>"./</w:t>
+      </w:r>
+      <w:proofErr w:type="gramEnd"/>
+      <w:r>
+        <w:t>exercise/Exercise8</w:t>
+      </w:r>
+      <w:proofErr w:type="gramStart"/>
+      <w:r>
+        <w:t>";</w:t>
+      </w:r>
+      <w:proofErr w:type="gramEnd"/>
+    </w:p>
+    <w:p>
+      <w:r>
+        <w:t xml:space="preserve">import Exercise9 from </w:t>
+      </w:r>
+      <w:proofErr w:type="gramStart"/>
+      <w:r>
+        <w:t>"./</w:t>
+      </w:r>
+      <w:proofErr w:type="gramEnd"/>
+      <w:r>
+        <w:t>exercise/Exercise9</w:t>
+      </w:r>
+      <w:proofErr w:type="gramStart"/>
+      <w:r>
+        <w:t>";</w:t>
+      </w:r>
+      <w:proofErr w:type="gramEnd"/>
+    </w:p>
+    <w:p>
+      <w:r>
+        <w:t xml:space="preserve">import Exercise10 from </w:t>
+      </w:r>
+      <w:proofErr w:type="gramStart"/>
+      <w:r>
+        <w:t>"./</w:t>
+      </w:r>
+      <w:proofErr w:type="gramEnd"/>
+      <w:r>
+        <w:t>exercise/Exercise10</w:t>
+      </w:r>
+      <w:proofErr w:type="gramStart"/>
+      <w:r>
+        <w:t>";</w:t>
+      </w:r>
+      <w:proofErr w:type="gramEnd"/>
+    </w:p>
+    <w:p/>
+    <w:p>
+      <w:r>
+        <w:t xml:space="preserve">const root = </w:t>
+      </w:r>
+      <w:proofErr w:type="spellStart"/>
+      <w:r>
+        <w:t>ReactDOM.createRoot</w:t>
+      </w:r>
+      <w:proofErr w:type="spellEnd"/>
+      <w:r>
+        <w:t>(</w:t>
+      </w:r>
+      <w:proofErr w:type="spellStart"/>
+      <w:proofErr w:type="gramStart"/>
+      <w:r>
+        <w:t>document.getElementById</w:t>
+      </w:r>
+      <w:proofErr w:type="spellEnd"/>
+      <w:proofErr w:type="gramEnd"/>
+      <w:r>
+        <w:t>("</w:t>
+      </w:r>
+      <w:proofErr w:type="gramStart"/>
+      <w:r>
+        <w:t>root"));</w:t>
+      </w:r>
+      <w:proofErr w:type="gramEnd"/>
+    </w:p>
+    <w:p>
+      <w:proofErr w:type="spellStart"/>
+      <w:proofErr w:type="gramStart"/>
+      <w:r>
+        <w:t>root.render</w:t>
+      </w:r>
+      <w:proofErr w:type="spellEnd"/>
+      <w:proofErr w:type="gramEnd"/>
+      <w:r>
+        <w:t>(</w:t>
+      </w:r>
+    </w:p>
+    <w:p>
+      <w:r>
+        <w:t>  &lt;</w:t>
+      </w:r>
+      <w:proofErr w:type="spellStart"/>
+      <w:r>
+        <w:t>React.StrictMode</w:t>
+      </w:r>
+      <w:proofErr w:type="spellEnd"/>
+      <w:r>
+        <w:t>&gt;</w:t>
+      </w:r>
+    </w:p>
+    <w:p>
+      <w:r>
+        <w:t>    &lt;App /&gt;</w:t>
+      </w:r>
+    </w:p>
+    <w:p>
+      <w:r>
+        <w:t>    &lt;h2&gt;Exercise 1&lt;/h2&gt;</w:t>
+      </w:r>
+    </w:p>
+    <w:p>
+      <w:r>
+        <w:t>    &lt;Exercise1 /&gt;</w:t>
+      </w:r>
+    </w:p>
+    <w:p>
+      <w:r>
+        <w:t>    &lt;h2&gt;Exercise 2&lt;/h2&gt;</w:t>
+      </w:r>
+    </w:p>
+    <w:p>
+      <w:r>
+        <w:t>    &lt;Exercise2 /&gt;</w:t>
+      </w:r>
+    </w:p>
+    <w:p>
+      <w:r>
+        <w:t>    &lt;h2&gt;Exercise 3&lt;/h2&gt;</w:t>
+      </w:r>
+    </w:p>
+    <w:p>
+      <w:r>
+        <w:t>    &lt;Exercise3 /&gt;</w:t>
+      </w:r>
+    </w:p>
+    <w:p>
+      <w:r>
+        <w:t>    &lt;h2&gt;Exercise 4&lt;/h2&gt;</w:t>
+      </w:r>
+    </w:p>
+    <w:p>
+      <w:r>
+        <w:t>    &lt;Exercise4 /&gt;</w:t>
+      </w:r>
+    </w:p>
+    <w:p>
+      <w:r>
+        <w:t>    &lt;h2&gt;Exercise 5&lt;/h2&gt;</w:t>
+      </w:r>
+    </w:p>
+    <w:p>
+      <w:r>
+        <w:t>    &lt;Exercise5 /&gt;</w:t>
+      </w:r>
+    </w:p>
+    <w:p>
+      <w:r>
+        <w:t>    &lt;h2&gt;Exercise 6&lt;/h2&gt;</w:t>
+      </w:r>
+    </w:p>
+    <w:p>
+      <w:r>
+        <w:t>    &lt;Exercise6 /&gt;</w:t>
+      </w:r>
+    </w:p>
+    <w:p>
+      <w:r>
+        <w:t>    &lt;h2&gt;Exercise 7&lt;/h2&gt;</w:t>
+      </w:r>
+    </w:p>
+    <w:p>
+      <w:r>
+        <w:t>    &lt;Exercise7 /&gt;</w:t>
+      </w:r>
+    </w:p>
+    <w:p>
+      <w:r>
+        <w:t>    &lt;h2&gt;Exercise 8&lt;/h2&gt;</w:t>
+      </w:r>
+    </w:p>
+    <w:p>
+      <w:r>
+        <w:t>    &lt;Exercise8 /&gt;</w:t>
+      </w:r>
+    </w:p>
+    <w:p>
+      <w:r>
+        <w:t>    &lt;h2&gt;Exercise 9&lt;/h2&gt;</w:t>
+      </w:r>
+    </w:p>
+    <w:p>
+      <w:r>
+        <w:t>    &lt;Exercise9 /&gt;</w:t>
+      </w:r>
+    </w:p>
+    <w:p>
+      <w:r>
+        <w:lastRenderedPageBreak/>
+        <w:t>    &lt;h2&gt;Exercise 10&lt;/h2&gt;</w:t>
+      </w:r>
+    </w:p>
+    <w:p>
+      <w:r>
+        <w:t>    &lt;Exercise10 /&gt;</w:t>
+      </w:r>
+    </w:p>
+    <w:p>
+      <w:r>
+        <w:t>  &lt;/</w:t>
+      </w:r>
+      <w:proofErr w:type="spellStart"/>
+      <w:r>
+        <w:t>React.StrictMode</w:t>
+      </w:r>
+      <w:proofErr w:type="spellEnd"/>
+      <w:r>
+        <w:t>&gt;</w:t>
+      </w:r>
+    </w:p>
+    <w:p>
+      <w:r>
+        <w:t>);</w:t>
+      </w:r>
+    </w:p>
+    <w:p/>
+    <w:p>
+      <w:r>
+        <w:t>// If you want to start measuring performance in your app, pass a function</w:t>
+      </w:r>
+    </w:p>
+    <w:p>
+      <w:r>
+        <w:t xml:space="preserve">// to log results (for example: </w:t>
+      </w:r>
+      <w:proofErr w:type="spellStart"/>
+      <w:r>
+        <w:t>reportWebVitals</w:t>
+      </w:r>
+      <w:proofErr w:type="spellEnd"/>
+      <w:r>
+        <w:t>(console.log))</w:t>
+      </w:r>
+    </w:p>
+    <w:p>
+      <w:r>
+        <w:t>// or send to an analytics endpoint. Learn more: https://bit.ly/CRA-vitals</w:t>
+      </w:r>
+    </w:p>
+    <w:p>
+      <w:proofErr w:type="spellStart"/>
+      <w:proofErr w:type="gramStart"/>
+      <w:r>
+        <w:t>reportWebVitals</w:t>
+      </w:r>
+      <w:proofErr w:type="spellEnd"/>
+      <w:r>
+        <w:t>();</w:t>
+      </w:r>
+      <w:proofErr w:type="gramEnd"/>
+    </w:p>
+    <w:p/>
+    <w:p>
+      <w:r>
+        <w:pict w14:anchorId="664B5266">
+          <v:rect id="_x0000_i1049" style="width:468pt;height:1.2pt" o:hralign="center" o:hrstd="t" o:hr="t" fillcolor="#a0a0a0" stroked="f"/>
+        </w:pict>
+      </w:r>
+    </w:p>
+    <w:p>
+      <w:proofErr w:type="spellStart"/>
+      <w:r>
+        <w:t>Ảnh</w:t>
+      </w:r>
+      <w:proofErr w:type="spellEnd"/>
+      <w:r>
+        <w:t xml:space="preserve"> </w:t>
+      </w:r>
+      <w:proofErr w:type="spellStart"/>
+      <w:r>
+        <w:t>kết</w:t>
+      </w:r>
+      <w:proofErr w:type="spellEnd"/>
+      <w:r>
+        <w:t xml:space="preserve"> </w:t>
+      </w:r>
+      <w:proofErr w:type="spellStart"/>
+      <w:r>
+        <w:t>quả</w:t>
+      </w:r>
+      <w:proofErr w:type="spellEnd"/>
+      <w:r>
+        <w:t>:</w:t>
+      </w:r>
+    </w:p>
+    <w:p>
+      <w:r>
+        <w:drawing>
+          <wp:inline distT="0" distB="0" distL="0" distR="0" wp14:anchorId="514A21BA" wp14:editId="520385E1">
+            <wp:extent cx="5943600" cy="3343275"/>
+            <wp:effectExtent l="0" t="0" r="0" b="9525"/>
+            <wp:docPr id="90384560" name="Picture 1" descr="A screenshot of a computer&#10;&#10;AI-generated content may be incorrect."/>
+            <wp:cNvGraphicFramePr>
+              <a:graphicFrameLocks xmlns:a="http://schemas.openxmlformats.org/drawingml/2006/main" noChangeAspect="1"/>
+            </wp:cNvGraphicFramePr>
+            <a:graphic xmlns:a="http://schemas.openxmlformats.org/drawingml/2006/main">
+              <a:graphicData uri="http://schemas.openxmlformats.org/drawingml/2006/picture">
+                <pic:pic xmlns:pic="http://schemas.openxmlformats.org/drawingml/2006/picture">
+                  <pic:nvPicPr>
+                    <pic:cNvPr id="90384560" name="Picture 1" descr="A screenshot of a computer&#10;&#10;AI-generated content may be incorrect."/>
+                    <pic:cNvPicPr/>
+                  </pic:nvPicPr>
+                  <pic:blipFill>
+                    <a:blip r:embed="rId5"/>
+                    <a:stretch>
+                      <a:fillRect/>
+                    </a:stretch>
+                  </pic:blipFill>
+                  <pic:spPr>
+                    <a:xfrm>
+                      <a:off x="0" y="0"/>
+                      <a:ext cx="5943600" cy="3343275"/>
+                    </a:xfrm>
+                    <a:prstGeom prst="rect">
+                      <a:avLst/>
+                    </a:prstGeom>
+                  </pic:spPr>
+                </pic:pic>
+              </a:graphicData>
+            </a:graphic>
+          </wp:inline>
+        </w:drawing>
+      </w:r>
+    </w:p>
+    <w:p>
+      <w:r>
+        <w:lastRenderedPageBreak/>
+        <w:drawing>
+          <wp:inline distT="0" distB="0" distL="0" distR="0" wp14:anchorId="6A289704" wp14:editId="41943327">
+            <wp:extent cx="5943600" cy="3343275"/>
+            <wp:effectExtent l="0" t="0" r="0" b="9525"/>
+            <wp:docPr id="737506145" name="Picture 1" descr="A computer screen with a white background&#10;&#10;AI-generated content may be incorrect."/>
+            <wp:cNvGraphicFramePr>
+              <a:graphicFrameLocks xmlns:a="http://schemas.openxmlformats.org/drawingml/2006/main" noChangeAspect="1"/>
+            </wp:cNvGraphicFramePr>
+            <a:graphic xmlns:a="http://schemas.openxmlformats.org/drawingml/2006/main">
+              <a:graphicData uri="http://schemas.openxmlformats.org/drawingml/2006/picture">
+                <pic:pic xmlns:pic="http://schemas.openxmlformats.org/drawingml/2006/picture">
+                  <pic:nvPicPr>
+                    <pic:cNvPr id="737506145" name="Picture 1" descr="A computer screen with a white background&#10;&#10;AI-generated content may be incorrect."/>
+                    <pic:cNvPicPr/>
+                  </pic:nvPicPr>
+                  <pic:blipFill>
+                    <a:blip r:embed="rId6"/>
+                    <a:stretch>
+                      <a:fillRect/>
+                    </a:stretch>
+                  </pic:blipFill>
+                  <pic:spPr>
+                    <a:xfrm>
+                      <a:off x="0" y="0"/>
+                      <a:ext cx="5943600" cy="3343275"/>
+                    </a:xfrm>
+                    <a:prstGeom prst="rect">
+                      <a:avLst/>
+                    </a:prstGeom>
+                  </pic:spPr>
+                </pic:pic>
+              </a:graphicData>
+            </a:graphic>
+          </wp:inline>
+        </w:drawing>
+      </w:r>
+      <w:r>
+        <w:drawing>
+          <wp:inline distT="0" distB="0" distL="0" distR="0" wp14:anchorId="2B2A1EB5" wp14:editId="2A8E843D">
+            <wp:extent cx="5943600" cy="3343275"/>
+            <wp:effectExtent l="0" t="0" r="0" b="9525"/>
+            <wp:docPr id="1045451380" name="Picture 1" descr="A computer screen with a white background&#10;&#10;AI-generated content may be incorrect."/>
+            <wp:cNvGraphicFramePr>
+              <a:graphicFrameLocks xmlns:a="http://schemas.openxmlformats.org/drawingml/2006/main" noChangeAspect="1"/>
+            </wp:cNvGraphicFramePr>
+            <a:graphic xmlns:a="http://schemas.openxmlformats.org/drawingml/2006/main">
+              <a:graphicData uri="http://schemas.openxmlformats.org/drawingml/2006/picture">
+                <pic:pic xmlns:pic="http://schemas.openxmlformats.org/drawingml/2006/picture">
+                  <pic:nvPicPr>
+                    <pic:cNvPr id="1045451380" name="Picture 1" descr="A computer screen with a white background&#10;&#10;AI-generated content may be incorrect."/>
+                    <pic:cNvPicPr/>
+                  </pic:nvPicPr>
+                  <pic:blipFill>
+                    <a:blip r:embed="rId7"/>
+                    <a:stretch>
+                      <a:fillRect/>
+                    </a:stretch>
+                  </pic:blipFill>
+                  <pic:spPr>
+                    <a:xfrm>
+                      <a:off x="0" y="0"/>
+                      <a:ext cx="5943600" cy="3343275"/>
+                    </a:xfrm>
+                    <a:prstGeom prst="rect">
+                      <a:avLst/>
+                    </a:prstGeom>
+                  </pic:spPr>
+                </pic:pic>
+              </a:graphicData>
+            </a:graphic>
+          </wp:inline>
+        </w:drawing>
+      </w:r>
+    </w:p>
     <w:sectPr>
       <w:pgSz w:w="12240" w:h="15840"/>
-      <w:pgMar w:top="1440" w:right="1440" w:bottom="1440" w:left="1440" w:header="720" w:footer="720" w:gutter="0"/>
+      <w:pgMar w:top="360" w:right="1440" w:bottom="360" w:left="1440" w:header="720" w:footer="720" w:gutter="0"/>
       <w:cols w:space="720"/>
       <w:docGrid w:linePitch="360"/>
     </w:sectPr>
@@ -2726,7 +10781,7 @@
 </file>
 
 <file path=word/numbering.xml><?xml version="1.0" encoding="utf-8"?>
-<w:numbering xmlns:wpc="http://schemas.microsoft.com/office/word/2010/wordprocessingCanvas" xmlns:cx="http://schemas.microsoft.com/office/drawing/2014/chartex" xmlns:mc="http://schemas.openxmlformats.org/markup-compatibility/2006" xmlns:o="urn:schemas-microsoft-com:office:office" xmlns:r="http://schemas.openxmlformats.org/officeDocument/2006/relationships" xmlns:m="http://schemas.openxmlformats.org/officeDocument/2006/math" xmlns:v="urn:schemas-microsoft-com:vml" xmlns:wp14="http://schemas.microsoft.com/office/word/2010/wordprocessingDrawing" xmlns:wp="http://schemas.openxmlformats.org/drawingml/2006/wordprocessingDrawing" xmlns:w10="urn:schemas-microsoft-com:office:word" xmlns:w="http://schemas.openxmlformats.org/wordprocessingml/2006/main" xmlns:w14="http://schemas.microsoft.com/office/word/2010/wordml" xmlns:w15="http://schemas.microsoft.com/office/word/2012/wordml" xmlns:w16se="http://schemas.microsoft.com/office/word/2015/wordml/symex" xmlns:wpg="http://schemas.microsoft.com/office/word/2010/wordprocessingGroup" xmlns:wpi="http://schemas.microsoft.com/office/word/2010/wordprocessingInk" xmlns:wne="http://schemas.microsoft.com/office/word/2006/wordml" xmlns:wps="http://schemas.microsoft.com/office/word/2010/wordprocessingShape" mc:Ignorable="w14 w15 w16se wp14">
+<w:numbering xmlns:wpc="http://schemas.microsoft.com/office/word/2010/wordprocessingCanvas" xmlns:cx="http://schemas.microsoft.com/office/drawing/2014/chartex" xmlns:cx1="http://schemas.microsoft.com/office/drawing/2015/9/8/chartex" xmlns:cx2="http://schemas.microsoft.com/office/drawing/2015/10/21/chartex" xmlns:cx3="http://schemas.microsoft.com/office/drawing/2016/5/9/chartex" xmlns:cx4="http://schemas.microsoft.com/office/drawing/2016/5/10/chartex" xmlns:cx5="http://schemas.microsoft.com/office/drawing/2016/5/11/chartex" xmlns:cx6="http://schemas.microsoft.com/office/drawing/2016/5/12/chartex" xmlns:cx7="http://schemas.microsoft.com/office/drawing/2016/5/13/chartex" xmlns:cx8="http://schemas.microsoft.com/office/drawing/2016/5/14/chartex" xmlns:mc="http://schemas.openxmlformats.org/markup-compatibility/2006" xmlns:aink="http://schemas.microsoft.com/office/drawing/2016/ink" xmlns:am3d="http://schemas.microsoft.com/office/drawing/2017/model3d" xmlns:o="urn:schemas-microsoft-com:office:office" xmlns:oel="http://schemas.microsoft.com/office/2019/extlst" xmlns:r="http://schemas.openxmlformats.org/officeDocument/2006/relationships" xmlns:m="http://schemas.openxmlformats.org/officeDocument/2006/math" xmlns:v="urn:schemas-microsoft-com:vml" xmlns:wp14="http://schemas.microsoft.com/office/word/2010/wordprocessingDrawing" xmlns:wp="http://schemas.openxmlformats.org/drawingml/2006/wordprocessingDrawing" xmlns:w10="urn:schemas-microsoft-com:office:word" xmlns:w="http://schemas.openxmlformats.org/wordprocessingml/2006/main" xmlns:w14="http://schemas.microsoft.com/office/word/2010/wordml" xmlns:w15="http://schemas.microsoft.com/office/word/2012/wordml" xmlns:w16cex="http://schemas.microsoft.com/office/word/2018/wordml/cex" xmlns:w16cid="http://schemas.microsoft.com/office/word/2016/wordml/cid" xmlns:w16="http://schemas.microsoft.com/office/word/2018/wordml" xmlns:w16du="http://schemas.microsoft.com/office/word/2023/wordml/word16du" xmlns:w16sdtdh="http://schemas.microsoft.com/office/word/2020/wordml/sdtdatahash" xmlns:w16sdtfl="http://schemas.microsoft.com/office/word/2024/wordml/sdtformatlock" xmlns:w16se="http://schemas.microsoft.com/office/word/2015/wordml/symex" xmlns:wpg="http://schemas.microsoft.com/office/word/2010/wordprocessingGroup" xmlns:wpi="http://schemas.microsoft.com/office/word/2010/wordprocessingInk" xmlns:wne="http://schemas.microsoft.com/office/word/2006/wordml" xmlns:wps="http://schemas.microsoft.com/office/word/2010/wordprocessingShape" mc:Ignorable="w14 w15 w16se w16cid w16 w16cex w16sdtdh w16sdtfl w16du wp14">
   <w:abstractNum w:abstractNumId="0" w15:restartNumberingAfterBreak="0">
     <w:nsid w:val="2BC6776C"/>
     <w:multiLevelType w:val="hybridMultilevel"/>
@@ -2841,14 +10896,14 @@
       </w:rPr>
     </w:lvl>
   </w:abstractNum>
-  <w:num w:numId="1">
+  <w:num w:numId="1" w16cid:durableId="2140296683">
     <w:abstractNumId w:val="0"/>
   </w:num>
 </w:numbering>
 </file>
 
 <file path=word/styles.xml><?xml version="1.0" encoding="utf-8"?>
-<w:styles xmlns:mc="http://schemas.openxmlformats.org/markup-compatibility/2006" xmlns:r="http://schemas.openxmlformats.org/officeDocument/2006/relationships" xmlns:w="http://schemas.openxmlformats.org/wordprocessingml/2006/main" xmlns:w14="http://schemas.microsoft.com/office/word/2010/wordml" xmlns:w15="http://schemas.microsoft.com/office/word/2012/wordml" xmlns:w16se="http://schemas.microsoft.com/office/word/2015/wordml/symex" mc:Ignorable="w14 w15 w16se">
+<w:styles xmlns:mc="http://schemas.openxmlformats.org/markup-compatibility/2006" xmlns:r="http://schemas.openxmlformats.org/officeDocument/2006/relationships" xmlns:w="http://schemas.openxmlformats.org/wordprocessingml/2006/main" xmlns:w14="http://schemas.microsoft.com/office/word/2010/wordml" xmlns:w15="http://schemas.microsoft.com/office/word/2012/wordml" xmlns:w16cex="http://schemas.microsoft.com/office/word/2018/wordml/cex" xmlns:w16cid="http://schemas.microsoft.com/office/word/2016/wordml/cid" xmlns:w16="http://schemas.microsoft.com/office/word/2018/wordml" xmlns:w16du="http://schemas.microsoft.com/office/word/2023/wordml/word16du" xmlns:w16sdtdh="http://schemas.microsoft.com/office/word/2020/wordml/sdtdatahash" xmlns:w16sdtfl="http://schemas.microsoft.com/office/word/2024/wordml/sdtformatlock" xmlns:w16se="http://schemas.microsoft.com/office/word/2015/wordml/symex" mc:Ignorable="w14 w15 w16se w16cid w16 w16cex w16sdtdh w16sdtfl w16du">
   <w:docDefaults>
     <w:rPrDefault>
       <w:rPr>
@@ -2864,7 +10919,7 @@
       </w:pPr>
     </w:pPrDefault>
   </w:docDefaults>
-  <w:latentStyles w:defLockedState="0" w:defUIPriority="99" w:defSemiHidden="0" w:defUnhideWhenUsed="0" w:defQFormat="0" w:count="371">
+  <w:latentStyles w:defLockedState="0" w:defUIPriority="99" w:defSemiHidden="0" w:defUnhideWhenUsed="0" w:defQFormat="0" w:count="376">
     <w:lsdException w:name="Normal" w:uiPriority="0" w:qFormat="1"/>
     <w:lsdException w:name="heading 1" w:uiPriority="9" w:qFormat="1"/>
     <w:lsdException w:name="heading 2" w:semiHidden="1" w:uiPriority="9" w:unhideWhenUsed="1" w:qFormat="1"/>
@@ -3236,6 +11291,11 @@
     <w:lsdException w:name="List Table 5 Dark Accent 6" w:uiPriority="50"/>
     <w:lsdException w:name="List Table 6 Colorful Accent 6" w:uiPriority="51"/>
     <w:lsdException w:name="List Table 7 Colorful Accent 6" w:uiPriority="52"/>
+    <w:lsdException w:name="Mention" w:semiHidden="1" w:unhideWhenUsed="1"/>
+    <w:lsdException w:name="Smart Hyperlink" w:semiHidden="1" w:unhideWhenUsed="1"/>
+    <w:lsdException w:name="Hashtag" w:semiHidden="1" w:unhideWhenUsed="1"/>
+    <w:lsdException w:name="Unresolved Mention" w:semiHidden="1" w:unhideWhenUsed="1"/>
+    <w:lsdException w:name="Smart Link" w:semiHidden="1" w:unhideWhenUsed="1"/>
   </w:latentStyles>
   <w:style w:type="paragraph" w:default="1" w:styleId="Normal">
     <w:name w:val="Normal"/>
@@ -3271,7 +11331,6 @@
   <w:style w:type="character" w:default="1" w:styleId="DefaultParagraphFont">
     <w:name w:val="Default Paragraph Font"/>
     <w:uiPriority w:val="1"/>
-    <w:semiHidden/>
     <w:unhideWhenUsed/>
   </w:style>
   <w:style w:type="table" w:default="1" w:styleId="TableNormal">
